--- a/docs/What-Really-Matters.docx
+++ b/docs/What-Really-Matters.docx
@@ -266,15 +266,11 @@
       </w:r>
     </w:p>
     <w:p>
-      <w:pPr>
-        <w:pStyle w:val="ListParagraph"/>
-        <w:ind w:left="360" w:hanging="360"/>
-      </w:pPr>
-      <w:r>
-        <w:t xml:space="preserve">•  </w:t>
-      </w:r>
-      <w:r>
-        <w:t xml:space="preserve">Synthesis &amp; Lessons</w:t>
+      <w:r>
+        <w:rPr>
+          <w:b/>
+        </w:rPr>
+        <w:t xml:space="preserve">Part III — Synthesis: What the Market Knows About War</w:t>
       </w:r>
     </w:p>
     <w:p>
@@ -4104,6 +4100,111 @@
     <w:p>
       <w:r>
         <w:rPr>
+          <w:b/>
+        </w:rPr>
+        <w:t xml:space="preserve">On who pressed the Foreign Office.</w:t>
+      </w:r>
+      <w:r>
+        <w:t xml:space="preserve"> The sourced record names the institution, not a man: Lansburgh writes only "the Deutsche Bank," and </w:t>
+      </w:r>
+      <w:r>
+        <w:rPr>
+          <w:i/>
+        </w:rPr>
+        <w:t xml:space="preserve">Le Temps</w:t>
+      </w:r>
+      <w:r>
+        <w:t xml:space="preserve"> (30 September 1911) </w:t>
+      </w:r>
+      <w:r>
+        <w:rPr>
+          <w:i/>
+        </w:rPr>
+        <w:t xml:space="preserve">"les directeurs des grandes banques de Berlin."</w:t>
+      </w:r>
+      <w:r>
+        <w:t xml:space="preserve"> The board's spokesman in 1911 was Arthur von Gwinner, responsible for the bank's international business and known inside it as "the bank's diplomat"; if one director carried the alarm to Kiderlen's Foreign Office it was most likely he. But no source places him there personally, and this stays a role-based inference, not a documented act.</w:t>
+      </w:r>
+    </w:p>
+    <w:p>
+      <w:r>
+        <w:rPr>
+          <w:b/>
+        </w:rPr>
+        <w:t xml:space="preserve">Lansburgh in the original.</w:t>
+      </w:r>
+      <w:r>
+        <w:t xml:space="preserve"> The load-bearing clauses, for the record. The squeeze came </w:t>
+      </w:r>
+      <w:r>
+        <w:rPr>
+          <w:i/>
+        </w:rPr>
+        <w:t xml:space="preserve">"angesichts der ablehnenden Haltung des französischen Geldmarktes, des besten Abnehmers für deutsche Bankakzepte"</w:t>
+      </w:r>
+      <w:r>
+        <w:t xml:space="preserve"> (given the refusing attitude of the French money market, the best buyer of German bank acceptances); in the worst days </w:t>
+      </w:r>
+      <w:r>
+        <w:rPr>
+          <w:i/>
+        </w:rPr>
+        <w:t xml:space="preserve">"wären nicht einmal deutsche Staatsanleihen ohne grossen Verlust zu realisieren gewesen"</w:t>
+      </w:r>
+      <w:r>
+        <w:t xml:space="preserve"> (not even German state loans could have been sold without heavy loss); and Germany had come close </w:t>
+      </w:r>
+      <w:r>
+        <w:rPr>
+          <w:i/>
+        </w:rPr>
+        <w:t xml:space="preserve">"einer Kreditkrisis."</w:t>
+      </w:r>
+      <w:r>
+        <w:t xml:space="preserve"> From </w:t>
+      </w:r>
+      <w:r>
+        <w:rPr>
+          <w:i/>
+        </w:rPr>
+        <w:t xml:space="preserve">Die Bank</w:t>
+      </w:r>
+      <w:r>
+        <w:t xml:space="preserve"> Bd 2, 1160–1168 (Zenodo 5115892). Verify against the page image.</w:t>
+      </w:r>
+    </w:p>
+    <w:p>
+      <w:r>
+        <w:rPr>
+          <w:b/>
+        </w:rPr>
+        <w:t xml:space="preserve">On the private discount, corroborating the withdrawn claim.</w:t>
+      </w:r>
+      <w:r>
+        <w:t xml:space="preserve"> That the single Berlin private-discount quotation was a quarter-end artifact is confirmed from inside the market. Lansburgh (</w:t>
+      </w:r>
+      <w:r>
+        <w:rPr>
+          <w:i/>
+        </w:rPr>
+        <w:t xml:space="preserve">"Der Berliner Privatdiskont,"</w:t>
+      </w:r>
+      <w:r>
+        <w:t xml:space="preserve"> </w:t>
+      </w:r>
+      <w:r>
+        <w:rPr>
+          <w:i/>
+        </w:rPr>
+        <w:t xml:space="preserve">Die Bank</w:t>
+      </w:r>
+      <w:r>
+        <w:t xml:space="preserve">, April 1912) records that on 25 March 1912, for the first time, no single rate could be agreed — short bills found no demand under 5%, long bills placed at 4¾% — a break he dates to "the past year, especially at the settlement dates," i.e. from the Agadir-era strain. This is the contemporary basis for withdrawing the spot-versus-to-arrive gap as a crisis signature above.</w:t>
+      </w:r>
+    </w:p>
+    <w:p>
+      <w:r>
+        <w:rPr>
           <w:i/>
         </w:rPr>
         <w:t xml:space="preserve">Full money-market workings and reproduce steps: `chapter3_digest_for_handoff.md`, `chapter3_spot_to_arrive_brief.md`.</w:t>
@@ -4130,7 +4231,7 @@
         <w:rPr>
           <w:i/>
         </w:rPr>
-        <w:t xml:space="preserve">Magazine version, companion to "The Squeeze." The working evidence — with every figure, control and open question — is in `crisis_deviation_five_cases.md`, `continental_press_warscares.md`, and `lansburgh_other_crises_1914.md`. Notes at the end carry what the prose sets aside.</w:t>
+        <w:t xml:space="preserve">Magazine version, companion to "The Squeeze." The working evidence is in `crisis_deviation_five_cases.md`, `continental_press_warscares.md`, and `lansburgh_other_crises_1914.md`. Notes at the end carry what the prose sets aside.</w:t>
       </w:r>
     </w:p>
     <w:p>
@@ -4142,12 +4243,12 @@
     </w:p>
     <w:p>
       <w:r>
-        <w:t xml:space="preserve">In the last week of October 1912 the Austro-Hungarian Bank raised its discount rate for the second time in a fortnight. It had stood at five per cent on the twelfth; on the twenty-sixth it went to five and a half; five weeks after that, at the end of November, to six. Three moves in seven weeks. There was no failed bank behind it, no crash, no harvest gone wrong — none of the ordinary reasons a central bank tightens. There was a war four hundred miles to the south in which the Monarchy was not a combatant, and the growing possibility that it would become one.</w:t>
-      </w:r>
-    </w:p>
-    <w:p>
-      <w:r>
-        <w:t xml:space="preserve">Of the pre-war crises this is the one where the money market bit hardest. Not Agadir, where the evidence is quantities and the price of money barely moved once the quarter was accounted for. Here the price moved, in the city with the most to fear, and it moved the way a market moves when it is pricing not a quarrel but the chance that the quarrel goes general.</w:t>
+        <w:t xml:space="preserve">In the last week of October 1912 the Austro-Hungarian Bank raised its discount rate for the second time in a fortnight. It had stood at five per cent on the twelfth; on the twenty-sixth it went to five and a half; five weeks later, at the end of November, to six — three moves in seven weeks, with no failed bank behind them, no crash, no harvest gone wrong. What there was instead was a war four hundred miles to the south in which the Monarchy was not a combatant, and a growing chance that it would become one.</w:t>
+      </w:r>
+    </w:p>
+    <w:p>
+      <w:r>
+        <w:t xml:space="preserve">Of all the pre-war crises, this is the one where the money market bit hardest. At Agadir the evidence is quantities, and the price of money barely moved once the quarter-end was accounted for. Here the price moved, in the city with the most to fear, and it moved the way a market moves when it is pricing not a quarrel but the chance the quarrel goes general.</w:t>
       </w:r>
     </w:p>
     <w:p>
@@ -4167,22 +4268,17 @@
     </w:p>
     <w:p>
       <w:r>
-        <w:t xml:space="preserve">Two wars were fought in the Balkans in less than a year, and the money markets of Europe treated them as opposite events. That is the fact to hold on to, because it is the whole argument in miniature.</w:t>
-      </w:r>
-    </w:p>
-    <w:p>
-      <w:r>
-        <w:t xml:space="preserve">In October 1912 the Balkan League — Serbia, Bulgaria, Greece, Montenegro, small states that had spent a decade arming and quarrelling — fell on the Ottoman Empire together and, in a few weeks, destroyed its position in Europe. Five centuries of Turkey-in-Europe came apart in a single autumn campaign. Serbia doubled. A new Albania had to be invented at a conference to keep Serbia off the Adriatic, because the one thing Vienna would not accept was a Serbian port and a Serbian navy on the sea it regarded as its own.</w:t>
-      </w:r>
-    </w:p>
-    <w:p>
-      <w:r>
-        <w:t xml:space="preserve">That was the First Balkan War, and it frightened the great powers because it could not be contained by the men who had started it. A bigger Serbia was a magnet for the South Slavs inside the Dual Monarchy; a humiliated Serbia was a client Russia could not abandon twice, having abandoned it once over Bosnia in 1909. Between a Vienna that would not let Serbia grow and a St Petersburg that would not let it be crushed again lay the mechanism by which a local victory could become a continental war.</w:t>
-      </w:r>
-    </w:p>
-    <w:p>
-      <w:r>
-        <w:t xml:space="preserve">The Second Balkan War, the following summer, was the opposite kind of event. The victors fell out over the spoils; Bulgaria attacked its late allies and lost to everyone at once, Romania and the Turks included. It was brutal and it was brief and it settled a map. But it threatened no great power's vital interest, and the alliances had no reason to run. It was, in the exact sense the money market cared about, a </w:t>
+        <w:t xml:space="preserve">Two wars were fought in the Balkans in less than a year, and Europe's money markets treated them as opposite events — which is the argument of this chapter in miniature.</w:t>
+      </w:r>
+    </w:p>
+    <w:p>
+      <w:r>
+        <w:t xml:space="preserve">In October 1912 the Balkan League — Serbia, Bulgaria, Greece and Montenegro — fell on the Ottoman Empire together and in a few weeks destroyed its position in Europe. Serbia doubled in size. A new Albania had to be invented at a conference to keep Serbia off the Adriatic, because the one outcome Vienna would not accept was a Serbian port on the sea it regarded as its own. This First Balkan War frightened the great powers precisely because the men who had started it could not contain it: a bigger Serbia was a magnet for the South Slavs inside the Dual Monarchy, and a beaten Serbia was a client Russia could not abandon a second time, having abandoned it once over Bosnia in 1909. Between a Vienna that would not let Serbia grow and a St Petersburg that would not let it be crushed lay the mechanism by which a local victory could become a continental war.</w:t>
+      </w:r>
+    </w:p>
+    <w:p>
+      <w:r>
+        <w:t xml:space="preserve">The Second Balkan War the following summer was the opposite kind of event. The victors fell out over the spoils; Bulgaria attacked its former allies and lost to all of them at once, Romania and the Turks included. It was brutal and brief and it settled a map, but it threatened no great power's vital interest, and the alliances had no reason to run. In the exact sense the money market cared about, it was a </w:t>
       </w:r>
       <w:r>
         <w:rPr>
@@ -4196,7 +4292,7 @@
     </w:p>
     <w:p>
       <w:r>
-        <w:t xml:space="preserve">The market read the difference precisely. It watched the second war — an actual war, with actual battles — with something close to indifference, and it had priced the first, months earlier, when no great power had yet fired a shot. It was not pricing violence. It was pricing whether the system would hold.</w:t>
+        <w:t xml:space="preserve">The market read the difference. It watched the second war, an actual war with actual battles, with something close to indifference, and it had priced the first months earlier, before any great power fired a shot — because it was never pricing the violence, only whether the system would hold.</w:t>
       </w:r>
     </w:p>
     <w:p>
@@ -4216,17 +4312,17 @@
     </w:p>
     <w:p>
       <w:r>
-        <w:t xml:space="preserve">The state with the most exposure to that question was the one least able to pay for the answer, and it is worth being clear about why.</w:t>
-      </w:r>
-    </w:p>
-    <w:p>
-      <w:r>
-        <w:t xml:space="preserve">Austria-Hungary was not poor and it was not small. It was a great power of fifty million people with a heavy industry, a respectable army, and a currency as good as gold. What it did not have was a treasury that could act. The Monarchy was two states wearing one crown, and its common affairs — the army, the navy, the foreign office — were funded by a common budget that Austria and Hungary renegotiated, with mutual ill will, every ten years. The joint finance minister, Leon von Biliński, presided over an arrangement in which every florin for a common purpose had to be pried out of two parliaments that agreed on almost nothing except their reluctance to pay. A state built to make decisions slowly, and to fund them grudgingly, was about to be asked how quickly it could put six hundred thousand men in Galicia and keep them there through a winter.</w:t>
-      </w:r>
-    </w:p>
-    <w:p>
-      <w:r>
-        <w:t xml:space="preserve">Against that machinery stood Conrad von Hötzendorf, the chief of the general staff, who had spent years urging a preventive war — against Italy, against Serbia, against whoever was weakest that season — and who saw in the Balkan collapse the opportunity he had been demanding. Conrad wanted to march on Serbia while it was still muddy with its own victory. He was not, in the end, allowed to. The reasons he was not allowed to are the subject of this chapter, and they are only partly military.</w:t>
+        <w:t xml:space="preserve">The state with the most exposure to that question was the one least able to pay for the answer.</w:t>
+      </w:r>
+    </w:p>
+    <w:p>
+      <w:r>
+        <w:t xml:space="preserve">Austria-Hungary was neither poor nor small: a great power of fifty million people, with heavy industry, a respectable army, and a currency as good as gold. What it lacked was a treasury that could act. The Monarchy was two states under one crown, and its common affairs — army, navy, foreign office — were funded by a budget that Austria and Hungary renegotiated, with mutual ill will, every ten years. The joint finance minister, Leon von Biliński, presided over an arrangement in which every florin for a common purpose had to be pried from two parliaments that agreed on little except their reluctance to pay. A state built to decide slowly and fund grudgingly was about to be asked how fast it could put six hundred thousand men into Galicia and hold them there through a winter.</w:t>
+      </w:r>
+    </w:p>
+    <w:p>
+      <w:r>
+        <w:t xml:space="preserve">Pressing against that machinery was Conrad von Hötzendorf, the chief of the general staff, who had spent years urging a preventive war — against Italy, against Serbia, against whichever neighbour was weakest that season — and who saw in the Balkan collapse the opportunity he had been demanding. He was reinstated as chief of staff in December 1912, as the crisis deepened, and his bureau kept a war plan ready for each contingency: Case I against Italy, Case R against Russia, Case B against Serbia. Conrad wanted to march on Serbia while it was still muddy with its own victory, and he was not allowed to. Why he was not allowed to is the subject of this chapter, and the reasons are only partly military.</w:t>
       </w:r>
     </w:p>
     <w:p>
@@ -4246,17 +4342,17 @@
     </w:p>
     <w:p>
       <w:r>
-        <w:t xml:space="preserve">Because Vienna would not let Serbia reach the sea, and Russia would not let Vienna dictate to Serbia, both empires began, in the last weeks of 1912, to mobilise against each other along the Galician frontier. Neither wanted the war that the movement implied. Both understood that armies once assembled are expensive to keep and humiliating to send home, and that the side which stood down first would be seen to have blinked.</w:t>
-      </w:r>
-    </w:p>
-    <w:p>
-      <w:r>
-        <w:t xml:space="preserve">So they stood. Austria-Hungary put its Galician corps on a war footing and reinforced them, and Russia held its "trial mobilisation" in the military districts facing them, and the two of them watched each other across the frontier through the winter of 1912 into the spring of 1913 — no battle, no ultimatum, no war, only several hundred thousand men under arms on each side and a bill that grew with every week they stayed there.</w:t>
-      </w:r>
-    </w:p>
-    <w:p>
-      <w:r>
-        <w:t xml:space="preserve">This is the event. Not a war. A vigil. And the cost of the vigil is the thing the chapter is about, because a war at least ends — in victory, defeat, exhaustion, a treaty — and returns the men to the fields. A vigil only drains. Austria-Hungary spent, through that winter, what a short victorious campaign might have cost, and got for it no territory, no indemnity, no settled frontier, no war it could point to. It got a demobilisation order in the spring and a hole in the common budget that the delegations would spend the next year refusing to fill.</w:t>
+        <w:t xml:space="preserve">Because Vienna would not let Serbia reach the sea and Russia would not let Vienna dictate to Serbia, both empires began, in the last weeks of 1912, to mobilise against each other along the Galician frontier. Neither wanted the war the movement implied. Both knew that armies once assembled are expensive to keep and humiliating to send home, and that the side which stood down first would be seen to have blinked.</w:t>
+      </w:r>
+    </w:p>
+    <w:p>
+      <w:r>
+        <w:t xml:space="preserve">So neither stood down. Austria-Hungary put its Galician corps on a war footing and reinforced them; Russia held a "trial mobilisation" in the districts facing them; and the two watched each other across the frontier from the winter of 1912 into the spring of 1913 — no battle, no ultimatum, no war, only several hundred thousand men under arms on each side and a bill that grew every week they stayed there. The Monarchy later struck a medal for it, the Mobilization Cross 1912/13, awarded to the men called up in that autumn who served at least four weeks: a standing mobilisation long enough and large enough to warrant its own decoration.</w:t>
+      </w:r>
+    </w:p>
+    <w:p>
+      <w:r>
+        <w:t xml:space="preserve">A vigil of that kind only drains. A war at least ends — in victory, defeat, or a treaty — and returns the men to the fields; a mobilisation that fights nobody spends the money and hands back nothing. Austria-Hungary paid, through that winter, roughly what a short victorious campaign might have cost, and got no territory, no indemnity, no settled frontier, no war it could point to — only a demobilisation order in the spring and a hole in the common budget that the delegations would spend the next year refusing to fill.</w:t>
       </w:r>
     </w:p>
     <w:p>
@@ -4281,7 +4377,7 @@
     </w:p>
     <w:p>
       <w:r>
-        <w:t xml:space="preserve">The London trade papers, on which most later accounts of continental money markets rest, carried the Vienna rate as a single figure — "Vienna 6%" — and moved on. The </w:t>
+        <w:t xml:space="preserve">The London trade papers, on which most later accounts of the continental money markets rest, carried the Vienna rate as a single figure — "Vienna 6%" — and moved on. The </w:t>
       </w:r>
       <w:r>
         <w:rPr>
@@ -4290,7 +4386,7 @@
         <w:t xml:space="preserve">Neue Freie Presse</w:t>
       </w:r>
       <w:r>
-        <w:t xml:space="preserve">, Vienna's own paper, carried the market the way a market actually behaves. On the thirtieth of November 1912, at the height of the mobilisation, its money article gave not one number but three: </w:t>
+        <w:t xml:space="preserve">, Vienna's own paper, carried the market as it actually behaved. On the thirtieth of November 1912, at the height of the mobilisation, its money article gave not one number but three: </w:t>
       </w:r>
       <w:r>
         <w:rPr>
@@ -4299,12 +4395,12 @@
         <w:t xml:space="preserve">Bankzinsfuß 6 Prozent, Privatdiskont 5½ Prozent, längere Sichten 6 bis 6¼ Prozent</w:t>
       </w:r>
       <w:r>
-        <w:t xml:space="preserve"> — bank rate six, private discount five and a half, longer bills six to six and a quarter. A term structure, in other words, and an inverted one: money for a few weeks was dearer than the central bank's own charge, and money for longer was dearer still. That is the signature of a market that expects the strain to last, and it is precisely the signature the London single-figure reporting erased. The Anglophone record of the continental money markets is a compression of the continental record. Read Vienna in Vienna and the crisis is there in the spread; read it in London and it is one flat number that never splits.</w:t>
-      </w:r>
-    </w:p>
-    <w:p>
-      <w:r>
-        <w:t xml:space="preserve">The private discount had been near four per cent before the war and stood at five and a half in the last week of November. The Austro-Hungarian Bank's own rate had climbed five, five and a half, six as the war escalated through October and November. And the Vienna bourse — this is the tell that it was a war scare and not a money panic — firmed, when it firmed, on political news: it rose on the report </w:t>
+        <w:t xml:space="preserve"> — bank rate six, private discount five and a half, longer bills six to six and a quarter. That is a term structure, and an inverted one: money for a few weeks cost more than the central bank's own charge, and money for longer cost more still — the mark of a market that expects the strain to last, and exactly the detail the London single-figure reporting erased. The Anglophone record of the continental money markets is a compression of the original; read Vienna in Vienna and the crisis is in the spread, read it in London and it is one flat number that never splits.</w:t>
+      </w:r>
+    </w:p>
+    <w:p>
+      <w:r>
+        <w:t xml:space="preserve">The private discount had run near four per cent before the war and stood at five and a half in the last week of November, while the Austro-Hungarian Bank's own rate climbed five, five and a half, six across October and November. The tell that this was a war scare and not a money panic is what moved the bourse: it firmed on political news, rising on the report </w:t>
       </w:r>
       <w:r>
         <w:rPr>
@@ -4313,7 +4409,7 @@
         <w:t xml:space="preserve">daß es wegen der schwebenden politischen Fragen nicht zu einem ernsten Zerwürfnis unter den Großstaaten kommen werde</w:t>
       </w:r>
       <w:r>
-        <w:t xml:space="preserve">, that the pending questions would not bring a serious rupture among the great powers. The market went up when the war looked less likely and tightened when it looked more. It was pricing the thing directly.</w:t>
+        <w:t xml:space="preserve"> — that the pending questions would not bring a serious rupture among the great powers. The market rose when the war looked less likely and tightened when it looked more, pricing the thing directly.</w:t>
       </w:r>
     </w:p>
     <w:p>
@@ -4333,12 +4429,7 @@
     </w:p>
     <w:p>
       <w:r>
-        <w:t xml:space="preserve">The strain did not stay in Vienna. It ran north into Germany, and a man in Berlin counted it, as he had counted the autumn of 1911.</w:t>
-      </w:r>
-    </w:p>
-    <w:p>
-      <w:r>
-        <w:t xml:space="preserve">Alfred Lansburgh gave the Balkan winter the same treatment in </w:t>
+        <w:t xml:space="preserve">The strain did not stay in Vienna. It ran north into Germany, where Alfred Lansburgh counted it in </w:t>
       </w:r>
       <w:r>
         <w:rPr>
@@ -4347,7 +4438,7 @@
         <w:t xml:space="preserve">Die Bank</w:t>
       </w:r>
       <w:r>
-        <w:t xml:space="preserve"> that he had given Agadir, under a title that says the whole of it: </w:t>
+        <w:t xml:space="preserve"> as he had counted the autumn of 1911, under a title that says the whole of it: </w:t>
       </w:r>
       <w:r>
         <w:rPr>
@@ -4356,7 +4447,7 @@
         <w:t xml:space="preserve">Spargelder und Kriegsflucht</w:t>
       </w:r>
       <w:r>
-        <w:t xml:space="preserve"> — savings deposits and the flight from war. Savers, he wrote, had stormed the banks and savings banks to draw or give notice on their balances, and for a while it looked as though the Reichsbank might have to raise again a discount rate it had only lately put up to six per cent. The withdrawals were heaviest in East Prussia — the province that would be first across the Russian frontier if the frontier moved — heavy enough that the Chancellor sent a calming telegram to its senior official and the press opened a campaign against hoarding. In January the sequel, </w:t>
+        <w:t xml:space="preserve"> — savings deposits and the flight from war. Savers had stormed the banks and savings banks to withdraw or give notice on their balances, and for a time it looked as though the Reichsbank might have to raise again a discount rate it had only lately put up to six per cent. The withdrawals were heaviest in East Prussia, the province that would be first across the Russian frontier if the frontier moved — heavy enough that the Chancellor sent a calming telegram to its senior official and the press opened a campaign against hoarding. The January sequel, </w:t>
       </w:r>
       <w:r>
         <w:rPr>
@@ -4365,12 +4456,12 @@
         <w:t xml:space="preserve">Geldklemme</w:t>
       </w:r>
       <w:r>
-        <w:t xml:space="preserve">, recorded the squeeze continuing: the Reichsbank's president, who had been warning for two years about too much credit resting on too little cash, was reduced to refusing the worst of the bills and tightening his terms on the rest.</w:t>
-      </w:r>
-    </w:p>
-    <w:p>
-      <w:r>
-        <w:t xml:space="preserve">So the autumn of 1911 had not been unique. The same mechanism — a war fear turning into a run on deposits, a run on deposits into central-bank strain — worked again in the winter of 1912, geographically tilted this time toward the east, toward Russia, because that was the direction the danger lay. Two crises, the same physiology.</w:t>
+        <w:t xml:space="preserve">, recorded the squeeze continuing, with the Reichsbank's president, who had warned for two years that too much credit rested on too little cash, reduced to refusing the worst bills and tightening terms on the rest.</w:t>
+      </w:r>
+    </w:p>
+    <w:p>
+      <w:r>
+        <w:t xml:space="preserve">The autumn of 1911 had not been unique, then. The same mechanism — a war fear turning into a deposit run, a deposit run into central-bank strain — worked again in the winter of 1912, tilted this time to the east, toward Russia, because that was where the danger lay.</w:t>
       </w:r>
     </w:p>
     <w:p>
@@ -4395,12 +4486,12 @@
     </w:p>
     <w:p>
       <w:r>
-        <w:t xml:space="preserve">It has become famous as a "war council," and historians have argued for a century about how much to make of it. What is not in dispute is the shape of the meeting: the soldiers wanted the war sooner, the sailors wanted it later, and the case for later was made on material grounds — the fleet was not ready, the widened canal at Kiel was not finished, the preparations were not complete. Whatever else it was, it was a room full of powerful men agreeing that a great war was coming and that the machine was not yet built to fight it. The request that came out of it was for postponement, and the reasons given were the reasons of an armourer, not a diplomat.</w:t>
-      </w:r>
-    </w:p>
-    <w:p>
-      <w:r>
-        <w:t xml:space="preserve">The point for this chapter is not that finance stopped the war in December 1912. It is that the men closest to the decision, on both sides of the Austro-German alliance, kept finding reasons the material was not ready — and that eighteen months later, in a July deliberately arranged to be brief, nobody made that argument at all.</w:t>
+        <w:t xml:space="preserve">The meeting has become famous as a "war council," and historians have argued for a century over how much to make of it. Its shape, at least, is not in dispute. Present were the Kaiser, Moltke of the general staff, and the navy chiefs Tirpitz, Müller and Heeringen. Moltke argued that if war was coming it had better come soon. Tirpitz asked instead, in the phrase the record preserves, for "a postponement of the great fight for one and a half years," because the navy was not ready for a war that included Britain; his stated prerequisites were the widening of the Kiel Canal and the U-boat base at Heligoland. John Röhl has pointed out that the canal's widening was due for completion in the summer of 1914 — while cautioning that the report shows no agreement on a war in that year. Whatever else the meeting was, it was a room of powerful men agreeing a great war was coming and that the machine was not yet built to fight it, and the request that came out of it was for delay on the grounds of an armourer, not a diplomat.</w:t>
+      </w:r>
+    </w:p>
+    <w:p>
+      <w:r>
+        <w:t xml:space="preserve">The point for this chapter is narrow. It is not that finance stopped the war in December 1912; the "material" at issue there was naval and engineering, not fiscal. It is that the men closest to the decision, on both sides of the Austro-German alliance, kept finding the material unready — and that eighteen months later, in a July arranged to be brief, no one made that argument at all.</w:t>
       </w:r>
     </w:p>
     <w:p>
@@ -4420,54 +4511,45 @@
     </w:p>
     <w:p>
       <w:r>
-        <w:t xml:space="preserve">Now the honesty the evidence demands, because the money-market case for this crisis is real but it is not enormous, and the difference matters.</w:t>
-      </w:r>
-    </w:p>
-    <w:p>
-      <w:r>
-        <w:t xml:space="preserve">Run the Balkan tightening through the same seasonal control applied to every other crisis in this study — measure each city's rate not against zero but against what that city normally does in those weeks — and the war signal, once the ordinary autumn stringency and the tight cyclical level of 1912 are removed, is modest. So is every pre-war signal: detrended, none of them is a dramatic squeeze; the enormous raw numbers turn out to be mostly the business cycle. What survives the control is not magnitude but </w:t>
-      </w:r>
-      <w:r>
-        <w:rPr>
-          <w:i/>
-        </w:rPr>
-        <w:t xml:space="preserve">timing</w:t>
-      </w:r>
-      <w:r>
-        <w:t xml:space="preserve"> — markets tightening together, in the same week, on the event rather than on the calendar — and, in the one place it can be isolated, a change in the shape of a single country's risk.</w:t>
-      </w:r>
-    </w:p>
-    <w:p>
-      <w:r>
-        <w:t xml:space="preserve">That country is Austria. Its spread over the safe benchmark had been falling year after year as it became, like everyone else, a better peacetime borrower; across the mobilisation it broke that decline and rose — a little over one half, to seven tenths, to a full point — above every control year in the sample. Of the five great powers it is the one whose price of risk visibly turns at this crisis and does not turn back. It is, on this test, the cleanest case in the period.</w:t>
-      </w:r>
-    </w:p>
-    <w:p>
-      <w:r>
-        <w:t xml:space="preserve">And here is the qualification that keeps it honest: the Austrian spread builds </w:t>
-      </w:r>
-      <w:r>
-        <w:rPr>
-          <w:i/>
-        </w:rPr>
-        <w:t xml:space="preserve">slowly</w:t>
-      </w:r>
-      <w:r>
-        <w:t xml:space="preserve">, across the whole winter, rather than jumping </w:t>
-      </w:r>
-      <w:r>
-        <w:rPr>
-          <w:i/>
-        </w:rPr>
-        <w:t xml:space="preserve">before</w:t>
-      </w:r>
-      <w:r>
-        <w:t xml:space="preserve"> a decision. That is the signature of accumulating cost — a state paying, week after week, for an army it cannot use — and not the signature of a market vetoing a choice in advance. The evidence supports the sentence "Austria paid, and the paying showed." It does not support the sentence "the market stopped Austria from fighting." The first is documented. The second is not, and this chapter does not claim it.</w:t>
-      </w:r>
-    </w:p>
-    <w:p>
-      <w:r>
-        <w:t xml:space="preserve">One more discipline, because it is the trap the whole subject sets. The summer of 1913 — the Second Balkan War — throws up a large, synchronised spike in the rate series, and it is tempting to call it the war. It is not. It falls in the last days of June, on the semester-end settlement, and the contemporary press says so plainly: Paris on the thirtieth of June 1913 met the war's news, </w:t>
+        <w:t xml:space="preserve">The money-market case for this crisis is real, but it is not enormous, and the difference has to be stated plainly.</w:t>
+      </w:r>
+    </w:p>
+    <w:p>
+      <w:r>
+        <w:t xml:space="preserve">Run the Balkan tightening through the same seasonal control used on every other crisis in the study — measure each city's rate against what that city normally does in those weeks — and the war signal, once the ordinary autumn stringency and the tight cyclical level of 1912 are removed, is modest. So is every pre-war signal: detrended, none is a dramatic squeeze, and the large raw numbers turn out to be mostly the business cycle. What survives the control is not magnitude but timing — markets tightening together, in the same week, on the event rather than the calendar — together with one change that can be isolated to a single country.</w:t>
+      </w:r>
+    </w:p>
+    <w:p>
+      <w:r>
+        <w:t xml:space="preserve">That country is Austria. Its spread over the safe benchmark had fallen year after year as it became, like everyone else, a better peacetime borrower; across the mobilisation it broke that decline and rose — a little over one half, to seven tenths, to a full point — above every control year in the sample. Of the five great powers it is the only one whose price of risk visibly turns at this crisis and does not turn back, which makes it the cleanest case in the period.</w:t>
+      </w:r>
+    </w:p>
+    <w:p>
+      <w:r>
+        <w:t xml:space="preserve">The qualification that keeps it honest is that the Austrian spread builds slowly, across the whole winter, rather than jumping before any decision. That is the signature of accumulating cost — a state paying, week after week, for an army it cannot use — not of a market vetoing a choice in advance. The evidence supports the sentence </w:t>
+      </w:r>
+      <w:r>
+        <w:rPr>
+          <w:i/>
+        </w:rPr>
+        <w:t xml:space="preserve">Austria paid, and the paying showed</w:t>
+      </w:r>
+      <w:r>
+        <w:t xml:space="preserve">; it does not support </w:t>
+      </w:r>
+      <w:r>
+        <w:rPr>
+          <w:i/>
+        </w:rPr>
+        <w:t xml:space="preserve">the market stopped Austria from fighting</w:t>
+      </w:r>
+      <w:r>
+        <w:t xml:space="preserve">, and this chapter claims only the first.</w:t>
+      </w:r>
+    </w:p>
+    <w:p>
+      <w:r>
+        <w:t xml:space="preserve">The summer of 1913 is the trap the subject sets, so it is worth disarming. The Second Balkan War throws up a large, synchronised spike in the rate series, and it is tempting to read it as the war. It is not: it falls in the last days of June, on the semester-end settlement, and the contemporary press says so. </w:t>
       </w:r>
       <w:r>
         <w:rPr>
@@ -4476,7 +4558,7 @@
         <w:t xml:space="preserve">Le Temps</w:t>
       </w:r>
       <w:r>
-        <w:t xml:space="preserve"> reported, with money abundant, rates moderate, and the speculation greeting it all </w:t>
+        <w:t xml:space="preserve">, reporting Paris on the thirtieth of June 1913, met the war's news with money abundant, rates moderate, and the market greeting it all </w:t>
       </w:r>
       <w:r>
         <w:rPr>
@@ -4485,7 +4567,7 @@
         <w:t xml:space="preserve">avec calme et même indifférence</w:t>
       </w:r>
       <w:r>
-        <w:t xml:space="preserve">. The great-power money market ignored an actual Balkan war and had tightened, months before, for a mobilisation that produced none. That is not a flaw in the data. It is the finding.</w:t>
+        <w:t xml:space="preserve">. The great-power money market ignored an actual Balkan war, having tightened months earlier for a mobilisation that produced none — which is not a flaw in the data but the finding itself.</w:t>
       </w:r>
     </w:p>
     <w:p>
@@ -4505,21 +4587,12 @@
     </w:p>
     <w:p>
       <w:r>
-        <w:t xml:space="preserve">What the vigil cost, in the end, is the question the chapter cannot yet fully answer, and it is worth saying so cleanly rather than reaching past the evidence.</w:t>
-      </w:r>
-    </w:p>
-    <w:p>
-      <w:r>
-        <w:t xml:space="preserve">That Austria-Hungary mobilised twice in the Balkan crisis, held those forces at great expense, fought nobody, and stood them down is established. That the common budget carried a wound afterward that the delegations quarrelled over is established. What is </w:t>
-      </w:r>
-      <w:r>
-        <w:rPr>
-          <w:i/>
-        </w:rPr>
-        <w:t xml:space="preserve">not</w:t>
-      </w:r>
-      <w:r>
-        <w:t xml:space="preserve"> established — because it lives in Austro-Hungarian budget and delegation records that this project has not yet worked through — is the precise figure: what the mobilisation actually cost, how it was funded, and whether Biliński ever set down in writing what the ledger implies, that the Monarchy had spent on a bluff the reserve it would need for the real thing. Until those records are read, the strongest empirical case in the book rests on a price series that turned and a cost that is documented in its effects but not yet in its amount. That is an honest place to leave it, and it is where it is left.</w:t>
+        <w:t xml:space="preserve">What the vigil cost is the question the chapter cannot yet fully answer, and the honest course is to say so rather than reach past the evidence.</w:t>
+      </w:r>
+    </w:p>
+    <w:p>
+      <w:r>
+        <w:t xml:space="preserve">That Austria-Hungary mobilised twice in the crisis, held those forces at great expense, fought nobody, and stood them down is established, as is the wound the common budget carried afterward, which the delegations quarrelled over. What is not established, because it lives in Austro-Hungarian budget and delegation records this project has not yet worked through, is the precise figure — what the mobilisation cost, how it was funded, and whether Biliński ever set down in writing what the ledger implies: that the Monarchy had spent on a bluff the reserve it would need for the real thing. Until those records are read, the strongest empirical case in the book rests on a price series that turned and a cost documented in its effects but not yet in its amount. That is where it is honestly left.</w:t>
       </w:r>
     </w:p>
     <w:p>
@@ -4544,22 +4617,17 @@
     </w:p>
     <w:p>
       <w:r>
-        <w:t xml:space="preserve">Of the five great powers, Austria-Hungary is the one that never closed the gap its crisis exposed. France, squeezed over Russian bonds in 1905, spent the next decade tightening its alliance and its finances. Germany, made to feel its illiquidity in 1911, went to work on the vault and had the reform finished by the month the war began. Austria-Hungary mobilised, paid, and emerged weaker, with a common treasury more contested than before and a military machine that had shown it could be assembled but not that it could be afforded twice.</w:t>
-      </w:r>
-    </w:p>
-    <w:p>
-      <w:r>
-        <w:t xml:space="preserve">Which is why, when the crisis it had been rehearsing finally came, it could not act on its own account. In July 1914 the Monarchy that wanted the war with Serbia could not be sure of paying for the wider war the Serbian war would bring, and it did not have to be, because the repair was performed for it from Berlin. The blank cheque of the fifth of July was many things — a strategic guarantee, a diplomatic license — and it was also, in part, an underwriting: the stronger partner assuming the risk the weaker one had spent, in the winter of 1912, discovering it could not carry alone.</w:t>
-      </w:r>
-    </w:p>
-    <w:p>
-      <w:r>
-        <w:t xml:space="preserve">The market had said as much, in its own vocabulary, two years earlier. It ignored two Balkan wars, because wars that stay local do not threaten the system. It priced a winter of mobilisation that ended in a demobilisation order, because that was the winter the system nearly ran. It was never pricing which country would fight. It was pricing whether, this time, the quarrel would be the one that went general — and in the winter of 1912 it decided, correctly, that this one would not, and charged Austria-Hungary for the fright.</w:t>
-      </w:r>
-    </w:p>
-    <w:p>
-      <w:r>
-        <w:t xml:space="preserve">Eighteen months later it did not get the chance to charge anyone. The war was arranged to be too quick for that. But the state that walked into it least able to pay was the one that had already spent its war, and gotten no war for it, in a Galician winter two years before.</w:t>
+        <w:t xml:space="preserve">Of the five great powers, Austria-Hungary is the one that never closed the gap its crisis exposed. France, squeezed over Russian bonds in 1905, spent the next decade tightening its alliance and its finances. Germany, made to feel its illiquidity in 1911, went to work on the vault and had the reform finished by the month the war began. Austria-Hungary mobilised, paid, and emerged weaker, its common treasury more contested than before and its military machine shown to be assemblable but not affordable twice.</w:t>
+      </w:r>
+    </w:p>
+    <w:p>
+      <w:r>
+        <w:t xml:space="preserve">So when the crisis it had been rehearsing finally came, it could not act on its own account. In July 1914 the Monarchy that wanted the war with Serbia could not be sure of paying for the wider war that war would bring — and it did not have to be, because the guarantee came from Berlin. The blank cheque of the fifth of July was several things at once: a strategic guarantee, a diplomatic licence, and, on the reading this book offers, a partial underwriting — the stronger partner assuming the risk the weaker one had discovered, in the winter of 1912, that it could not carry alone.</w:t>
+      </w:r>
+    </w:p>
+    <w:p>
+      <w:r>
+        <w:t xml:space="preserve">The market had said as much, in its own vocabulary, two years earlier. It ignored two Balkan wars, because wars that stay local do not threaten the system, and it priced a winter of mobilisation that ended in a demobilisation order, because that was the winter the system nearly ran. It was never pricing which country would fight, only whether this quarrel would be the one that went general — and in the winter of 1912 it judged, correctly, that this one would not, and charged Austria-Hungary for the fright. Eighteen months later it had no chance to charge anyone, because the war was arranged to be too quick for that. But the state that walked into it least able to pay was the one that had already spent its war, and got none, in a Galician winter two years before.</w:t>
       </w:r>
     </w:p>
     <w:p>
@@ -4609,7 +4677,7 @@
         <w:t xml:space="preserve">Bankzinsfuß 6, Privatdiskont 5½, längere Sichten 6 bis 6¼</w:t>
       </w:r>
       <w:r>
-        <w:t xml:space="preserve"> — are taken from the </w:t>
+        <w:t xml:space="preserve"> — are from the </w:t>
       </w:r>
       <w:r>
         <w:rPr>
@@ -4618,7 +4686,7 @@
         <w:t xml:space="preserve">Neue Freie Presse</w:t>
       </w:r>
       <w:r>
-        <w:t xml:space="preserve"> money articles. The intermediate dating of the six-per-cent step is corroborated by that 30 November quotation; earlier working notes carried it as "[verify]," and it should be checked against the Bank's own published rate history before printing.</w:t>
+        <w:t xml:space="preserve"> money articles. The dating of the six-per-cent step is corroborated by that 30 November quotation; earlier working notes carried it as "[verify]," and it should be checked against the Bank's own published rate history before printing.</w:t>
       </w:r>
     </w:p>
     <w:p>
@@ -4629,7 +4697,7 @@
         <w:t xml:space="preserve">On the German deposit run.</w:t>
       </w:r>
       <w:r>
-        <w:t xml:space="preserve"> Drawn from Lansburgh's </w:t>
+        <w:t xml:space="preserve"> From Lansburgh's </w:t>
       </w:r>
       <w:r>
         <w:rPr>
@@ -4656,7 +4724,7 @@
         <w:t xml:space="preserve">Die Bank</w:t>
       </w:r>
       <w:r>
-        <w:t xml:space="preserve">, late 1912 and January 1913), read from plain-text transcriptions, not page images. Two specific figures in those articles — that the Reichsbank's rate already stood at six per cent, and that a single Magdeburg savings bank paid out some three million marks in a week — are the most load-bearing quantities and are marked for verification against the original before publication.</w:t>
+        <w:t xml:space="preserve">, late 1912 and January 1913), read from plain-text transcriptions, not page images. Two figures in those articles — that the Reichsbank's rate already stood at six per cent, and that a single Magdeburg savings bank paid out some three million marks in a week — are the most load-bearing quantities and are marked for verification against the original before publication.</w:t>
       </w:r>
     </w:p>
     <w:p>
@@ -4667,34 +4735,7 @@
         <w:t xml:space="preserve">On the magnitude, stated against interest.</w:t>
       </w:r>
       <w:r>
-        <w:t xml:space="preserve"> The raw rate deviations for the Balkan winter are large, but so is the 1912 cyclical level; detrended, the money-market signal is modest — of the order of a few tenths of a point, like every other pre-war crisis. The case for this chapter rests on three things that survive the control: the </w:t>
-      </w:r>
-      <w:r>
-        <w:rPr>
-          <w:i/>
-        </w:rPr>
-        <w:t xml:space="preserve">synchronised timing</w:t>
-      </w:r>
-      <w:r>
-        <w:t xml:space="preserve"> of the tightening, the </w:t>
-      </w:r>
-      <w:r>
-        <w:rPr>
-          <w:i/>
-        </w:rPr>
-        <w:t xml:space="preserve">inverted Vienna term structure</w:t>
-      </w:r>
-      <w:r>
-        <w:t xml:space="preserve"> the London series erased, and the </w:t>
-      </w:r>
-      <w:r>
-        <w:rPr>
-          <w:i/>
-        </w:rPr>
-        <w:t xml:space="preserve">Austrian spread breaking its multi-year decline</w:t>
-      </w:r>
-      <w:r>
-        <w:t xml:space="preserve">. It does not rest on the size of the raw numbers, which are mostly the business cycle.</w:t>
+        <w:t xml:space="preserve"> The raw rate deviations for the Balkan winter are large, but so is the 1912 cyclical level; detrended, the money-market signal is modest, of the order of a few tenths of a point, like every other pre-war crisis. The case rests on three things that survive the control — the synchronised timing, the inverted Vienna term structure the London series erased, and the Austrian spread breaking its multi-year decline — not on the size of the raw numbers.</w:t>
       </w:r>
     </w:p>
     <w:p>
@@ -4705,16 +4746,7 @@
         <w:t xml:space="preserve">On the Austrian spread, and what it does not show.</w:t>
       </w:r>
       <w:r>
-        <w:t xml:space="preserve"> The spread breaks its 1910–12 fall and rises above every control year — the one clean result on the cause-or-cover test. But it builds slowly across the crisis rather than sharply before any decision, which is consistent with the cumulative cost of a standing mobilisation and </w:t>
-      </w:r>
-      <w:r>
-        <w:rPr>
-          <w:i/>
-        </w:rPr>
-        <w:t xml:space="preserve">not</w:t>
-      </w:r>
-      <w:r>
-        <w:t xml:space="preserve"> with a market pricing a veto in advance. The chapter claims the first reading and explicitly declines the second.</w:t>
+        <w:t xml:space="preserve"> The spread breaks its 1910–12 fall and rises above every control year, the one clean result on the cause-or-cover test. But it builds slowly across the crisis rather than sharply before any decision, consistent with the cumulative cost of a standing mobilisation and not with a market pricing a veto in advance. The chapter claims the first reading and declines the second.</w:t>
       </w:r>
     </w:p>
     <w:p>
@@ -4745,7 +4777,7 @@
         <w:t xml:space="preserve">On the cost of the mobilisation.</w:t>
       </w:r>
       <w:r>
-        <w:t xml:space="preserve"> Unestablished. The figure, its funding, and whether Biliński recorded the strain in writing lie in Austro-Hungarian budget and delegation proceedings not yet worked through. This is the single most important open source for the chapter, and the chapter's central quantitative claim — that the Monarchy spent its war and got none — is at present an inference from the price series and the subsequent dependence on Berlin, not a figure from a ledger.</w:t>
+        <w:t xml:space="preserve"> Unestablished. A targeted search of the scholarship returns no clean figure in crowns; the amount, its funding, and whether Biliński recorded the strain in writing lie in Austro-Hungarian budget and delegation proceedings not yet worked through. This is the single most important open source for the chapter, and its central quantitative claim — that the Monarchy spent its war and got none — is at present an inference from the price series and the subsequent dependence on Berlin, not a figure from a ledger.</w:t>
       </w:r>
     </w:p>
     <w:p>
@@ -4756,7 +4788,16 @@
         <w:t xml:space="preserve">On the December 1912 "war council."</w:t>
       </w:r>
       <w:r>
-        <w:t xml:space="preserve"> A real meeting of the German military leadership on 8 December 1912; its status and consequences are disputed in the scholarship. The chapter uses only its least contested feature — that postponement was urged on grounds of material unreadiness — and draws no stronger inference than that the men nearest the decision kept finding the machine unready, a habit that had vanished by July 1914.</w:t>
+        <w:t xml:space="preserve"> A real meeting of the German military leadership on 8 December 1912 (the Kaiser, Moltke, Tirpitz, Müller, Heeringen); its significance is disputed in the scholarship. The specifics used here — Moltke for war sooner, Tirpitz's request for "a postponement of the great fight for one and a half years," the Kiel Canal and Heligoland as the navy's prerequisites, and Röhl's observation on the canal's 1914 completion — follow J. C. G. Röhl, </w:t>
+      </w:r>
+      <w:r>
+        <w:rPr>
+          <w:i/>
+        </w:rPr>
+        <w:t xml:space="preserve">"War Premeditated? The 'War Council' of 8 December 1912,"</w:t>
+      </w:r>
+      <w:r>
+        <w:t xml:space="preserve"> and the German History in Documents and Images edition of the council record. The chapter uses only the least contested feature, that postponement was urged on material (naval, not financial) grounds, and draws no stronger inference than that the men nearest the decision kept finding the machine unready — a habit gone by July 1914.</w:t>
       </w:r>
     </w:p>
     <w:p>
@@ -4785,7 +4826,7 @@
         <w:t xml:space="preserve">calme et même indifférence</w:t>
       </w:r>
       <w:r>
-        <w:t xml:space="preserve">), which identifies the late-June rate spike as the semester-end settlement rather than the war. The First Balkan War's winter (the Austro-Russian mobilisation scare) is the episode that tightened Vienna and Berlin and ran the German savings banks.</w:t>
+        <w:t xml:space="preserve">), which identifies the late-June rate spike as the semester-end settlement rather than the war. The First Balkan War's winter — the Austro-Russian mobilisation scare — is the episode that tightened Vienna and Berlin and ran the German savings banks.</w:t>
       </w:r>
     </w:p>
     <w:p>
@@ -4796,7 +4837,7 @@
         <w:t xml:space="preserve">On the July 1914 underwriting.</w:t>
       </w:r>
       <w:r>
-        <w:t xml:space="preserve"> That the German assurance to Vienna of 5 July 1914 functioned in part as a financial as well as a strategic guarantee is an interpretation consistent with Austria-Hungary's demonstrated inability to fund a general war alone; it is not a documented financial bargain, and is offered as a reading of the sequence, not as an established transaction.</w:t>
+        <w:t xml:space="preserve"> That the German assurance to Vienna of 5 July 1914 functioned in part as a financial as well as a strategic guarantee is an interpretation consistent with Austria-Hungary's demonstrated inability to fund a general war alone. It is not a documented financial bargain, and is offered as a reading of the sequence, not an established transaction.</w:t>
       </w:r>
     </w:p>
     <w:p>
@@ -4812,107 +4853,23 @@
         <w:pStyle w:val="Heading3"/>
       </w:pPr>
       <w:r>
-        <w:t xml:space="preserve">V. July 1914 — the question nobody asked</w:t>
-      </w:r>
-    </w:p>
-    <w:p>
-      <w:r>
-        <w:rPr>
-          <w:b/>
-        </w:rPr>
-        <w:t xml:space="preserve">The argument.</w:t>
-      </w:r>
-      <w:r>
-        <w:t xml:space="preserve"> In every crisis from 1905 to 1913 the money question was asked, and a finance principal answered it. In July 1914 the decision circle was Bethmann, Wilhelm, Jagow, Zimmermann, Moltke. No Reichsbank president. No Treasury secretary.</w:t>
-      </w:r>
-    </w:p>
-    <w:p>
-      <w:r>
-        <w:rPr>
-          <w:b/>
-        </w:rPr>
-        <w:t xml:space="preserve">And the German financial apparatus did nothing during the quiet weeks.</w:t>
-      </w:r>
-      <w:r>
-        <w:t xml:space="preserve"> The published record shows the informal steps beginning only during the late-July panic: the Reichsbank extending the money supply, suspending specie payments on 31 July, the imperial gold reserve of 240 million marks transferred on 2 August. Nothing between 5 and 23 July. The state had knowledge the market lacked for eighteen days and took no financial action, because the men who would have acted had not been told.</w:t>
-      </w:r>
-    </w:p>
-    <w:p>
-      <w:r>
-        <w:rPr>
-          <w:b/>
-        </w:rPr>
-        <w:t xml:space="preserve">Why the market said nothing.</w:t>
-      </w:r>
-      <w:r>
-        <w:t xml:space="preserve"> It had nothing to price. Germany's assurance to Vienna was private, on the fifth. The ultimatum was drafted through the middle of the month in deliberate quiet, timed for after the French president had sailed from St Petersburg, and delivered on the twenty-third with a forty-eight-hour limit whose purpose was to prevent the dispute passing into a conference, as every dispute since 1905 had.</w:t>
-      </w:r>
-    </w:p>
-    <w:p>
-      <w:r>
-        <w:t xml:space="preserve">So the market's first opportunity to price the crisis was the ultimatum — and the ultimatum was not a step toward the decision. It was the decision becoming visible.</w:t>
-      </w:r>
-    </w:p>
-    <w:p>
-      <w:r>
-        <w:rPr>
-          <w:b/>
-        </w:rPr>
-        <w:t xml:space="preserve">Be careful with the timing claim.</w:t>
-      </w:r>
-      <w:r>
-        <w:t xml:space="preserve"> Material stress appeared within about a fortnight in the earlier crises, and in the last week of July 1914 it appeared on schedule and with force: consols down nearly six per cent, German bonds five, Austrian six, the Bank of England from three to ten in four days. The brake was not slow. </w:t>
-      </w:r>
-      <w:r>
-        <w:rPr>
-          <w:b/>
-        </w:rPr>
-        <w:t xml:space="preserve">The argument rests on sequence, not duration</w:t>
-      </w:r>
-      <w:r>
-        <w:t xml:space="preserve"> — the assurance of 5 July and the ultimatum of 23 July both precede any possible market reaction — and that rests on dates alone, which is where it should stay.</w:t>
-      </w:r>
-    </w:p>
-    <w:p>
-      <w:r>
-        <w:rPr>
-          <w:b/>
-        </w:rPr>
-        <w:t xml:space="preserve">And the last-week cross-section measures marketability, not war risk.</w:t>
-      </w:r>
-      <w:r>
-        <w:t xml:space="preserve"> Consols fell hardest because they were the most saleable asset on earth. The aggregate fall is the war signal; the ordering is liquidity.</w:t>
-      </w:r>
-    </w:p>
-    <w:p>
-      <w:r>
-        <w:rPr>
-          <w:b/>
-        </w:rPr>
-        <w:t xml:space="preserve">Cast.</w:t>
-      </w:r>
-      <w:r>
-        <w:t xml:space="preserve"> Bethmann. Berchtold. Havenstein, not consulted.</w:t>
-      </w:r>
-    </w:p>
-    <w:p>
-      <w:r>
-        <w:rPr>
-          <w:b/>
-        </w:rPr>
-        <w:t xml:space="preserve">Open.</w:t>
-      </w:r>
-      <w:r>
-        <w:t xml:space="preserve"> Whether anything in the Reichsbank or Treasury files shows action in the 5–23 July window. Zilch; the Reichsbank </w:t>
-      </w:r>
-      <w:r>
-        <w:rPr>
-          <w:i/>
-        </w:rPr>
-        <w:t xml:space="preserve">Verwaltungsbericht</w:t>
-      </w:r>
-      <w:r>
-        <w:t xml:space="preserve"> for 1914; BArch R 2 and R 2501.</w:t>
+        <w:t xml:space="preserve">V. July 1914 — The Quiet</w:t>
+      </w:r>
+    </w:p>
+    <w:p>
+      <w:r>
+        <w:rPr>
+          <w:i/>
+        </w:rPr>
+        <w:t xml:space="preserve">The full chapter — Berlin and London, July 1914.</w:t>
+      </w:r>
+    </w:p>
+    <w:p>
+      <w:r>
+        <w:rPr>
+          <w:i/>
+        </w:rPr>
+        <w:t xml:space="preserve">Chapter V, and the hinge of the book. It supplements the archival note (`july1914_mechanism_and_archival_test.md`) with the contemporary record of the London crisis. Primary and secondary sources are named in the notes; contemporary quotations cited through the modern scholarship are flagged for verification against the original.</w:t>
       </w:r>
     </w:p>
     <w:p>
@@ -4923,515 +4880,249 @@
       </w:pPr>
     </w:p>
     <w:p>
+      <w:r>
+        <w:t xml:space="preserve">Every dispute in Europe since 1905 had ended in a conference, and conferences took months, and months were when money got a hearing. Algeciras ran through a winter, Agadir was haggled across a summer, the Balkan settlements went to a table in London and stayed there. In each of them the crisis stayed open long enough for a finance minister to be handed a figure and to say, if he had to, that the thing could not yet be paid for; and in each of them somebody said some version of it, and the war did not come that year.</w:t>
+      </w:r>
+    </w:p>
+    <w:p>
+      <w:r>
+        <w:t xml:space="preserve">July 1914 was arranged so that no one would have the chance — not, so far as any document shows, because anyone set out to outrun the money market, but because the tempo was chosen for diplomatic reasons: to localise the war and confront Russia and France with an accomplished fact before they could combine. The financial consequence followed whether or not it was intended, and it was the whole difference between this crisis and the nine before it. The dispute was decided and executed faster than a price could form. The brake was not slow; it was simply never given anything to grip.</w:t>
+      </w:r>
+    </w:p>
+    <w:p>
+      <w:pPr>
+        <w:pBdr>
+          <w:bottom w:val="single" w:sz="6" w:space="1" w:color="CCCCCC"/>
+        </w:pBdr>
+      </w:pPr>
+    </w:p>
+    <w:p>
       <w:pPr>
         <w:pStyle w:val="Heading4"/>
       </w:pPr>
       <w:r>
-        <w:t xml:space="preserve">Chapter V — Sources &amp; method: mechanism, not motive, and the archival test</w:t>
-      </w:r>
+        <w:t xml:space="preserve">I.</w:t>
+      </w:r>
+    </w:p>
+    <w:p>
+      <w:r>
+        <w:t xml:space="preserve">The decision circle in Berlin that July is worth looking at for who was not in it. In every earlier crisis a finance principal had been in the room or a telephone call away: Rouvier in 1905 was his own finance minister, Kokovtsov argued the Russian budget to the Tsar's face in 1908, Havenstein at the Reichsbank moved the German rate in the autumn of 1911 and half of Europe followed. The money question got asked because a man whose job was to answer it was present to ask it of.</w:t>
+      </w:r>
+    </w:p>
+    <w:p>
+      <w:r>
+        <w:t xml:space="preserve">In July 1914 the circle was Bethmann Hollweg, the Kaiser, Jagow and Zimmermann at the Foreign Office, and Moltke at the General Staff — no Reichsbank president, no Treasury secretary. Havenstein, who two summers earlier had proposed that the German banks hold more cash against exactly the kind of shock a war would bring, was not consulted about the war. The question asked in 1905 and 1908 and 1911 and 1912 — </w:t>
+      </w:r>
+      <w:r>
+        <w:rPr>
+          <w:i/>
+        </w:rPr>
+        <w:t xml:space="preserve">can we pay for it, in time?</w:t>
+      </w:r>
+      <w:r>
+        <w:t xml:space="preserve"> — was not asked in 1914, because the men who would have asked it had not been told there was anything to ask about.</w:t>
+      </w:r>
+    </w:p>
+    <w:p>
+      <w:pPr>
+        <w:pBdr>
+          <w:bottom w:val="single" w:sz="6" w:space="1" w:color="CCCCCC"/>
+        </w:pBdr>
+      </w:pPr>
     </w:p>
     <w:p>
       <w:pPr>
         <w:pStyle w:val="Heading4"/>
       </w:pPr>
       <w:r>
-        <w:t xml:space="preserve">The correction</w:t>
-      </w:r>
-    </w:p>
-    <w:p>
-      <w:r>
-        <w:t xml:space="preserve">Every </w:t>
-      </w:r>
-      <w:r>
-        <w:rPr>
-          <w:i/>
-        </w:rPr>
-        <w:t xml:space="preserve">documented</w:t>
-      </w:r>
-      <w:r>
-        <w:t xml:space="preserve"> motive for the July 1914 tempo is diplomatic: localize the war, present Russia and France a fait accompli, exploit the post-Sarajevo sympathy window. No participant minuted "move before the money market can react." </w:t>
-      </w:r>
-      <w:r>
-        <w:rPr>
-          <w:b/>
-        </w:rPr>
-        <w:t xml:space="preserve">Any claim of financial *intent* invents a source that does not exist</w:t>
-      </w:r>
-      <w:r>
-        <w:t xml:space="preserve">, and this repo should not make it.</w:t>
-      </w:r>
-    </w:p>
-    <w:p>
-      <w:r>
-        <w:t xml:space="preserve">The defensible claim is the stronger one. The secrecy and speed were chosen for diplomatic ends and </w:t>
-      </w:r>
-      <w:r>
-        <w:rPr>
-          <w:i/>
-        </w:rPr>
-        <w:t xml:space="preserve">had</w:t>
-      </w:r>
-      <w:r>
-        <w:t xml:space="preserve"> a financial </w:t>
-      </w:r>
-      <w:r>
-        <w:rPr>
-          <w:b/>
+        <w:t xml:space="preserve">II.</w:t>
+      </w:r>
+    </w:p>
+    <w:p>
+      <w:r>
+        <w:t xml:space="preserve">What the state knew in those weeks, the market did not, and the gap is the sharpest form of the mechanism, so it is worth being exact about it. The assurance to Vienna, the so-called blank cheque, was given privately on the fifth and sixth of July. The ultimatum to Serbia was drafted through the middle of the month in deliberate quiet, its delivery timed for after the French president had sailed from St Petersburg so the two allies could not concert a reply, and handed over on the evening of the twenty-third with a forty-eight-hour limit. The limit was the instrument: it existed to stop the dispute passing into a conference, as every dispute since 1905 had, because a conference was slow and slowness had always favoured the men who counted the cost.</w:t>
+      </w:r>
+    </w:p>
+    <w:p>
+      <w:r>
+        <w:t xml:space="preserve">For eighteen days, then, the German state held a decision the market could not see. The honest question is whether it used that interval — whether the Reichsbank or the Treasury took a concrete financial step in the quiet weeks, ahead of a still-calm market. On the evidence so far, it did not. The financial-mobilisation framework Germany activated in August was not a July initiative but a contingency plan first drafted in 1891 and refined for twenty-three years: the Reichsbank as fiscal agent, the loan-banks ready to be created, the war-finance laws written to be enacted "in case of war." The operational steps are all dated to the crisis, not the quiet — specie payments suspended on the thirty-first of July, the imperial war-treasure of two hundred and forty million marks moved to the Reichsbank on the second of August, the bank laws passed on the fourth. Between the fifth and the twenty-third of July there is nothing.</w:t>
+      </w:r>
+    </w:p>
+    <w:p>
+      <w:r>
+        <w:t xml:space="preserve">That settles what kind of story this is. It is not a state front-running the bourse; it is a state that held a long-standing plan and reached for it only when the crisis broke — and in the last days was reacting to a gold run, not staging one. The mechanism reduces to its honest core: the market could not react in time to a tempo set for other reasons. No one had to defeat the financial brake; they only had to move before it engaged.</w:t>
+      </w:r>
+    </w:p>
+    <w:p>
+      <w:pPr>
+        <w:pBdr>
+          <w:bottom w:val="single" w:sz="6" w:space="1" w:color="CCCCCC"/>
+        </w:pBdr>
+      </w:pPr>
+    </w:p>
+    <w:p>
+      <w:pPr>
+        <w:pStyle w:val="Heading4"/>
+      </w:pPr>
+      <w:r>
+        <w:t xml:space="preserve">III.</w:t>
+      </w:r>
+    </w:p>
+    <w:p>
+      <w:r>
+        <w:t xml:space="preserve">In the last week of July the market got its first real look, and it did in days what it had failed to do in weeks. Its first look was the ultimatum, because the ultimatum was the first moment the decision became visible — and the ultimatum was not a step toward the war but the war made public. From the twenty-third the foreign-exchange and money markets began to break down; by the week of the twenty-seventh the bill market, on which the whole of London's trade finance ran, had seized. Consols, the British government's own perpetual bond, fell nearly six per cent, German bonds about five, Austrian about six; the Bank of England raised its rate from three per cent to four on the thirtieth, to eight on the thirty-first, to ten on the first of August. On Friday the thirty-first of July the London Stock Exchange closed for the first time in a hundred and seventeen years, and did not reopen until the fourth of January 1915.</w:t>
+      </w:r>
+    </w:p>
+    <w:p>
+      <w:r>
+        <w:t xml:space="preserve">The scenes were the ones a run produces in any century. Banks rationed gold sovereigns and paid out five-pound notes instead; a </w:t>
+      </w:r>
+      <w:r>
+        <w:rPr>
+          <w:i/>
+        </w:rPr>
+        <w:t xml:space="preserve">Financial Times</w:t>
+      </w:r>
+      <w:r>
+        <w:t xml:space="preserve"> reporter watched, outside one bank, "a queue of people, some 200 to 250 strong, resignedly awaiting their turn to obtain access to the magical counter where cash was being poured forth," and a </w:t>
+      </w:r>
+      <w:r>
+        <w:rPr>
+          <w:i/>
+        </w:rPr>
+        <w:t xml:space="preserve">Financial News</w:t>
+      </w:r>
+      <w:r>
+        <w:t xml:space="preserve"> man saw a newspaper vendor arrested for shouting "Run on the Bank" beneath the Bank of England's windows. The government answered with instruments improvised in the first fortnight of August: a general moratorium on contracts, small-denomination currency notes signed by the Treasury's Sir John Bradbury and known ever after as Bradburys, and, from the twelfth of August, a scheme under which the Bank of England bought in nearly any pre-war bill — some hundred and thirty-three million pounds of them by early September. The City was not left to clear the wreckage on its own; it was rescued, at a scale (the later recapitalisation ran to about two hundred million pounds, nine per cent of national income) that shows how close the failure had come.</w:t>
+      </w:r>
+    </w:p>
+    <w:p>
+      <w:r>
+        <w:t xml:space="preserve">The brake, in other words, worked — it was crushingly strong — but it came down about three weeks after the decision it might have restrained had already been taken and could no longer be recalled.</w:t>
+      </w:r>
+    </w:p>
+    <w:p>
+      <w:pPr>
+        <w:pBdr>
+          <w:bottom w:val="single" w:sz="6" w:space="1" w:color="CCCCCC"/>
+        </w:pBdr>
+      </w:pPr>
+    </w:p>
+    <w:p>
+      <w:pPr>
+        <w:pStyle w:val="Heading4"/>
+      </w:pPr>
+      <w:r>
+        <w:t xml:space="preserve">IV.</w:t>
+      </w:r>
+    </w:p>
+    <w:p>
+      <w:r>
+        <w:t xml:space="preserve">The last week shows one more thing: the instrument problem, stated for the final time in the pre-war record. Read the cross-section — consols down six, German bonds five, Austrian six — and the temptation is to rank the falls as a league table of war risk, as though the market judged Britain to have most to fear. It judged nothing of the kind. Consols fell hardest because they were the most saleable asset on earth, the thing everyone reached for first because they could always sell it, and so the thing sold first and hardest when everyone reached at once. The aggregate fall across all the bonds is the war signal — the system repricing danger. The ordering is not war risk but liquidity, the sequence in which frightened holders can find a buyer: when the bonds finally moved, their ranking was governed by which asset had a buyer, not which country would fight. The signal and the noise sat in the same numbers, and telling them apart is the discipline the book has argued for throughout, delivered one last time by the crisis that ended the sequence.</w:t>
+      </w:r>
+    </w:p>
+    <w:p>
+      <w:pPr>
+        <w:pBdr>
+          <w:bottom w:val="single" w:sz="6" w:space="1" w:color="CCCCCC"/>
+        </w:pBdr>
+      </w:pPr>
+    </w:p>
+    <w:p>
+      <w:pPr>
+        <w:pStyle w:val="Heading4"/>
+      </w:pPr>
+      <w:r>
+        <w:t xml:space="preserve">V.</w:t>
+      </w:r>
+    </w:p>
+    <w:p>
+      <w:r>
+        <w:t xml:space="preserve">The deepest irony of July 1914 is that the state and the market made the same mistake, and it was not the mistake either is usually accused of. The market is blamed for not seeing the war coming; but the state that had spent twenty-three years preparing for the war did not see it clearly either, because it had prepared for the wrong one. The whole German financial plan was built for a short, victorious campaign — the departure from gold was to be "only temporary," the war-treasure and the note issue and the loan-banks were sized for a sprint. The state was ready, and its readiness was calibrated to a war of weeks, not the one that lasted four years and broke every treasury in Europe. Readiness was not foresight. The market mispriced the war by pricing it at nothing until the last week; the state mispriced it by pricing it as short; and it was the same error about the same thing.</w:t>
+      </w:r>
+    </w:p>
+    <w:p>
+      <w:r>
+        <w:t xml:space="preserve">That is why the money question went unasked in July 1914 — not only because no finance principal was in the room, though none was, but because the answer everyone would have given, the market's silent one and the Treasury's short-war one, was wrong in the same direction, and the crisis was over before the only teacher that corrects such answers, the event itself, could correct it. In every crisis from 1905 to 1913 the money question was asked, a finance principal answered it, and the answer bought Europe another year. In July 1914 it was not asked until the market forced it, in the last week of the month, when the decision it might have altered was already three weeks old and moving under its own weight toward the guns.</w:t>
+      </w:r>
+    </w:p>
+    <w:p>
+      <w:pPr>
+        <w:pBdr>
+          <w:bottom w:val="single" w:sz="6" w:space="1" w:color="CCCCCC"/>
+        </w:pBdr>
+      </w:pPr>
+    </w:p>
+    <w:p>
+      <w:pPr>
+        <w:pBdr>
+          <w:bottom w:val="single" w:sz="6" w:space="1" w:color="CCCCCC"/>
+        </w:pBdr>
+      </w:pPr>
+    </w:p>
+    <w:p>
+      <w:pPr>
+        <w:pStyle w:val="Heading4"/>
+      </w:pPr>
+      <w:r>
+        <w:t xml:space="preserve">NOTES</w:t>
+      </w:r>
+    </w:p>
+    <w:p>
+      <w:r>
+        <w:rPr>
+          <w:i/>
+        </w:rPr>
+        <w:t xml:space="preserve">What the prose sets aside — the discipline, the flags, and the sources.</w:t>
+      </w:r>
+    </w:p>
+    <w:p>
+      <w:r>
+        <w:rPr>
+          <w:b/>
+        </w:rPr>
+        <w:t xml:space="preserve">On intent versus mechanism.</w:t>
+      </w:r>
+      <w:r>
+        <w:t xml:space="preserve"> No documented source gives a </w:t>
+      </w:r>
+      <w:r>
+        <w:rPr>
+          <w:i/>
+        </w:rPr>
+        <w:t xml:space="preserve">financial</w:t>
+      </w:r>
+      <w:r>
+        <w:t xml:space="preserve"> motive for the July tempo; every minuted reason is diplomatic (localise the war, present a fait accompli, exploit the post-Sarajevo window). This chapter therefore claims a financial </w:t>
+      </w:r>
+      <w:r>
+        <w:rPr>
+          <w:i/>
         </w:rPr>
         <w:t xml:space="preserve">effect</w:t>
       </w:r>
       <w:r>
-        <w:t xml:space="preserve">: the market could not price what it could not see (the money-market and bond evidence in </w:t>
-      </w:r>
-      <w:r>
-        <w:rPr>
-          <w:rFonts w:ascii="Consolas" w:hAnsi="Consolas"/>
-          <w:sz w:val="18"/>
-        </w:rPr>
-        <w:t xml:space="preserve">war_premia</w:t>
-      </w:r>
-      <w:r>
-        <w:t xml:space="preserve"> shows it saw nothing until the last week of July, then seized). A restraining financial reaction, if one would have formed, was never given time to form. </w:t>
-      </w:r>
-      <w:r>
-        <w:rPr>
-          <w:b/>
-        </w:rPr>
-        <w:t xml:space="preserve">Mechanism does not require intent.</w:t>
-      </w:r>
-      <w:r>
-        <w:t xml:space="preserve"> Where this repo uses the word "brake" (</w:t>
-      </w:r>
-      <w:r>
-        <w:rPr>
-          <w:rFonts w:ascii="Consolas" w:hAnsi="Consolas"/>
-          <w:sz w:val="18"/>
-        </w:rPr>
-        <w:t xml:space="preserve">crisis_lag</w:t>
-      </w:r>
-      <w:r>
-        <w:t xml:space="preserve">), read it as a statement about the </w:t>
-      </w:r>
-      <w:r>
-        <w:rPr>
-          <w:i/>
-        </w:rPr>
-        <w:t xml:space="preserve">market's</w:t>
-      </w:r>
-      <w:r>
-        <w:t xml:space="preserve"> capacity to react in time, never as a claim that anyone timed the crisis to defeat it.</w:t>
-      </w:r>
-    </w:p>
-    <w:p>
-      <w:r>
-        <w:t xml:space="preserve">What the market-side evidence here establishes: markets were surprised and repriced too late to matter. What it says about the </w:t>
-      </w:r>
-      <w:r>
-        <w:rPr>
-          <w:i/>
-        </w:rPr>
-        <w:t xml:space="preserve">state's</w:t>
-      </w:r>
-      <w:r>
-        <w:t xml:space="preserve"> knowledge or intent: </w:t>
-      </w:r>
-      <w:r>
-        <w:rPr>
-          <w:b/>
-        </w:rPr>
-        <w:t xml:space="preserve">nothing.</w:t>
-      </w:r>
-      <w:r>
-        <w:t xml:space="preserve"> That is a separate, archival question.</w:t>
-      </w:r>
-    </w:p>
-    <w:p>
-      <w:pPr>
-        <w:pStyle w:val="Quote"/>
-      </w:pPr>
-      <w:r>
-        <w:rPr>
-          <w:b/>
-        </w:rPr>
-        <w:t xml:space="preserve">The parallel across the earlier crises — cause or cover?</w:t>
-      </w:r>
-      <w:r>
-        <w:t xml:space="preserve"> The same intent-vs-mechanism split applies to Rouvier (1905), Kokovtsov (1908–09) and Biliński (1912–13): were their </w:t>
-      </w:r>
-      <w:r>
-        <w:rPr>
-          <w:i/>
-        </w:rPr>
-        <w:t xml:space="preserve">fiscal</w:t>
-      </w:r>
-      <w:r>
-        <w:t xml:space="preserve"> justifications the cause of each climb-down, or cover for a decision taken on other grounds? Market data cannot settle that either — but it gives one asymmetric, timing-based handle, run in </w:t>
-      </w:r>
-      <w:r>
-        <w:rPr>
-          <w:i/>
-        </w:rPr>
-        <w:t xml:space="preserve">`../crisis_lag/results/cause_or_cover.md`</w:t>
-      </w:r>
-      <w:r>
-        <w:t xml:space="preserve">. Properly controlled — benchmarked against a </w:t>
-      </w:r>
-      <w:r>
-        <w:rPr>
-          <w:b/>
-        </w:rPr>
-        <w:t xml:space="preserve">neutral</w:t>
-      </w:r>
-      <w:r>
-        <w:t xml:space="preserve"> creditor (the Dutch yield), measured as a </w:t>
-      </w:r>
-      <w:r>
-        <w:rPr>
-          <w:b/>
-        </w:rPr>
-        <w:t xml:space="preserve">change</w:t>
-      </w:r>
-      <w:r>
-        <w:t xml:space="preserve">, against a </w:t>
-      </w:r>
-      <w:r>
-        <w:rPr>
-          <w:b/>
-        </w:rPr>
-        <w:t xml:space="preserve">null distribution</w:t>
-      </w:r>
-      <w:r>
-        <w:t xml:space="preserve"> — each power whose own solvency was in question shows an abnormal rise in its bonds during its crisis: </w:t>
-      </w:r>
-      <w:r>
-        <w:rPr>
-          <w:b/>
-        </w:rPr>
-        <w:t xml:space="preserve">Germany</w:t>
-      </w:r>
-      <w:r>
-        <w:t xml:space="preserve"> (Agadir, ~90th percentile), </w:t>
-      </w:r>
-      <w:r>
-        <w:rPr>
-          <w:b/>
-        </w:rPr>
-        <w:t xml:space="preserve">Russia</w:t>
-      </w:r>
-      <w:r>
-        <w:t xml:space="preserve"> (Bosnia, ~80th), </w:t>
-      </w:r>
-      <w:r>
-        <w:rPr>
-          <w:b/>
-        </w:rPr>
-        <w:t xml:space="preserve">Austria</w:t>
-      </w:r>
-      <w:r>
-        <w:t xml:space="preserve"> (Balkans, ~90th but only at the long horizon its two-winter war needed). </w:t>
-      </w:r>
-      <w:r>
-        <w:rPr>
-          <w:b/>
-        </w:rPr>
-        <w:t xml:space="preserve">France (Morocco) shows none</w:t>
-      </w:r>
-      <w:r>
-        <w:t xml:space="preserve"> — the creditor power, no own-market stress, consistent with the constraint lying in Russia's collapse, not French finances. So the timing evidence </w:t>
-      </w:r>
-      <w:r>
-        <w:rPr>
-          <w:i/>
-        </w:rPr>
-        <w:t xml:space="preserve">is</w:t>
-      </w:r>
-      <w:r>
-        <w:t xml:space="preserve"> consistent with finance-as-constraint for three of four (a crude level check first understated this, then I over-corrected to "artifact" — the neutral-benchmark control corrects both). Still consistency, never proof; intent still needs the archives named there, and France stays the case where the objection is most alive.</w:t>
-      </w:r>
-    </w:p>
-    <w:p>
-      <w:pPr>
-        <w:pStyle w:val="Heading4"/>
-      </w:pPr>
-      <w:r>
-        <w:t xml:space="preserve">The finite question</w:t>
-      </w:r>
-    </w:p>
-    <w:p>
-      <w:r>
-        <w:t xml:space="preserve">Did the Reichsbank or the Reich Treasury (Reichsschatzamt) take a </w:t>
-      </w:r>
-      <w:r>
-        <w:rPr>
-          <w:b/>
-        </w:rPr>
-        <w:t xml:space="preserve">concrete preparatory financial step during 5–23 July 1914</w:t>
-      </w:r>
-      <w:r>
-        <w:t xml:space="preserve"> — after the "blank cheque" (5–6 July), before the Austrian ultimatum (23 July) — </w:t>
-      </w:r>
-      <w:r>
-        <w:rPr>
-          <w:i/>
-        </w:rPr>
-        <w:t xml:space="preserve">while the market was still calm</w:t>
-      </w:r>
-      <w:r>
-        <w:t xml:space="preserve">?</w:t>
-      </w:r>
-    </w:p>
-    <w:p>
-      <w:pPr>
-        <w:pStyle w:val="ListParagraph"/>
-        <w:ind w:left="360" w:hanging="360"/>
-      </w:pPr>
-      <w:r>
-        <w:t xml:space="preserve">•  </w:t>
-      </w:r>
-      <w:r>
-        <w:rPr>
-          <w:b/>
-        </w:rPr>
-        <w:t xml:space="preserve">If yes</w:t>
-      </w:r>
-      <w:r>
-        <w:t xml:space="preserve">, the state acted on knowledge the market lacked: an information</w:t>
-      </w:r>
-    </w:p>
-    <w:p>
-      <w:r>
-        <w:t xml:space="preserve">  asymmetry, the sharpest form of the mechanism. (Still not "intent to outrun the   bourse" — it could be prudent contingency — but a state moving ahead of the   market is the closest thing to a smoking gun.)</w:t>
-      </w:r>
-    </w:p>
-    <w:p>
-      <w:pPr>
-        <w:pStyle w:val="ListParagraph"/>
-        <w:ind w:left="360" w:hanging="360"/>
-      </w:pPr>
-      <w:r>
-        <w:t xml:space="preserve">•  </w:t>
-      </w:r>
-      <w:r>
-        <w:rPr>
-          <w:b/>
-        </w:rPr>
-        <w:t xml:space="preserve">If no</w:t>
-      </w:r>
-      <w:r>
-        <w:t xml:space="preserve"> — if the Treasury, like the market, was quiet until the ultimatum —</w:t>
-      </w:r>
-    </w:p>
-    <w:p>
-      <w:r>
-        <w:t xml:space="preserve">  the asymmetric-information version is </w:t>
-      </w:r>
-      <w:r>
-        <w:rPr>
-          <w:i/>
-        </w:rPr>
-        <w:t xml:space="preserve">refuted</w:t>
-      </w:r>
-      <w:r>
-        <w:t xml:space="preserve">: the state was as surprised by   the tempo as the market, and the mechanism reduces to "the market could not   react in time," with no privileged state foresight.</w:t>
-      </w:r>
-    </w:p>
-    <w:p>
-      <w:r>
-        <w:t xml:space="preserve">It is a binary question with a findable answer.</w:t>
-      </w:r>
-    </w:p>
-    <w:p>
-      <w:pPr>
-        <w:pStyle w:val="Heading4"/>
-      </w:pPr>
-      <w:r>
-        <w:t xml:space="preserve">Evidence state (audited against the scholarship that cites Zilch and BArch R 2)</w:t>
-      </w:r>
-    </w:p>
-    <w:p>
-      <w:r>
-        <w:rPr>
-          <w:b/>
-        </w:rPr>
-        <w:t xml:space="preserve">Established (documented):</w:t>
-      </w:r>
-    </w:p>
-    <w:p>
-      <w:pPr>
-        <w:pStyle w:val="ListParagraph"/>
-        <w:ind w:left="360" w:hanging="360"/>
-      </w:pPr>
-      <w:r>
-        <w:t xml:space="preserve">•  </w:t>
-      </w:r>
-      <w:r>
-        <w:t xml:space="preserve">The financial-mobilization </w:t>
-      </w:r>
-      <w:r>
-        <w:rPr>
-          <w:b/>
-        </w:rPr>
-        <w:t xml:space="preserve">framework is old — 1891</w:t>
-      </w:r>
-      <w:r>
-        <w:t xml:space="preserve">: the Reichsbank as fiscal</w:t>
-      </w:r>
-    </w:p>
-    <w:p>
-      <w:r>
-        <w:t xml:space="preserve">  agent, loan-bank (Darlehnskassen) creation, and </w:t>
-      </w:r>
-      <w:r>
-        <w:rPr>
-          <w:i/>
-        </w:rPr>
-        <w:t xml:space="preserve">draft war-finance laws to be   enacted in case of war</w:t>
-      </w:r>
-      <w:r>
-        <w:t xml:space="preserve">, with "details added in later years." Refined by the   Wermuth/Havenstein gold-accumulation program to 1914. </w:t>
-      </w:r>
-      <w:r>
-        <w:rPr>
-          <w:b/>
-        </w:rPr>
-        <w:t xml:space="preserve">Readiness is a 23-year   contingency plan, not a July 1914 initiative.</w:t>
-      </w:r>
-    </w:p>
-    <w:p>
-      <w:pPr>
-        <w:pStyle w:val="ListParagraph"/>
-        <w:ind w:left="360" w:hanging="360"/>
-      </w:pPr>
-      <w:r>
-        <w:t xml:space="preserve">•  </w:t>
-      </w:r>
-      <w:r>
-        <w:t xml:space="preserve">Operational steps are dated to the </w:t>
-      </w:r>
-      <w:r>
-        <w:rPr>
-          <w:b/>
-        </w:rPr>
-        <w:t xml:space="preserve">crisis, not the quiet weeks</w:t>
-      </w:r>
-      <w:r>
-        <w:t xml:space="preserve">: specie</w:t>
-      </w:r>
-    </w:p>
-    <w:p>
-      <w:r>
-        <w:t xml:space="preserve">  payments suspended </w:t>
-      </w:r>
-      <w:r>
-        <w:rPr>
-          <w:b/>
-        </w:rPr>
-        <w:t xml:space="preserve">31 July</w:t>
-      </w:r>
-      <w:r>
-        <w:t xml:space="preserve">; the imperial gold reserve (Kriegsschatz, 240 M   ℳ) transferred to the Reichsbank </w:t>
-      </w:r>
-      <w:r>
-        <w:rPr>
-          <w:b/>
-        </w:rPr>
-        <w:t xml:space="preserve">2 August</w:t>
-      </w:r>
-      <w:r>
-        <w:t xml:space="preserve"> (BArch </w:t>
-      </w:r>
-      <w:r>
-        <w:rPr>
-          <w:b/>
-        </w:rPr>
-        <w:t xml:space="preserve">R 2/41134</w:t>
-      </w:r>
-      <w:r>
-        <w:t xml:space="preserve">); the bank   laws enacted </w:t>
-      </w:r>
-      <w:r>
-        <w:rPr>
-          <w:b/>
-        </w:rPr>
-        <w:t xml:space="preserve">4 August</w:t>
-      </w:r>
-      <w:r>
-        <w:t xml:space="preserve">.</w:t>
-      </w:r>
-    </w:p>
-    <w:p>
-      <w:pPr>
-        <w:pStyle w:val="ListParagraph"/>
-        <w:ind w:left="360" w:hanging="360"/>
-      </w:pPr>
-      <w:r>
-        <w:t xml:space="preserve">•  </w:t>
-      </w:r>
-      <w:r>
-        <w:t xml:space="preserve">The plan was built </w:t>
-      </w:r>
-      <w:r>
-        <w:rPr>
-          <w:b/>
-        </w:rPr>
-        <w:t xml:space="preserve">for a short, victorious war</w:t>
-      </w:r>
-      <w:r>
-        <w:t xml:space="preserve"> ("the departure from the gold</w:t>
-      </w:r>
-    </w:p>
-    <w:p>
-      <w:r>
-        <w:t xml:space="preserve">  standard was only temporary"). The state's </w:t>
-      </w:r>
-      <w:r>
-        <w:rPr>
-          <w:i/>
-        </w:rPr>
-        <w:t xml:space="preserve">own</w:t>
-      </w:r>
-      <w:r>
-        <w:t xml:space="preserve"> financial design shared the   short-war assumption that mispriced the actual conflict — </w:t>
-      </w:r>
-      <w:r>
-        <w:rPr>
-          <w:b/>
-        </w:rPr>
-        <w:t xml:space="preserve">readiness was not   foresight.</w:t>
-      </w:r>
-    </w:p>
-    <w:p>
-      <w:r>
-        <w:rPr>
-          <w:b/>
-        </w:rPr>
-        <w:t xml:space="preserve">Not established:</w:t>
-      </w:r>
-    </w:p>
-    <w:p>
-      <w:pPr>
-        <w:pStyle w:val="ListParagraph"/>
-        <w:ind w:left="360" w:hanging="360"/>
-      </w:pPr>
-      <w:r>
-        <w:t xml:space="preserve">•  </w:t>
-      </w:r>
-      <w:r>
-        <w:t xml:space="preserve">Any concrete Reichsbank/Treasury action dated </w:t>
-      </w:r>
-      <w:r>
-        <w:rPr>
-          <w:b/>
-        </w:rPr>
-        <w:t xml:space="preserve">5–23 July 1914</w:t>
-      </w:r>
-      <w:r>
-        <w:t xml:space="preserve">. The</w:t>
-      </w:r>
-    </w:p>
-    <w:p>
-      <w:r>
-        <w:t xml:space="preserve">  authoritative </w:t>
+        <w:t xml:space="preserve">, never a financial </w:t>
+      </w:r>
+      <w:r>
+        <w:rPr>
+          <w:i/>
+        </w:rPr>
+        <w:t xml:space="preserve">intent</w:t>
+      </w:r>
+      <w:r>
+        <w:t xml:space="preserve">: the speed and secrecy, chosen for other ends, denied a restraining financial reaction the time to form. Where the project's code uses the word "brake," it means the market's capacity to react in time, not a claim that anyone timed the crisis to defeat it.</w:t>
+      </w:r>
+    </w:p>
+    <w:p>
+      <w:r>
+        <w:rPr>
+          <w:b/>
+        </w:rPr>
+        <w:t xml:space="preserve">On the quiet-weeks archival test.</w:t>
+      </w:r>
+      <w:r>
+        <w:t xml:space="preserve"> The claim that the Reichsbank and Treasury took no concrete step between 5 and 23 July rests on the modern synthesis of the German records (notably </w:t>
       </w:r>
       <w:r>
         <w:rPr>
@@ -5440,76 +5131,16 @@
         <w:t xml:space="preserve">1914-1918-Online</w:t>
       </w:r>
       <w:r>
-        <w:t xml:space="preserve"> synthesis — which </w:t>
-      </w:r>
-      <w:r>
-        <w:rPr>
-          <w:i/>
-        </w:rPr>
-        <w:t xml:space="preserve">does</w:t>
-      </w:r>
-      <w:r>
-        <w:t xml:space="preserve"> cite Zilch and even   gives BArch R 2 signatures for the August steps — reports </w:t>
-      </w:r>
-      <w:r>
-        <w:rPr>
-          <w:b/>
-        </w:rPr>
-        <w:t xml:space="preserve">no</w:t>
-      </w:r>
-      <w:r>
-        <w:t xml:space="preserve"> discount-rate   or gold-policy change before ~31 July, and nothing in the blank-cheque-to-   ultimatum window. The public central bank was calm because it </w:t>
-      </w:r>
-      <w:r>
-        <w:rPr>
-          <w:i/>
-        </w:rPr>
-        <w:t xml:space="preserve">was</w:t>
-      </w:r>
-      <w:r>
-        <w:t xml:space="preserve"> calm.</w:t>
-      </w:r>
-    </w:p>
-    <w:p>
-      <w:r>
-        <w:rPr>
-          <w:b/>
-        </w:rPr>
-        <w:t xml:space="preserve">Unreliable (do not use):</w:t>
-      </w:r>
-    </w:p>
-    <w:p>
-      <w:pPr>
-        <w:pStyle w:val="ListParagraph"/>
-        <w:ind w:left="360" w:hanging="360"/>
-      </w:pPr>
-      <w:r>
-        <w:t xml:space="preserve">•  </w:t>
-      </w:r>
-      <w:r>
-        <w:t xml:space="preserve">The popular "Havenstein demanded all banks' gold on 18 June 1914" line (Mises</w:t>
-      </w:r>
-    </w:p>
-    <w:p>
-      <w:r>
-        <w:t xml:space="preserve">  op-ed) — conflates the multi-year campaign and supplies the </w:t>
-      </w:r>
-      <w:r>
-        <w:rPr>
-          <w:i/>
-        </w:rPr>
-        <w:t xml:space="preserve">intent</w:t>
-      </w:r>
-      <w:r>
-        <w:t xml:space="preserve"> framing to   be avoided.</w:t>
-      </w:r>
-    </w:p>
-    <w:p>
-      <w:pPr>
-        <w:pStyle w:val="Heading4"/>
-      </w:pPr>
-      <w:r>
-        <w:t xml:space="preserve">Provisional verdict — and it leans </w:t>
+        <w:t xml:space="preserve">, which cites Zilch and gives Bundesarchiv R 2 signatures for the August steps), not on a line-by-line reading of Zilch's German monograph or the Reichsbank's 1914 </w:t>
+      </w:r>
+      <w:r>
+        <w:rPr>
+          <w:i/>
+        </w:rPr>
+        <w:t xml:space="preserve">Verwaltungsbericht</w:t>
+      </w:r>
+      <w:r>
+        <w:t xml:space="preserve">. The verdict is therefore provisional and leans </w:t>
       </w:r>
       <w:r>
         <w:rPr>
@@ -5518,62 +5149,132 @@
         <w:t xml:space="preserve">against</w:t>
       </w:r>
       <w:r>
-        <w:t xml:space="preserve"> the smoking gun</w:t>
-      </w:r>
-    </w:p>
-    <w:p>
-      <w:r>
-        <w:t xml:space="preserve">On the currently documented evidence, the </w:t>
-      </w:r>
-      <w:r>
-        <w:rPr>
-          <w:b/>
-        </w:rPr>
-        <w:t xml:space="preserve">asymmetric-information version is not supported</w:t>
-      </w:r>
-      <w:r>
-        <w:t xml:space="preserve">: the Reichsbank did not act ahead of the market in the quiet weeks. It held a long-standing plan and </w:t>
-      </w:r>
-      <w:r>
-        <w:rPr>
-          <w:i/>
-        </w:rPr>
-        <w:t xml:space="preserve">activated it at the crisis</w:t>
-      </w:r>
-      <w:r>
-        <w:t xml:space="preserve"> — 31 July onward, roughly when the market itself woke up; in the last days it was even reacting to a gold run, not front-running one. So the mechanism reduces to its honest core: </w:t>
-      </w:r>
-      <w:r>
-        <w:rPr>
-          <w:b/>
-        </w:rPr>
-        <w:t xml:space="preserve">the market could not react in time to a diplomatic tempo — not that the state knew and moved first.</w:t>
-      </w:r>
-      <w:r>
-        <w:t xml:space="preserve"> And the sharper irony is that the state's readiness was calibrated to the </w:t>
-      </w:r>
-      <w:r>
-        <w:rPr>
-          <w:i/>
-        </w:rPr>
-        <w:t xml:space="preserve">wrong</w:t>
-      </w:r>
-      <w:r>
-        <w:t xml:space="preserve"> war (short, victorious), the same misjudgment the market made about pricing one at all.</w:t>
-      </w:r>
-    </w:p>
-    <w:p>
-      <w:r>
-        <w:t xml:space="preserve">This is </w:t>
-      </w:r>
-      <w:r>
-        <w:rPr>
-          <w:i/>
-        </w:rPr>
-        <w:t xml:space="preserve">provisional</w:t>
-      </w:r>
-      <w:r>
-        <w:t xml:space="preserve"> because it rests on the English-language synthesis of Zilch, not a line-by-line read of Zilch's German text or the 1914 </w:t>
+        <w:t xml:space="preserve"> a smoking gun; a positive find in those two sources could refine it, and they are named so the next reader can settle it.</w:t>
+      </w:r>
+    </w:p>
+    <w:p>
+      <w:r>
+        <w:rPr>
+          <w:b/>
+        </w:rPr>
+        <w:t xml:space="preserve">On the London figures and quotations.</w:t>
+      </w:r>
+      <w:r>
+        <w:t xml:space="preserve"> The Bank of England rate steps (3→4→8→10 per cent, 30 July–1 August), the Stock Exchange closure (31 July 1914, reopening 4 January 1915), the moratorium, the Bradbury notes, and the bill-purchase schemes are from the standard scholarship of the crisis (Richard Roberts, </w:t>
+      </w:r>
+      <w:r>
+        <w:rPr>
+          <w:i/>
+        </w:rPr>
+        <w:t xml:space="preserve">Saving the City: The Great Financial Crisis of 1914</w:t>
+      </w:r>
+      <w:r>
+        <w:t xml:space="preserve">, OUP 2013) and the contemporary record. The two eyewitness quotations — the </w:t>
+      </w:r>
+      <w:r>
+        <w:rPr>
+          <w:i/>
+        </w:rPr>
+        <w:t xml:space="preserve">Financial Times</w:t>
+      </w:r>
+      <w:r>
+        <w:t xml:space="preserve"> gold-queue and the </w:t>
+      </w:r>
+      <w:r>
+        <w:rPr>
+          <w:i/>
+        </w:rPr>
+        <w:t xml:space="preserve">Financial News</w:t>
+      </w:r>
+      <w:r>
+        <w:t xml:space="preserve"> "Run on the Bank" vendor — are quoted here through that secondary account and should be verified against the original 1914 newspaper pages before publication. Sources differ on whether the Exchange shut on 31 July or 1 August; the 31 July date follows Roberts.</w:t>
+      </w:r>
+    </w:p>
+    <w:p>
+      <w:r>
+        <w:rPr>
+          <w:b/>
+        </w:rPr>
+        <w:t xml:space="preserve">On the bond percentages.</w:t>
+      </w:r>
+      <w:r>
+        <w:t xml:space="preserve"> The last-week falls (consols ~6%, German ~5%, Austrian ~6%) are from the project's own series; the point of the chapter is the </w:t>
+      </w:r>
+      <w:r>
+        <w:rPr>
+          <w:i/>
+        </w:rPr>
+        <w:t xml:space="preserve">ordering</w:t>
+      </w:r>
+      <w:r>
+        <w:t xml:space="preserve"> (marketability, not war risk), which does not depend on the exact figures.</w:t>
+      </w:r>
+    </w:p>
+    <w:p>
+      <w:r>
+        <w:rPr>
+          <w:b/>
+        </w:rPr>
+        <w:t xml:space="preserve">On the "underwriting" reading.</w:t>
+      </w:r>
+      <w:r>
+        <w:t xml:space="preserve"> That the 5 July assurance to Vienna functioned as a financial as well as a strategic guarantee is the single most load-bearing interpretation in the book, and it is an interpretation, not a documented financial commitment. It is offered as a reading of Austria-Hungary's demonstrated inability to fund a general war alone, and is not asserted here as an established transaction.</w:t>
+      </w:r>
+    </w:p>
+    <w:p>
+      <w:r>
+        <w:rPr>
+          <w:b/>
+        </w:rPr>
+        <w:t xml:space="preserve">Sources.</w:t>
+      </w:r>
+      <w:r>
+        <w:t xml:space="preserve"> J. M. Keynes, "War and the Financial System, August 1914," </w:t>
+      </w:r>
+      <w:r>
+        <w:rPr>
+          <w:i/>
+        </w:rPr>
+        <w:t xml:space="preserve">The Economic Journal</w:t>
+      </w:r>
+      <w:r>
+        <w:t xml:space="preserve"> 24:95 (Sept 1914), 460–486; Richard Roberts, </w:t>
+      </w:r>
+      <w:r>
+        <w:rPr>
+          <w:i/>
+        </w:rPr>
+        <w:t xml:space="preserve">Saving the City: The Great Financial Crisis of 1914</w:t>
+      </w:r>
+      <w:r>
+        <w:t xml:space="preserve"> (2013); J. Popper, "Germany's Financial Mobilization," </w:t>
+      </w:r>
+      <w:r>
+        <w:rPr>
+          <w:i/>
+        </w:rPr>
+        <w:t xml:space="preserve">Quarterly Journal of Economics</w:t>
+      </w:r>
+      <w:r>
+        <w:t xml:space="preserve"> 29:4 (1915); </w:t>
+      </w:r>
+      <w:r>
+        <w:rPr>
+          <w:i/>
+        </w:rPr>
+        <w:t xml:space="preserve">1914-1918-Online</w:t>
+      </w:r>
+      <w:r>
+        <w:t xml:space="preserve">, "War Finance (Germany)"; R. Zilch, </w:t>
+      </w:r>
+      <w:r>
+        <w:rPr>
+          <w:i/>
+        </w:rPr>
+        <w:t xml:space="preserve">Die Reichsbank und die finanzielle Kriegsvorbereitung von 1907 bis 1914</w:t>
+      </w:r>
+      <w:r>
+        <w:t xml:space="preserve"> (1987); Reichsbank </w:t>
       </w:r>
       <w:r>
         <w:rPr>
@@ -5582,35 +5283,15 @@
         <w:t xml:space="preserve">Verwaltungsbericht</w:t>
       </w:r>
       <w:r>
-        <w:t xml:space="preserve"> — either of which could surface a finer mid-July detail. But the burden has shifted: the default reading is now </w:t>
-      </w:r>
-      <w:r>
-        <w:rPr>
-          <w:b/>
-        </w:rPr>
-        <w:t xml:space="preserve">no privileged state action in the quiet weeks</w:t>
-      </w:r>
-      <w:r>
-        <w:t xml:space="preserve">, and it would take a positive find in those two sources to overturn it.</w:t>
-      </w:r>
-    </w:p>
-    <w:p>
-      <w:r>
-        <w:rPr>
-          <w:b/>
-        </w:rPr>
-        <w:t xml:space="preserve">This note reports no archival finding of my own</w:t>
-      </w:r>
-      <w:r>
-        <w:t xml:space="preserve"> — I have not read Zilch or the 1914 report directly. It names the two sources that decide the question, records what the scholarship citing them already shows (a 1891 framework, no 5–23 July step, a short-war premise), and states which way the evidence now points. Read the two sources before asserting more.</w:t>
-      </w:r>
-    </w:p>
-    <w:p>
-      <w:r>
-        <w:rPr>
-          <w:i/>
-        </w:rPr>
-        <w:t xml:space="preserve">Full workings and reproduce steps: `july1914_mechanism_and_archival_test.md`.</w:t>
+        <w:t xml:space="preserve"> for 1914 (Berlin, 1915).</w:t>
+      </w:r>
+    </w:p>
+    <w:p>
+      <w:r>
+        <w:rPr>
+          <w:i/>
+        </w:rPr>
+        <w:t xml:space="preserve">The quiet-weeks archival test and sources: `july1914_mechanism_and_archival_test.md`.</w:t>
       </w:r>
     </w:p>
     <w:p>
@@ -8528,12 +8209,12 @@
     </w:p>
     <w:p>
       <w:r>
-        <w:t xml:space="preserve">On the thirtieth of September 1938, the Paris market rallied on the news that there would be no war, and it was right, and it was wrong, and the distance between those two things is the whole of what a market can and cannot do.</w:t>
-      </w:r>
-    </w:p>
-    <w:p>
-      <w:r>
-        <w:t xml:space="preserve">It was right about September. The Munich Agreement had been signed in the small hours; Czechoslovakia had been made to give up the Sudetenland without being allowed in the room; Chamberlain was flying home to wave a piece of paper and promise peace for our time. The war that had looked certain for a fortnight was off. The franc firmed, the rente steadied, and the finance column of </w:t>
+        <w:t xml:space="preserve">On the thirtieth of September 1938 the Paris market rallied on the news that there would be no war. It was right about September and wrong about history, and the gap between those two judgements is the whole of what a market can and cannot do.</w:t>
+      </w:r>
+    </w:p>
+    <w:p>
+      <w:r>
+        <w:t xml:space="preserve">It was right about September because the Munich Agreement had been signed in the small hours; Czechoslovakia had been made to give up the Sudetenland without a seat at the table; Chamberlain was flying home to wave a piece of paper and promise peace for our time. The war that had looked certain for a fortnight was off, the franc firmed, the rente steadied, and the finance column of </w:t>
       </w:r>
       <w:r>
         <w:rPr>
@@ -8565,7 +8246,7 @@
     </w:p>
     <w:p>
       <w:r>
-        <w:t xml:space="preserve">It was wrong about history. Within six months German troops were in Prague; within a year the war the relief had celebrated the avoidance of was general, and the piece of paper was a byword. But the market had not been asked about history. It had been asked whether this crisis, this week, would end in a war, and it answered correctly, and then it went back to business — which is exactly what a market is, and exactly what it is not.</w:t>
+        <w:t xml:space="preserve">It was wrong about history because within six months German troops were in Prague, within a year the war the relief had celebrated avoiding was general, and the piece of paper was a byword. But the market had not been asked about history. It had been asked whether this crisis, this week, would end in war; it answered correctly and went back to business.</w:t>
       </w:r>
     </w:p>
     <w:p>
@@ -8585,12 +8266,7 @@
     </w:p>
     <w:p>
       <w:r>
-        <w:t xml:space="preserve">The virtue of Munich, for anyone testing whether the pre-1914 method still works, is that the crisis wrote itself down day by day in a market report, and the report named the war news each time.</w:t>
-      </w:r>
-    </w:p>
-    <w:p>
-      <w:r>
-        <w:t xml:space="preserve">Twelve issues of the </w:t>
+        <w:t xml:space="preserve">For anyone testing whether the pre-1914 method still works, the virtue of Munich is that the crisis wrote itself down day by day in a market report that named the war news each time. Twelve issues of the </w:t>
       </w:r>
       <w:r>
         <w:rPr>
@@ -8599,12 +8275,12 @@
         <w:t xml:space="preserve">Bulletin financier</w:t>
       </w:r>
       <w:r>
-        <w:t xml:space="preserve"> bracket the arc; four carry a datable verdict on the market's tone, and the four fall into the textbook shape of a war scare that ends in relief — build, hope, rally, settle. It is the same anatomy as Agadir a generation earlier, drawn now in cleaner, better-dated interwar ink.</w:t>
-      </w:r>
-    </w:p>
-    <w:p>
-      <w:r>
-        <w:t xml:space="preserve">On the seventeenth of September, the build. Chamberlain had come back abruptly from Berchtesgaden; Henlein had proclaimed for the Reich; the talks, the column reported, had </w:t>
+        <w:t xml:space="preserve"> bracket the arc; four carry a datable verdict on the market's tone, and they fall into the textbook shape of a war scare that ends in relief — build, hope, rally, settle. It is the same anatomy as Agadir a generation earlier, drawn in cleaner, better-dated interwar ink.</w:t>
+      </w:r>
+    </w:p>
+    <w:p>
+      <w:r>
+        <w:t xml:space="preserve">The build came on the seventeenth of September. Chamberlain had returned abruptly from Berchtesgaden and Henlein had proclaimed for the Reich; the talks, the column reported, had </w:t>
       </w:r>
       <w:r>
         <w:rPr>
@@ -8622,12 +8298,12 @@
         <w:t xml:space="preserve">déception évidente</w:t>
       </w:r>
       <w:r>
-        <w:t xml:space="preserve">. Disappointment, plainly stated, on the finance page, tied to the diplomatic breakdown by name.</w:t>
-      </w:r>
-    </w:p>
-    <w:p>
-      <w:r>
-        <w:t xml:space="preserve">On the twenty-eighth, the turn. Hitler had spoken at the Sportpalast the night before, and Paris had stayed up parsing it. The market opened </w:t>
+        <w:t xml:space="preserve"> — disappointment, plainly stated on the finance page and tied to the diplomatic breakdown by name.</w:t>
+      </w:r>
+    </w:p>
+    <w:p>
+      <w:r>
+        <w:t xml:space="preserve">The turn came on the twenty-eighth, after Hitler's Sportpalast speech the night before, which Paris had stayed up parsing. The market opened </w:t>
       </w:r>
       <w:r>
         <w:rPr>
@@ -8645,7 +8321,7 @@
         <w:t xml:space="preserve">ne contenait rien d'irréparable</w:t>
       </w:r>
       <w:r>
-        <w:t xml:space="preserve">, contained nothing beyond repair, and left standing the hope of </w:t>
+        <w:t xml:space="preserve"> and left standing the hope of </w:t>
       </w:r>
       <w:r>
         <w:rPr>
@@ -8654,12 +8330,12 @@
         <w:t xml:space="preserve">une solution pacifique du problème des Sudètes</w:t>
       </w:r>
       <w:r>
-        <w:t xml:space="preserve">. The floor was a sentence in a speech, read for whether it closed the door or left it ajar. It left it ajar, and the market found its footing on the reading.</w:t>
-      </w:r>
-    </w:p>
-    <w:p>
-      <w:r>
-        <w:t xml:space="preserve">On the thirtieth, the rally, already described. And on the eighth of October, the settle: a </w:t>
+        <w:t xml:space="preserve">. The floor was a single sentence in a speech, read for whether it shut the door or left it ajar; it left it ajar, and the market found its footing on the reading.</w:t>
+      </w:r>
+    </w:p>
+    <w:p>
+      <w:r>
+        <w:t xml:space="preserve">The rally came on the thirtieth, and the settle on the eighth of October: a </w:t>
       </w:r>
       <w:r>
         <w:rPr>
@@ -8677,12 +8353,7 @@
         <w:t xml:space="preserve">se conformant aux recommandations de M. Daladier</w:t>
       </w:r>
       <w:r>
-        <w:t xml:space="preserve"> — falling into line behind the government's coming financial measures, which is to say returning to the ordinary business of a country that had decided it was not, after all, going to war this month.</w:t>
-      </w:r>
-    </w:p>
-    <w:p>
-      <w:r>
-        <w:t xml:space="preserve">Build, hope, rally, settle. The market worked the news like a man reading a barometer, and the barometer was the diplomacy.</w:t>
+        <w:t xml:space="preserve"> — falling in behind the government's coming financial measures, and returning to the ordinary business of a country that had decided it was not, after all, going to war that month. The market worked the diplomatic news the way a reader works a barometer.</w:t>
       </w:r>
     </w:p>
     <w:p>
@@ -8702,17 +8373,12 @@
     </w:p>
     <w:p>
       <w:r>
-        <w:t xml:space="preserve">There is one number in the whole arc, and it is worth pausing on precisely because it is one and not a series.</w:t>
-      </w:r>
-    </w:p>
-    <w:p>
-      <w:r>
-        <w:t xml:space="preserve">On the day of the accord the franc firmed against both the currencies that mattered. The pound eased from a hundred and seventy-eight francs ninety to a hundred and seventy-eight fifty-one; the dollar from thirty-eight ninety to thirty-seven fifty-five. Small against sterling, larger against the dollar, and in the same direction: money that had been leaving the franc for the safety of London and New York turned, for a day, and came partly home, because the war it had been fleeing had been called off. That is the relief rally made quantitative — one day, two quotations, the fear priced and unpriced in a single session.</w:t>
-      </w:r>
-    </w:p>
-    <w:p>
-      <w:r>
-        <w:t xml:space="preserve">Everything else in the arc is the qualitative report: the column's own word for the tone, dated and attributed, but not yet a price line. This chapter is therefore lighter on its feet than the Edwardian ones, and it should say so. What it has is a market that named the war-or-peace news four times in three weeks and moved with it, plus one clean exchange print on the day of the resolution. What it does not yet have is the continuous rente-and-equity series that would turn the report into a measured signal. The proof that the method travels into the interwar is here. The full measurement is not, and the difference is kept in the notes rather than smoothed over in the prose.</w:t>
+        <w:t xml:space="preserve">There is one number in the whole arc, and it is worth pausing on because it is one and not a series. On the day of the accord the franc firmed against both currencies that mattered: the pound eased from a hundred and seventy-eight francs ninety to a hundred and seventy-eight fifty-one, the dollar from thirty-eight ninety to thirty-seven fifty-five. Small against sterling, larger against the dollar, and in the same direction — money that had been leaving the franc for the safety of London and New York turned, for a day, and came partly home, because the war it had been fleeing was called off. That is the relief rally made quantitative: one day, two quotations, the fear priced and unpriced in a single session.</w:t>
+      </w:r>
+    </w:p>
+    <w:p>
+      <w:r>
+        <w:t xml:space="preserve">Everything else in the arc is the qualitative report — the column's own word for the tone, dated and attributed, but not a price line — and the chapter should say so plainly. What it has is a market that named the war-or-peace news four times in three weeks and moved with it, plus one clean exchange print on the day of the resolution. What it lacks is the continuous rente-and-equity series that would turn the report into a measured signal. The proof that the method travels into the interwar is here; the full measurement is not, and that difference is kept in the notes rather than smoothed over.</w:t>
       </w:r>
     </w:p>
     <w:p>
@@ -8732,35 +8398,12 @@
     </w:p>
     <w:p>
       <w:r>
-        <w:t xml:space="preserve">The reason Munich earns its place is that it is appeasement's canonical crisis, and appeasement is where the argument about finance and war is usually lost.</w:t>
-      </w:r>
-    </w:p>
-    <w:p>
-      <w:r>
-        <w:t xml:space="preserve">The standard account runs that the democracies were financially cautious, that caution bred a preference for accommodation, and that the preference produced Munich. It is a story told in stated preferences — memoranda, cabinet minutes, the private anxieties of finance ministers — and it is persuasive on that evidence. What it has never carried is the price counterpart: the financial community's war-aversion shown not as a thing men </w:t>
-      </w:r>
-      <w:r>
-        <w:rPr>
-          <w:i/>
-        </w:rPr>
-        <w:t xml:space="preserve">said</w:t>
-      </w:r>
-      <w:r>
-        <w:t xml:space="preserve"> but as a thing the market </w:t>
-      </w:r>
-      <w:r>
-        <w:rPr>
-          <w:i/>
-        </w:rPr>
-        <w:t xml:space="preserve">did</w:t>
-      </w:r>
-      <w:r>
-        <w:t xml:space="preserve">. The seventeenth of September and the thirtieth are that counterpart. The slide on the breakdown and the rally on the accord are the war-aversion, dated and, on the last day, quantified. The market did not merely prefer peace in the abstract. It paid up for it the morning it arrived.</w:t>
-      </w:r>
-    </w:p>
-    <w:p>
-      <w:r>
-        <w:t xml:space="preserve">But the discipline that governs the whole book governs this too, and it is the hardest to hold exactly where the story is most seductive. That the market wanted peace, and priced its arrival, is documented. That this financial war-aversion </w:t>
+        <w:t xml:space="preserve">Munich earns its place because it is appeasement's canonical crisis, and appeasement is where the argument about finance and war is usually lost. The standard account runs that the democracies were financially cautious, that caution bred a preference for accommodation, and that the preference produced Munich. It is told in stated preferences — memoranda, cabinet minutes, the private anxieties of finance ministers — and it is persuasive on that evidence. What it has never carried is the price counterpart: the financial community's war-aversion shown not as something men said but as something the market did. The seventeenth of September and the thirtieth are that counterpart, the slide on the breakdown and the rally on the accord, dated and, on the last day, quantified. The market did not merely prefer peace in the abstract; it paid up for it the morning it arrived.</w:t>
+      </w:r>
+    </w:p>
+    <w:p>
+      <w:r>
+        <w:t xml:space="preserve">The book's discipline governs this chapter too, and it is hardest to hold exactly where the story is most seductive. That the market wanted peace and priced its arrival is documented. That this war-aversion </w:t>
       </w:r>
       <w:r>
         <w:rPr>
@@ -8769,7 +8412,7 @@
         <w:t xml:space="preserve">caused</w:t>
       </w:r>
       <w:r>
-        <w:t xml:space="preserve"> Munich — that the rente drove Daladier to the table, or the franc drove Chamberlain onto the plane — is not shown by a relief rally, and is not claimed here. A price movement is the market's condition made visible; it is evidence of what the financial community feared and hoped, a symptom of the moment, not proof that the moment turned on it. The chapter offers the priced war-aversion the appeasement literature asserts and never measures. It does not offer, because the evidence does not carry, the causal claim that finance made the men decide.</w:t>
+        <w:t xml:space="preserve"> Munich — that the rente drove Daladier to the table, or the franc drove Chamberlain onto the plane — is not shown by a relief rally and is not claimed here. A price movement is the market's condition made visible: evidence of what the financial community feared and hoped, a symptom of the moment, not proof that the moment turned on it. The chapter supplies the priced war-aversion the appeasement literature asserts and never measures. It does not supply the causal claim that finance made the men decide, because the evidence does not carry it.</w:t>
       </w:r>
     </w:p>
     <w:p>
@@ -8789,22 +8432,17 @@
     </w:p>
     <w:p>
       <w:r>
-        <w:t xml:space="preserve">What Munich shows, more cleanly than any crisis in the book, is the exact boundary of what a market knows.</w:t>
-      </w:r>
-    </w:p>
-    <w:p>
-      <w:r>
-        <w:t xml:space="preserve">The market was a good accountant of the resolution in front of it. Asked whether the Sudeten crisis would end in war, it read the barometer correctly through every turn — down on Berchtesgaden, steady on the speech, up on the accord — and it was not wrong on a single one of those readings. Each was a true statement about the week it was made.</w:t>
-      </w:r>
-    </w:p>
-    <w:p>
-      <w:r>
-        <w:t xml:space="preserve">And the market was no kind of prophet of the war beyond the resolution. It did not price, on the thirtieth of September, that the peace it was rallying on was a deferral and not a settlement; that the same Reich would take the rest of Czechoslovakia in the spring and Poland in the autumn; that the piece of paper was worth what the man who signed it intended it to be worth, which was nothing. It could not have. A market prices the consequences of the decision that has been taken, not the decisions that have not yet been imagined by the men who will take them. It trades the resolution in front of it, and it leaves the future to historians, who have the advantage of already knowing how it came out.</w:t>
-      </w:r>
-    </w:p>
-    <w:p>
-      <w:r>
-        <w:t xml:space="preserve">This is the same distinction the modern trading chapters turn on, stated at its purest and its most tragic. Anticipation is the weak channel: the market cannot tell you a war is coming next year. Resolution is the strong one: the market can tell you, to the day and the exchange rate, that this crisis has just ended in peace. Munich is the crisis where the two came apart most cruelly — where the market was completely right about the resolution and the resolution was completely wrong about the future, and both of those facts are true at once, and neither is a failure of the market to do the only thing a market does.</w:t>
+        <w:t xml:space="preserve">Munich shows, more cleanly than any crisis in the book, the exact boundary of what a market knows. It was a good accountant of the resolution in front of it: asked whether the Sudeten crisis would end in war, it read the barometer correctly through every turn — down on Berchtesgaden, steady on the speech, up on the accord — and was not wrong on a single reading. Each was a true statement about the week it was made.</w:t>
+      </w:r>
+    </w:p>
+    <w:p>
+      <w:r>
+        <w:t xml:space="preserve">It was no kind of prophet of the war beyond the resolution. It did not price, on the thirtieth of September, that the peace it was rallying on was a deferral rather than a settlement, that the same Reich would take the rest of Czechoslovakia in the spring and Poland in the autumn, that the piece of paper was worth what its signer intended it to be worth, which was nothing. It could not have. A market prices the consequences of the decision that has been taken, not the decisions the men have not yet imagined taking; it trades the resolution in front of it and leaves the future to historians, who have the advantage of already knowing how it came out.</w:t>
+      </w:r>
+    </w:p>
+    <w:p>
+      <w:r>
+        <w:t xml:space="preserve">This is the distinction the modern trading chapters turn on, in its purest and most tragic form. Anticipation is the weak channel: the market cannot tell you a war is coming next year. Resolution is the strong one: it can tell you, to the day and the exchange rate, that this crisis has just ended in peace. Munich is where the two came apart most cruelly — the market completely right about the resolution, the resolution completely wrong about the future — and both are true at once, and neither is a failure of the market to do the one thing a market does.</w:t>
       </w:r>
     </w:p>
     <w:p>
@@ -8824,7 +8462,7 @@
     </w:p>
     <w:p>
       <w:r>
-        <w:t xml:space="preserve">So the relief rally of the thirtieth of September belongs beside the Agadir relief of the fourth of November 1911, when the same </w:t>
+        <w:t xml:space="preserve">The relief rally of the thirtieth of September belongs beside the Agadir relief of the fourth of November 1911, when the same </w:t>
       </w:r>
       <w:r>
         <w:rPr>
@@ -8842,12 +8480,12 @@
         <w:t xml:space="preserve">la cote retrouve toute sa fermeté</w:t>
       </w:r>
       <w:r>
-        <w:t xml:space="preserve"> — the market recovered all its firmness — the moment the crisis resolved. A generation apart, the same anatomy: a scare priced as it built, a floor found in a hopeful reading, a rally on the settlement, a return to ordinary business within the week. The instrument was the franc and the rente; the signal was the price of relief; the mechanism was a market working the diplomatic news day by day and pricing, correctly and only, the crisis it could see.</w:t>
-      </w:r>
-    </w:p>
-    <w:p>
-      <w:r>
-        <w:t xml:space="preserve">That the crisis it could see was the wrong crisis to be relieved about is the tragedy of Munich, and it is history's point, not the market's. The market did its job. It priced the peace that came. It was under no obligation, and had no power, to price the war that the peace was hiding — and the fact that we know, now, what the men of September 1938 did not is the one advantage we hold over them, and the last one we should be smug about.</w:t>
+        <w:t xml:space="preserve"> — the market recovered all its firmness — the moment the crisis resolved. A generation apart, the same anatomy: a scare priced as it builds, a floor found in a hopeful reading, a rally on the settlement, a return to ordinary business within the week. The instrument was the franc and the rente, the signal was the price of relief, and the mechanism was a market working the diplomatic news day by day and pricing, correctly and only, the crisis it could see.</w:t>
+      </w:r>
+    </w:p>
+    <w:p>
+      <w:r>
+        <w:t xml:space="preserve">That the crisis it could see was the wrong one to be relieved about is the tragedy of Munich, and it is history's point, not the market's. The market priced the peace that came. It had no power to price the war the peace was hiding, and that we now know what the men of September 1938 did not is the one advantage we hold over them — and the last one to be smug about.</w:t>
       </w:r>
     </w:p>
     <w:p>
@@ -14866,17 +14504,12 @@
     </w:p>
     <w:p>
       <w:r>
-        <w:t xml:space="preserve">On the twenty-fourth of February 2022, Russia invaded Ukraine, and the S&amp;P 500 closed up.</w:t>
-      </w:r>
-    </w:p>
-    <w:p>
-      <w:r>
-        <w:t xml:space="preserve">Not flat. Up. The largest land war in Europe since 1945 opened before dawn European time, the columns crossed at three points, the missiles hit Kyiv — and by the New York close the American equity market had finished the day higher than it began, and within five weeks it stood above where it had been on the eve of the war. The fear gauge, the VIX, rose to thirty-six. In the COVID crash two years earlier it had touched eighty-two; in 2008, eighty. Thirty-six is a bad week, not a broken world.</w:t>
-      </w:r>
-    </w:p>
-    <w:p>
-      <w:r>
-        <w:t xml:space="preserve">A person who had spent 1911 or 1912 watching the discount rate would have recognised the shape of it at once. The great markets were not pricing the war. They were pricing whether the war would become their war, and deciding, correctly and within days, that it would not.</w:t>
+        <w:t xml:space="preserve">On the twenty-fourth of February 2022, Russia invaded Ukraine and the S&amp;P 500 closed higher than it had opened. The largest land war in Europe since 1945 began before dawn European time, the columns crossed at three points and the missiles hit Kyiv, and by the New York close American equity had finished the day up; within five weeks it stood above its pre-war level. The VIX rose to thirty-six — a bad week, but well short of a broken world, against the eighty-two of the COVID crash two years earlier and the eighty of 2008.</w:t>
+      </w:r>
+    </w:p>
+    <w:p>
+      <w:r>
+        <w:t xml:space="preserve">Anyone who had spent 1911 or 1912 watching the discount rate would have recognised the shape at once. The great markets were not pricing the war. They were pricing whether it would become their war, and deciding within days, correctly, that it would not.</w:t>
       </w:r>
     </w:p>
     <w:p>
@@ -14896,26 +14529,12 @@
     </w:p>
     <w:p>
       <w:r>
-        <w:t xml:space="preserve">The instinct, when the tanks move, is to look at the index. It is the wrong screen, and 2022 is the cleanest demonstration of it the century has offered.</w:t>
-      </w:r>
-    </w:p>
-    <w:p>
-      <w:r>
-        <w:t xml:space="preserve">What actually moved was one price. Brent crude went from ninety-nine dollars on the eve to a hundred and thirty-three by the eighth of March — a third, in a fortnight. That was the war, entire, as the Western market chose to express it: not a systemic threat, not a solvency crisis, not the end of anything, but a commodity shock, priced narrowly through the one channel where Russia mattered to the world economy, which was the barrel and the cubic metre. Equity indexed to the invasion eve was flat to recovering while oil spiked, and that divergence is the whole finding drawn as a single chart. The market did not price a general war. It priced an energy tax and went back to worrying about the Federal Reserve.</w:t>
-      </w:r>
-    </w:p>
-    <w:p>
-      <w:r>
-        <w:t xml:space="preserve">It is worth being clear that the market was </w:t>
-      </w:r>
-      <w:r>
-        <w:rPr>
-          <w:i/>
-        </w:rPr>
-        <w:t xml:space="preserve">right</w:t>
-      </w:r>
-      <w:r>
-        <w:t xml:space="preserve">, in the only sense a market can be. Ukraine was catastrophic locally and narrow globally. It did not run along a web of alliances until choosing a side stopped mattering, because in 2022, unlike 1914, the choosing had already been done — NATO was not going in, and everyone knew it by the second day. A war that cannot go general is, to the great markets, a regional tragedy with a commodity attached. They discriminated exactly as the money markets of 1912 had discriminated between a Balkan war that could pull in the powers and a Balkan war that could not: the same test, run on daily data instead of Fraktur, returning the same answer.</w:t>
+        <w:t xml:space="preserve">The instinct when the tanks move is to look at the index, and the index is the wrong place to look. In 2022 what actually moved was one price: Brent crude went from ninety-nine dollars on the eve of the invasion to a hundred and thirty-three by the eighth of March, a third in a fortnight. That was the war as the Western market chose to express it — not a systemic threat or a solvency crisis, but a commodity shock, priced narrowly through the one channel where Russia mattered to the world economy, which was energy. Equity indexed to the invasion eve was flat to recovering while oil spiked, and that divergence is the whole finding. The market priced an energy tax and went back to worrying about the Federal Reserve.</w:t>
+      </w:r>
+    </w:p>
+    <w:p>
+      <w:r>
+        <w:t xml:space="preserve">The market was right to, in the only sense a market can be. Ukraine was catastrophic locally and narrow globally. It did not run along a web of alliances until choosing a side stopped mattering, because in 2022, unlike 1914, the choosing had already been done: NATO was not going in, and everyone knew it by the second day. A war that cannot go general is, to the great markets, a regional tragedy with a commodity attached. They discriminated exactly as the money markets of 1912 discriminated between a Balkan war that could pull in the powers and one that could not — the same test, run on daily data instead of Fraktur, returning the same answer.</w:t>
       </w:r>
     </w:p>
     <w:p>
@@ -14935,12 +14554,7 @@
     </w:p>
     <w:p>
       <w:r>
-        <w:t xml:space="preserve">If the violence was not in the index, it was somewhere, and it was where the exposure was.</w:t>
-      </w:r>
-    </w:p>
-    <w:p>
-      <w:r>
-        <w:t xml:space="preserve">It was in Russia's own market, the way in 1905 the French war scare had sat not in the Paris money market but in the </w:t>
+        <w:t xml:space="preserve">If the violence was not in the index, it was where the exposure was: in Russia's own market, the way the French war scare of 1905 had sat not in the Paris money market but in the </w:t>
       </w:r>
       <w:r>
         <w:rPr>
@@ -14949,12 +14563,12 @@
         <w:t xml:space="preserve">fonds russes</w:t>
       </w:r>
       <w:r>
-        <w:t xml:space="preserve">, the Russian bonds in French portfolios. In 2022 the ruble fell from around eighty to the dollar to about a hundred and thirty-five in under two weeks, and was hauled back only by capital controls, a policy rate slammed to twenty per cent, and a demand that Europe pay for gas in rubles. The Moscow exchange closed its equity market for the better part of a month — a bourse suspending trading in a panic, the oldest signature in this book, performed in the age of the terminal. And in June the Russian state entered its first foreign-currency default since 1918, the year the Bolsheviks repudiated the Tsar's debt.</w:t>
-      </w:r>
-    </w:p>
-    <w:p>
-      <w:r>
-        <w:t xml:space="preserve">The great markets shrugged; the belligerent's own market took the hit. That is the instrument problem stated for the modern reader: the risk lives in the exposed instrument, and the exposed instrument in 2022 was everything denominated in the aggressor's own currency and credit — not the S&amp;P, which was never the exposure, and never pretended to be, to anyone who was looking at the right screen.</w:t>
+        <w:t xml:space="preserve">, the Russian bonds held in French portfolios. The ruble fell from around eighty to the dollar to about a hundred and thirty-five in under two weeks, and was hauled back only by capital controls, a policy rate slammed to twenty per cent, and a demand that Europe pay for gas in rubles. The Moscow exchange closed its equity market for the better part of a month — a bourse suspending trading in a panic, the oldest signature in this book, performed in the age of the terminal. In June the Russian state entered its first foreign-currency default since 1918, the year the Bolsheviks repudiated the Tsar's debt.</w:t>
+      </w:r>
+    </w:p>
+    <w:p>
+      <w:r>
+        <w:t xml:space="preserve">The great markets shrugged and the belligerent's own market took the hit. The risk lived in the exposed instrument, and the exposed instrument in 2022 was everything denominated in the aggressor's currency and credit — not the S&amp;P, which was never the exposure and never pretended to be.</w:t>
       </w:r>
     </w:p>
     <w:p>
@@ -14974,17 +14588,12 @@
     </w:p>
     <w:p>
       <w:r>
-        <w:t xml:space="preserve">There was a second thing happening, and it is the one the pre-1914 chapters can only gesture at, because in the Edwardian world finance was a condition and in 2022 it was a weapon.</w:t>
-      </w:r>
-    </w:p>
-    <w:p>
-      <w:r>
-        <w:t xml:space="preserve">Within days of the invasion the G7 and the European Union froze roughly three hundred billion dollars of the Russian central bank's reserves — immobilising, at a stroke, about half the war chest Russia had spent years accumulating for the precise purpose of making itself sanction-proof. Major Russian banks were expelled from the SWIFT messaging system; a wave of corporate exits and secondary-sanction pressure followed. This was not the market tightening on a government. It was governments reaching into the plumbing of the financial system and switching off a state's access to its own money.</w:t>
-      </w:r>
-    </w:p>
-    <w:p>
-      <w:r>
-        <w:t xml:space="preserve">It has a lineage, and the book should name it: the Ruhr in 1923, the freezing of Japanese assets in the summer of 1941, the run on sterling that Washington declined to stop at Suez in 1956, and now this. The coercive edge of finance — the thing wielded by states, offensively, against other states — is not a modern invention. What is modern is the scale and the speed: half a great power's reserves gone before its columns reached the second Ukrainian city.</w:t>
+        <w:t xml:space="preserve">There was a second thing happening, and it is the one the pre-1914 chapters can only gesture at, because in the Edwardian world finance was a condition and in 2022 it was a weapon. Within days of the invasion the G7 and the European Union froze roughly three hundred billion dollars of the Russian central bank's reserves — about half the war chest Russia had spent years accumulating to make itself sanction-proof. Major Russian banks were cut out of the SWIFT messaging system, and a wave of corporate exits and secondary-sanction pressure followed. This was not the market tightening on a government; it was governments reaching into the plumbing of the system and switching off a state's access to its own money.</w:t>
+      </w:r>
+    </w:p>
+    <w:p>
+      <w:r>
+        <w:t xml:space="preserve">The move has a lineage worth naming: the Ruhr in 1923, the freezing of Japanese assets in the summer of 1941, the run on sterling that Washington declined to arrest at Suez in 1956, and now this. The coercive use of finance, wielded by states against states, is not a modern invention. What is modern is the scale and the speed — half a great power's reserves gone before its columns reached the second Ukrainian city.</w:t>
       </w:r>
     </w:p>
     <w:p>
@@ -15004,30 +14613,7 @@
     </w:p>
     <w:p>
       <w:r>
-        <w:t xml:space="preserve">Here the discipline that governs the whole book has to govern this chapter too, and it cuts against the drama.</w:t>
-      </w:r>
-    </w:p>
-    <w:p>
-      <w:r>
-        <w:t xml:space="preserve">The </w:t>
-      </w:r>
-      <w:r>
-        <w:rPr>
-          <w:i/>
-        </w:rPr>
-        <w:t xml:space="preserve">effect</w:t>
-      </w:r>
-      <w:r>
-        <w:t xml:space="preserve"> is documented: the reserve freeze and the sanctions did severe, measurable damage to the Russian economy. The </w:t>
-      </w:r>
-      <w:r>
-        <w:rPr>
-          <w:i/>
-        </w:rPr>
-        <w:t xml:space="preserve">decisiveness</w:t>
-      </w:r>
-      <w:r>
-        <w:t xml:space="preserve"> is not. The freeze squeezed; it did not, by itself, halt the invasion, which ground on for years after the money had been immobilised. A weapon that inflicts great pain and does not stop the enemy doing the thing you fired it to stop is a fact about capability, not about outcome, and the honest sentence is the narrow one: finance was used, at unprecedented scale, and it hurt, and the war continued. To say more — that the sanctions were winning, or losing, the war — is to claim a causal chain the evidence does not close, which is exactly the error the pre-1914 chapters spend their notes refusing to make about a creditor position or a rate move.</w:t>
+        <w:t xml:space="preserve">The discipline that governs the rest of the book governs this chapter too, and it cuts against the drama. The reserve freeze and the sanctions did severe, measurable damage to the Russian economy; that is documented. Whether they were decisive is not. The freeze squeezed, but it did not by itself halt the invasion, which ground on for years after the money was immobilised. A weapon that inflicts great pain without stopping the enemy is a fact about capability, not outcome, and the honest sentence is the narrow one: finance was used, at unprecedented scale, it hurt, and the war continued. To say more — that the sanctions were winning or losing the war — is to claim a causal chain the evidence does not close, which is the same error the earlier chapters spend their notes refusing to make about a creditor position or a rate move.</w:t>
       </w:r>
     </w:p>
     <w:p>
@@ -15047,35 +14633,21 @@
     </w:p>
     <w:p>
       <w:r>
-        <w:t xml:space="preserve">The last thing 2022 confirms is the distinction the modern trading chapters are built on, and it confirms it by counter-example.</w:t>
-      </w:r>
-    </w:p>
-    <w:p>
-      <w:r>
-        <w:t xml:space="preserve">The market did not </w:t>
-      </w:r>
-      <w:r>
-        <w:rPr>
-          <w:i/>
-        </w:rPr>
-        <w:t xml:space="preserve">anticipate</w:t>
-      </w:r>
-      <w:r>
-        <w:t xml:space="preserve">. On the day the decision became a fact, equity rose — the worst possible forecast, if a forecast is what you wanted. The moves that mattered came afterward, as the </w:t>
-      </w:r>
-      <w:r>
-        <w:rPr>
-          <w:i/>
-        </w:rPr>
-        <w:t xml:space="preserve">consequences</w:t>
-      </w:r>
-      <w:r>
-        <w:t xml:space="preserve"> priced in: oil over the following fortnight, the ruble over the following days, the defense and the grain and the fertiliser complex over the following weeks. The signal was never in the run-up; it was in the resolution. Buy the invasion, an old desk maxim runs, and sell the phony war — and 2022 is the maxim's cleanest vindication, because the people who tried to trade the anticipation got a market that closed up on the worst news in eighty years, while the people who traded the resolution got a thirty-four per cent move in the barrel with a known start date.</w:t>
-      </w:r>
-    </w:p>
-    <w:p>
-      <w:r>
-        <w:t xml:space="preserve">And the one clean safe-haven, when it came, came from outside the structure. Treasuries did not rally; the Fed owned that market and inflation was the story. What quietly bid was the dollar itself — the broad index up from a hundred and fourteen to a hundred and twenty-two and staying there — the money that the war could not reach, the way New York's call rate fell in the autumn of 1911 while Berlin's rose. A century apart, the same asset did the same job: the instrument outside the alliance, outside the war, outside the system, is where the frightened money goes, because it is the one place the contagion does not.</w:t>
+        <w:t xml:space="preserve">2022 also confirms, by counter-example, the distinction the modern trading chapters rest on. The market did not anticipate: on the day the decision became a fact, equity rose, which is the worst forecast imaginable if a forecast was what you wanted. The moves that mattered came afterward, as the consequences priced in — oil over the following fortnight, the ruble over the following days, defense and grain and fertiliser over the following weeks. The signal was in the resolution, not the run-up. </w:t>
+      </w:r>
+      <w:r>
+        <w:rPr>
+          <w:i/>
+        </w:rPr>
+        <w:t xml:space="preserve">Buy the invasion, sell the phony war</w:t>
+      </w:r>
+      <w:r>
+        <w:t xml:space="preserve">, the old desk maxim runs, and 2022 is its cleanest vindication: whoever traded the anticipation got a market that closed up on the worst news in eighty years, while whoever traded the resolution got a thirty-four per cent move in the barrel with a known start date.</w:t>
+      </w:r>
+    </w:p>
+    <w:p>
+      <w:r>
+        <w:t xml:space="preserve">The one clean safe-haven, when it came, came from outside the structure. Treasuries did not rally, because the Fed owned that market and inflation was the story. What quietly bid was the dollar — the broad index up from about a hundred and fourteen to a hundred and twenty-two, and staying there — the money the war could not reach, in the way New York's call rate fell in the autumn of 1911 while Berlin's rose. A century apart, the same asset did the same job: the instrument outside the alliance and outside the war is where frightened money goes, because it is the one place the contagion does not reach.</w:t>
       </w:r>
     </w:p>
     <w:p>
@@ -15095,17 +14667,12 @@
     </w:p>
     <w:p>
       <w:r>
-        <w:t xml:space="preserve">The reason this belongs beside Agadir and the Balkans, and not in a separate book about a separate world, is that nothing in the method had to change to read it.</w:t>
-      </w:r>
-    </w:p>
-    <w:p>
-      <w:r>
-        <w:t xml:space="preserve">The same four questions — could the state fund the war, hold the consent, find the liquidity, buy the time — sort 2022 as cleanly as they sort 1912, and the discrimination test returns the identical verdict a century on: even a war this large was priced by the West as a commodity shock and not a systemic threat, because it could not go general. The instrument problem holds: the index was the wrong screen, and the risk sat in the ruble and the reserve account. And the one thing the Edwardian material could only imply — finance turned from a substrate into a weapon — stands here in the open, at three hundred billion dollars, for anyone who wants the taxonomy to be more than a period curiosity.</w:t>
-      </w:r>
-    </w:p>
-    <w:p>
-      <w:r>
-        <w:t xml:space="preserve">The markets of 1912 charged Austria-Hungary for a war that never came. The markets of 2022 barely charged the West for a war that did — because it came to Ukraine and to Russia, and not to the system. That is not two findings. It is one finding, stated twice, a hundred and ten years apart, in the only language that keeps a continuous record of what people were actually afraid of: the price of money, and the price of the barrel, and the exchange the frightened reach for first.</w:t>
+        <w:t xml:space="preserve">This belongs beside Agadir and the Balkans, rather than in a separate book about a separate world, because nothing in the method had to change to read it. The same four questions — could the state fund the war, hold the consent, find the liquidity, buy the time — sort 2022 as cleanly as they sort 1912, and the discrimination test returns the same verdict a century on: even a war this large was priced by the West as a commodity shock and not a systemic threat, because it could not go general. The instrument problem holds — the index was the wrong screen, and the risk sat in the ruble and the reserve account — and the one thing the Edwardian material could only imply, finance turned from a substrate into a weapon, stands here in the open at three hundred billion dollars.</w:t>
+      </w:r>
+    </w:p>
+    <w:p>
+      <w:r>
+        <w:t xml:space="preserve">The markets of 1912 charged Austria-Hungary for a war that never came. The markets of 2022 barely charged the West for a war that did, because it came to Ukraine and to Russia and not to the system. That is one finding, stated twice a hundred and ten years apart, in the only language that keeps a continuous record of what people were actually afraid of: the price of money, the price of the barrel, and the currency the frightened reach for first.</w:t>
       </w:r>
     </w:p>
     <w:p>
@@ -15156,16 +14723,7 @@
         <w:t xml:space="preserve">modern_2022_russia_ukraine.md</w:t>
       </w:r>
       <w:r>
-        <w:t xml:space="preserve">. The invasion-day equity </w:t>
-      </w:r>
-      <w:r>
-        <w:rPr>
-          <w:i/>
-        </w:rPr>
-        <w:t xml:space="preserve">rise</w:t>
-      </w:r>
-      <w:r>
-        <w:t xml:space="preserve">, the VIX peak of thirty-six, and the Brent move from ninety-nine to a hundred and thirty-three (23 Feb → 8 Mar) are read directly from those series.</w:t>
+        <w:t xml:space="preserve">. The invasion-day equity rise, the VIX peak of thirty-six, and the Brent move from ninety-nine to a hundred and thirty-three (23 Feb → 8 Mar) are read directly from those series.</w:t>
       </w:r>
     </w:p>
     <w:p>
@@ -15221,6 +14779,35 @@
       </w:r>
       <w:r>
         <w:t xml:space="preserve"> The dollar's rise (broad index ~114.7 → ~121.7) is the one clean flight-to-quality signal in the Western data; the absence of a sustained Treasury bid is attributed to Fed and inflation dynamics, an interpretation consistent with the series but not the only possible one.</w:t>
+      </w:r>
+    </w:p>
+    <w:p>
+      <w:r>
+        <w:rPr>
+          <w:b/>
+        </w:rPr>
+        <w:t xml:space="preserve">On the contemporaneous attribution.</w:t>
+      </w:r>
+      <w:r>
+        <w:t xml:space="preserve"> For the record beyond the price series: the Federal Reserve Bank of St. Louis </w:t>
+      </w:r>
+      <w:r>
+        <w:rPr>
+          <w:i/>
+        </w:rPr>
+        <w:t xml:space="preserve">Review</w:t>
+      </w:r>
+      <w:r>
+        <w:t xml:space="preserve"> ("Financial Market Reactions to the Russian Invasion of Ukraine," Oct 2022) names the energy channel and attributes the equity resilience to the invasion being partly priced in — the modern counterpart to </w:t>
+      </w:r>
+      <w:r>
+        <w:rPr>
+          <w:i/>
+        </w:rPr>
+        <w:t xml:space="preserve">Le Temps</w:t>
+      </w:r>
+      <w:r>
+        <w:t xml:space="preserve"> or Lansburgh naming the driver in their own crises.</w:t>
       </w:r>
     </w:p>
     <w:p>
@@ -17374,1524 +16961,41 @@
     </w:p>
     <w:p>
       <w:pPr>
+        <w:pStyle w:val="Heading1"/>
+        <w:pageBreakBefore/>
+      </w:pPr>
+      <w:r>
+        <w:t xml:space="preserve">Part III — Synthesis</w:t>
+      </w:r>
+    </w:p>
+    <w:p>
+      <w:pPr>
         <w:pStyle w:val="Heading2"/>
         <w:pageBreakBefore/>
       </w:pPr>
       <w:r>
-        <w:t xml:space="preserve">Synthesis &amp; Lessons</w:t>
-      </w:r>
-    </w:p>
-    <w:p>
-      <w:r>
-        <w:rPr>
-          <w:i/>
-        </w:rPr>
-        <w:t xml:space="preserve">How the modern arc fits the original war-risk-premium work, what it adds, and what it means for today. The spine is a single distinction the whole century of evidence keeps drawing:</w:t>
-      </w:r>
-    </w:p>
-    <w:p>
-      <w:pPr>
-        <w:pStyle w:val="Quote"/>
-      </w:pPr>
-      <w:r>
-        <w:rPr>
-          <w:b/>
-        </w:rPr>
-        <w:t xml:space="preserve">Markets are poor at anticipating whether a war will happen, and good at pricing its consequences once the decision is taken.</w:t>
-      </w:r>
-    </w:p>
-    <w:p>
-      <w:r>
-        <w:t xml:space="preserve">That is the disciplined form of the reader's own instinct — that markets </w:t>
-      </w:r>
-      <w:r>
-        <w:rPr>
-          <w:i/>
-        </w:rPr>
-        <w:t xml:space="preserve">may be risk-averse and advocate policy choices, but are also good at pricing things once decisions are taken.</w:t>
-      </w:r>
-      <w:r>
-        <w:t xml:space="preserve"> The arc confirms it and sharpens it into two channels: a </w:t>
-      </w:r>
-      <w:r>
-        <w:rPr>
-          <w:b/>
-        </w:rPr>
-        <w:t xml:space="preserve">weak</w:t>
-      </w:r>
-      <w:r>
-        <w:t xml:space="preserve"> one (anticipation) and a </w:t>
-      </w:r>
-      <w:r>
-        <w:rPr>
-          <w:b/>
-        </w:rPr>
-        <w:t xml:space="preserve">strong</w:t>
-      </w:r>
-      <w:r>
-        <w:t xml:space="preserve"> one (resolution).</w:t>
-      </w:r>
-    </w:p>
-    <w:p>
-      <w:pPr>
-        <w:pStyle w:val="Heading3"/>
-      </w:pPr>
-      <w:r>
-        <w:t xml:space="preserve">1. How the modern cases fit the original (2005) work</w:t>
-      </w:r>
-    </w:p>
-    <w:p>
-      <w:r>
-        <w:t xml:space="preserve">The dissertation made three claims about the pre-1914 money market. The modern arc's first job is to show they were </w:t>
-      </w:r>
-      <w:r>
-        <w:rPr>
-          <w:b/>
-        </w:rPr>
-        <w:t xml:space="preserve">structural, not a period artifact</w:t>
-      </w:r>
-      <w:r>
-        <w:t xml:space="preserve"> — each replicates on cleaner data:</w:t>
-      </w:r>
-    </w:p>
-    <w:tbl>
-      <w:tblPr>
-        <w:tblW w:w="9360" w:type="dxa"/>
-        <w:tblBorders>
-          <w:top w:val="single" w:sz="4" w:space="0" w:color="999999"/>
-          <w:left w:val="single" w:sz="4" w:space="0" w:color="999999"/>
-          <w:bottom w:val="single" w:sz="4" w:space="0" w:color="999999"/>
-          <w:right w:val="single" w:sz="4" w:space="0" w:color="999999"/>
-          <w:insideH w:val="single" w:sz="4" w:space="0" w:color="999999"/>
-          <w:insideV w:val="single" w:sz="4" w:space="0" w:color="999999"/>
-        </w:tblBorders>
-      </w:tblPr>
-      <w:tblGrid>
-        <w:gridCol w:w="4680"/>
-        <w:gridCol w:w="4680"/>
-      </w:tblGrid>
-      <w:tr>
-        <w:tc>
-          <w:tcPr>
-            <w:tcW w:w="4680" w:type="dxa"/>
-            <w:shd w:val="clear" w:fill="EEEEF6"/>
-          </w:tcPr>
-          <w:p>
-            <w:pPr>
-              <w:pStyle w:val="TableCell"/>
-            </w:pPr>
-            <w:r>
-              <w:rPr>
-                <w:b/>
-              </w:rPr>
-              <w:t xml:space="preserve">2005 finding</w:t>
-            </w:r>
-          </w:p>
-        </w:tc>
-        <w:tc>
-          <w:tcPr>
-            <w:tcW w:w="4680" w:type="dxa"/>
-            <w:shd w:val="clear" w:fill="EEEEF6"/>
-          </w:tcPr>
-          <w:p>
-            <w:pPr>
-              <w:pStyle w:val="TableCell"/>
-            </w:pPr>
-            <w:r>
-              <w:rPr>
-                <w:b/>
-              </w:rPr>
-              <w:t xml:space="preserve">Modern replication</w:t>
-            </w:r>
-          </w:p>
-        </w:tc>
-      </w:tr>
-      <w:tr>
-        <w:tc>
-          <w:tcPr>
-            <w:tcW w:w="4680" w:type="dxa"/>
-          </w:tcPr>
-          <w:p>
-            <w:pPr>
-              <w:pStyle w:val="TableCell"/>
-            </w:pPr>
-            <w:r>
-              <w:rPr>
-                <w:b/>
-              </w:rPr>
-              <w:t xml:space="preserve">Discrimination</w:t>
-            </w:r>
-            <w:r>
-              <w:t xml:space="preserve"> — priced </w:t>
-            </w:r>
-            <w:r>
-              <w:rPr>
-                <w:i/>
-              </w:rPr>
-              <w:t xml:space="preserve">general</w:t>
-            </w:r>
-            <w:r>
-              <w:t xml:space="preserve">-war probability, ignored localized wars and scares</w:t>
-            </w:r>
-          </w:p>
-        </w:tc>
-        <w:tc>
-          <w:tcPr>
-            <w:tcW w:w="4680" w:type="dxa"/>
-          </w:tcPr>
-          <w:p>
-            <w:pPr>
-              <w:pStyle w:val="TableCell"/>
-            </w:pPr>
-            <w:r>
-              <w:t xml:space="preserve">Korea (priced as WWIII, de-priced when limited); Falklands ignored; 2022 &amp; the Gulf Wars priced as </w:t>
-            </w:r>
-            <w:r>
-              <w:rPr>
-                <w:i/>
-              </w:rPr>
-              <w:t xml:space="preserve">energy</w:t>
-            </w:r>
-            <w:r>
-              <w:t xml:space="preserve"> shocks; Berlin '48 discounted; </w:t>
-            </w:r>
-            <w:r>
-              <w:rPr>
-                <w:b/>
-              </w:rPr>
-              <w:t xml:space="preserve">1939 boom vs 1940 crash</w:t>
-            </w:r>
-          </w:p>
-        </w:tc>
-      </w:tr>
-      <w:tr>
-        <w:tc>
-          <w:tcPr>
-            <w:tcW w:w="4680" w:type="dxa"/>
-          </w:tcPr>
-          <w:p>
-            <w:pPr>
-              <w:pStyle w:val="TableCell"/>
-            </w:pPr>
-            <w:r>
-              <w:rPr>
-                <w:b/>
-              </w:rPr>
-              <w:t xml:space="preserve">Modesty</w:t>
-            </w:r>
-            <w:r>
-              <w:t xml:space="preserve"> — real premia were small once the cycle is stripped</w:t>
-            </w:r>
-          </w:p>
-        </w:tc>
-        <w:tc>
-          <w:tcPr>
-            <w:tcW w:w="4680" w:type="dxa"/>
-          </w:tcPr>
-          <w:p>
-            <w:pPr>
-              <w:pStyle w:val="TableCell"/>
-            </w:pPr>
-            <w:r>
-              <w:t xml:space="preserve">Pearl Harbor −3.8% </w:t>
-            </w:r>
-            <w:r>
-              <w:rPr>
-                <w:i/>
-              </w:rPr>
-              <w:t xml:space="preserve">for entry into WWII</w:t>
-            </w:r>
-            <w:r>
-              <w:t xml:space="preserve">; Cuba ~4%; Korea's −13% reversed within weeks</w:t>
-            </w:r>
-          </w:p>
-        </w:tc>
-      </w:tr>
-      <w:tr>
-        <w:tc>
-          <w:tcPr>
-            <w:tcW w:w="4680" w:type="dxa"/>
-          </w:tcPr>
-          <w:p>
-            <w:pPr>
-              <w:pStyle w:val="TableCell"/>
-            </w:pPr>
-            <w:r>
-              <w:rPr>
-                <w:b/>
-              </w:rPr>
-              <w:t xml:space="preserve">"Cried wolf"</w:t>
-            </w:r>
-            <w:r>
-              <w:t xml:space="preserve"> — repeated scares desensitized the market until 1914</w:t>
-            </w:r>
-          </w:p>
-        </w:tc>
-        <w:tc>
-          <w:tcPr>
-            <w:tcW w:w="4680" w:type="dxa"/>
-          </w:tcPr>
-          <w:p>
-            <w:pPr>
-              <w:pStyle w:val="TableCell"/>
-            </w:pPr>
-            <w:r>
-              <w:t xml:space="preserve">Munich (cried wolf → relief → the real thing); the 1939 boom; the recurring Cold War scares</w:t>
-            </w:r>
-          </w:p>
-        </w:tc>
-      </w:tr>
-    </w:tbl>
-    <w:p>
-      <w:r>
-        <w:t xml:space="preserve">Then it </w:t>
-      </w:r>
-      <w:r>
-        <w:rPr>
-          <w:b/>
-        </w:rPr>
-        <w:t xml:space="preserve">extends</w:t>
-      </w:r>
-      <w:r>
-        <w:t xml:space="preserve"> the framework in four directions the sparse 1914 data could not reach:</w:t>
-      </w:r>
-    </w:p>
-    <w:p>
-      <w:pPr>
-        <w:pStyle w:val="ListParagraph"/>
-        <w:ind w:left="360" w:hanging="360"/>
-      </w:pPr>
-      <w:r>
-        <w:t xml:space="preserve">1.  </w:t>
-      </w:r>
-      <w:r>
-        <w:rPr>
-          <w:b/>
-        </w:rPr>
-        <w:t xml:space="preserve">The un-priceability ceiling</w:t>
-      </w:r>
-      <w:r>
-        <w:t xml:space="preserve"> — Cuba '62 / Berlin '61: you cannot price a catastrophe you will</w:t>
-      </w:r>
-    </w:p>
-    <w:p>
-      <w:r>
-        <w:t xml:space="preserve">   not survive to collect on. The top of the discrimination ladder, with no pre-nuclear analog.</w:t>
-      </w:r>
-    </w:p>
-    <w:p>
-      <w:pPr>
-        <w:pStyle w:val="ListParagraph"/>
-        <w:ind w:left="360" w:hanging="360"/>
-      </w:pPr>
-      <w:r>
-        <w:t xml:space="preserve">2.  </w:t>
-      </w:r>
-      <w:r>
-        <w:rPr>
-          <w:b/>
-        </w:rPr>
-        <w:t xml:space="preserve">Instrument migration</w:t>
-      </w:r>
-      <w:r>
-        <w:t xml:space="preserve"> — the risk sits wherever the exposure is: sovereign bonds (1905, the</w:t>
-      </w:r>
-    </w:p>
-    <w:p>
-      <w:r>
-        <w:t xml:space="preserve">   </w:t>
-      </w:r>
-      <w:r>
-        <w:rPr>
-          <w:i/>
-        </w:rPr>
-        <w:t xml:space="preserve">fonds russes</w:t>
-      </w:r>
-      <w:r>
-        <w:t xml:space="preserve">), the exchange/reserves (1911, Suez), </w:t>
-      </w:r>
-      <w:r>
-        <w:rPr>
-          <w:b/>
-        </w:rPr>
-        <w:t xml:space="preserve">oil</w:t>
-      </w:r>
-      <w:r>
-        <w:t xml:space="preserve"> (the Gulf Wars, Iran 2025, 2022).</w:t>
-      </w:r>
-    </w:p>
-    <w:p>
-      <w:pPr>
-        <w:pStyle w:val="ListParagraph"/>
-        <w:ind w:left="360" w:hanging="360"/>
-      </w:pPr>
-      <w:r>
-        <w:t xml:space="preserve">3.  </w:t>
-      </w:r>
-      <w:r>
-        <w:rPr>
-          <w:b/>
-        </w:rPr>
-        <w:t xml:space="preserve">Finance as a weapon</w:t>
-      </w:r>
-      <w:r>
-        <w:t xml:space="preserve"> — the freeze lineage (1941 / 1956 / 2022): the 1914 work read finance as</w:t>
-      </w:r>
-    </w:p>
-    <w:p>
-      <w:r>
-        <w:t xml:space="preserve">   a </w:t>
-      </w:r>
-      <w:r>
-        <w:rPr>
-          <w:i/>
-        </w:rPr>
-        <w:t xml:space="preserve">barometer</w:t>
-      </w:r>
-      <w:r>
-        <w:t xml:space="preserve">; the modern arc adds finance as an </w:t>
-      </w:r>
-      <w:r>
-        <w:rPr>
-          <w:i/>
-        </w:rPr>
-        <w:t xml:space="preserve">instrument of statecraft</w:t>
-      </w:r>
-      <w:r>
-        <w:t xml:space="preserve">, with contingent    effects (provoked war / forced a retreat / punished without halting).</w:t>
-      </w:r>
-    </w:p>
-    <w:p>
-      <w:pPr>
-        <w:pStyle w:val="ListParagraph"/>
-        <w:ind w:left="360" w:hanging="360"/>
-      </w:pPr>
-      <w:r>
-        <w:t xml:space="preserve">4.  </w:t>
-      </w:r>
-      <w:r>
-        <w:rPr>
-          <w:b/>
-        </w:rPr>
-        <w:t xml:space="preserve">Dynamic identification</w:t>
-      </w:r>
-      <w:r>
-        <w:t xml:space="preserve"> — Korea reprices up and down on one series; Rigobon–Sack measure the</w:t>
-      </w:r>
-    </w:p>
-    <w:p>
-      <w:r>
-        <w:t xml:space="preserve">   2003 oil "war factor" formally (the same heteroskedasticity ID this project uses for 1911).</w:t>
-      </w:r>
-    </w:p>
-    <w:p>
-      <w:r>
-        <w:rPr>
-          <w:b/>
-        </w:rPr>
-        <w:t xml:space="preserve">The book in one line:</w:t>
-      </w:r>
-      <w:r>
-        <w:t xml:space="preserve"> a finding born in 1914 archives, validated across a century, extended into a general theory of how markets price war.</w:t>
-      </w:r>
-    </w:p>
-    <w:p>
-      <w:pPr>
-        <w:pStyle w:val="Heading3"/>
-      </w:pPr>
-      <w:r>
-        <w:t xml:space="preserve">2. The two channels — the heart of the synthesis</w:t>
-      </w:r>
-    </w:p>
-    <w:p>
-      <w:r>
-        <w:rPr>
-          <w:b/>
-        </w:rPr>
-        <w:t xml:space="preserve">Anticipation (weak).</w:t>
-      </w:r>
-      <w:r>
-        <w:t xml:space="preserve"> Asking the market </w:t>
-      </w:r>
-      <w:r>
-        <w:rPr>
-          <w:i/>
-        </w:rPr>
-        <w:t xml:space="preserve">"will they go to war?"</w:t>
-      </w:r>
-      <w:r>
-        <w:t xml:space="preserve"> is asking it to price a decision no one has made. It does this badly:</w:t>
-      </w:r>
-    </w:p>
-    <w:p>
-      <w:pPr>
-        <w:pStyle w:val="ListParagraph"/>
-        <w:ind w:left="360" w:hanging="360"/>
-      </w:pPr>
-      <w:r>
-        <w:t xml:space="preserve">•  </w:t>
-      </w:r>
-      <w:r>
-        <w:t xml:space="preserve">It </w:t>
-      </w:r>
-      <w:r>
-        <w:rPr>
-          <w:b/>
-        </w:rPr>
-        <w:t xml:space="preserve">cries wolf</w:t>
-      </w:r>
-      <w:r>
-        <w:t xml:space="preserve"> (Munich 1938; the pre-1914 scares) — rationally, since most scares fizzle.</w:t>
-      </w:r>
-    </w:p>
-    <w:p>
-      <w:pPr>
-        <w:pStyle w:val="ListParagraph"/>
-        <w:ind w:left="360" w:hanging="360"/>
-      </w:pPr>
-      <w:r>
-        <w:t xml:space="preserve">•  </w:t>
-      </w:r>
-      <w:r>
-        <w:t xml:space="preserve">It prices the </w:t>
-      </w:r>
-      <w:r>
-        <w:rPr>
-          <w:b/>
-        </w:rPr>
-        <w:t xml:space="preserve">wrong sign</w:t>
-      </w:r>
-      <w:r>
-        <w:t xml:space="preserve"> (1939: it </w:t>
-      </w:r>
-      <w:r>
-        <w:rPr>
-          <w:i/>
-        </w:rPr>
-        <w:t xml:space="preserve">rallied</w:t>
-      </w:r>
-      <w:r>
-        <w:t xml:space="preserve"> 21% on the outbreak of WWII — the war it could</w:t>
-      </w:r>
-    </w:p>
-    <w:p>
-      <w:r>
-        <w:t xml:space="preserve">  profit from).</w:t>
-      </w:r>
-    </w:p>
-    <w:p>
-      <w:pPr>
-        <w:pStyle w:val="ListParagraph"/>
-        <w:ind w:left="360" w:hanging="360"/>
-      </w:pPr>
-      <w:r>
-        <w:t xml:space="preserve">•  </w:t>
-      </w:r>
-      <w:r>
-        <w:t xml:space="preserve">It is </w:t>
-      </w:r>
-      <w:r>
-        <w:rPr>
-          <w:b/>
-        </w:rPr>
-        <w:t xml:space="preserve">blindsided by surprises</w:t>
-      </w:r>
-      <w:r>
-        <w:t xml:space="preserve"> (Pearl Harbor; the fall of France in eleven days; July 1914's</w:t>
-      </w:r>
-    </w:p>
-    <w:p>
-      <w:r>
-        <w:t xml:space="preserve">  flat tape before Sarajevo).</w:t>
-      </w:r>
-    </w:p>
-    <w:p>
-      <w:pPr>
-        <w:pStyle w:val="ListParagraph"/>
-        <w:ind w:left="360" w:hanging="360"/>
-      </w:pPr>
-      <w:r>
-        <w:t xml:space="preserve">•  </w:t>
-      </w:r>
-      <w:r>
-        <w:t xml:space="preserve">At the limit it </w:t>
-      </w:r>
-      <w:r>
-        <w:rPr>
-          <w:b/>
-        </w:rPr>
-        <w:t xml:space="preserve">cannot price</w:t>
-      </w:r>
-      <w:r>
-        <w:t xml:space="preserve"> the catastrophe at all (Cuba '62).</w:t>
-      </w:r>
-    </w:p>
-    <w:p>
-      <w:r>
-        <w:t xml:space="preserve">The "risk-averse advocacy" the reader names lives in this channel. It is </w:t>
-      </w:r>
-      <w:r>
-        <w:rPr>
-          <w:b/>
-        </w:rPr>
-        <w:t xml:space="preserve">real but mild, selective, and often overridden</w:t>
-      </w:r>
-      <w:r>
-        <w:t xml:space="preserve"> — the freeze/weapon cases are finance deployed </w:t>
-      </w:r>
-      <w:r>
-        <w:rPr>
-          <w:i/>
-        </w:rPr>
-        <w:t xml:space="preserve">against</w:t>
-      </w:r>
-      <w:r>
-        <w:t xml:space="preserve"> banker caution. So markets are mediocre war </w:t>
-      </w:r>
-      <w:r>
-        <w:rPr>
-          <w:i/>
-        </w:rPr>
-        <w:t xml:space="preserve">forecasters</w:t>
-      </w:r>
-      <w:r>
-        <w:t xml:space="preserve">, and Kirshner over-reads this channel as decisive.</w:t>
-      </w:r>
-    </w:p>
-    <w:p>
-      <w:r>
-        <w:rPr>
-          <w:b/>
-        </w:rPr>
-        <w:t xml:space="preserve">Resolution (strong).</w:t>
-      </w:r>
-      <w:r>
-        <w:t xml:space="preserve"> The instant a decision is taken and the uncertainty structure collapses, the market reprices </w:t>
-      </w:r>
-      <w:r>
-        <w:rPr>
-          <w:b/>
-        </w:rPr>
-        <w:t xml:space="preserve">fast and accurately</w:t>
-      </w:r>
-      <w:r>
-        <w:t xml:space="preserve">:</w:t>
-      </w:r>
-    </w:p>
-    <w:p>
-      <w:pPr>
-        <w:pStyle w:val="ListParagraph"/>
-        <w:ind w:left="360" w:hanging="360"/>
-      </w:pPr>
-      <w:r>
-        <w:t xml:space="preserve">•  </w:t>
-      </w:r>
-      <w:r>
-        <w:t xml:space="preserve">The oil premium vanishing the night </w:t>
-      </w:r>
-      <w:r>
-        <w:rPr>
-          <w:b/>
-        </w:rPr>
-        <w:t xml:space="preserve">Desert Storm</w:t>
-      </w:r>
-      <w:r>
-        <w:t xml:space="preserve"> begins (−30% in a day).</w:t>
-      </w:r>
-    </w:p>
-    <w:p>
-      <w:pPr>
-        <w:pStyle w:val="ListParagraph"/>
-        <w:ind w:left="360" w:hanging="360"/>
-      </w:pPr>
-      <w:r>
-        <w:t xml:space="preserve">•  </w:t>
-      </w:r>
-      <w:r>
-        <w:t xml:space="preserve">The </w:t>
-      </w:r>
-      <w:r>
-        <w:rPr>
-          <w:b/>
-        </w:rPr>
-        <w:t xml:space="preserve">Munich</w:t>
-      </w:r>
-      <w:r>
-        <w:t xml:space="preserve"> relief rally; the </w:t>
-      </w:r>
-      <w:r>
-        <w:rPr>
-          <w:b/>
-        </w:rPr>
-        <w:t xml:space="preserve">Inchon</w:t>
-      </w:r>
-      <w:r>
-        <w:t xml:space="preserve"> recovery; the </w:t>
-      </w:r>
-      <w:r>
-        <w:rPr>
-          <w:b/>
-        </w:rPr>
-        <w:t xml:space="preserve">2003</w:t>
-      </w:r>
-      <w:r>
-        <w:t xml:space="preserve"> invasion rally.</w:t>
-      </w:r>
-    </w:p>
-    <w:p>
-      <w:pPr>
-        <w:pStyle w:val="ListParagraph"/>
-        <w:ind w:left="360" w:hanging="360"/>
-      </w:pPr>
-      <w:r>
-        <w:t xml:space="preserve">•  </w:t>
-      </w:r>
-      <w:r>
-        <w:t xml:space="preserve">The fall of France priced correctly (−29%) once the blitzkrieg was undeniable.</w:t>
-      </w:r>
-    </w:p>
-    <w:p>
-      <w:pPr>
-        <w:pStyle w:val="ListParagraph"/>
-        <w:ind w:left="360" w:hanging="360"/>
-      </w:pPr>
-      <w:r>
-        <w:t xml:space="preserve">•  </w:t>
-      </w:r>
-      <w:r>
-        <w:rPr>
-          <w:b/>
-        </w:rPr>
-        <w:t xml:space="preserve">Iran 2025</w:t>
-      </w:r>
-      <w:r>
-        <w:t xml:space="preserve"> (below) — the cleanest recent example.</w:t>
-      </w:r>
-    </w:p>
-    <w:p>
-      <w:r>
-        <w:t xml:space="preserve">This is the market's genuine talent: not predicting the decision, but </w:t>
-      </w:r>
-      <w:r>
-        <w:rPr>
-          <w:b/>
-        </w:rPr>
-        <w:t xml:space="preserve">pricing its consequences once it's made.</w:t>
-      </w:r>
-      <w:r>
-        <w:t xml:space="preserve"> The dissertation's title — </w:t>
-      </w:r>
-      <w:r>
-        <w:rPr>
-          <w:i/>
-        </w:rPr>
-        <w:t xml:space="preserve">"cried wolf once too often"</w:t>
-      </w:r>
-      <w:r>
-        <w:t xml:space="preserve"> — is precisely the anticipation failure; the mature thesis adds that the market was never dumb, it was simply being asked the wrong question. Put a </w:t>
-      </w:r>
-      <w:r>
-        <w:rPr>
-          <w:i/>
-        </w:rPr>
-        <w:t xml:space="preserve">taken</w:t>
-      </w:r>
-      <w:r>
-        <w:t xml:space="preserve"> decision to it and it excels.</w:t>
-      </w:r>
-    </w:p>
-    <w:p>
-      <w:pPr>
-        <w:pStyle w:val="Heading3"/>
-      </w:pPr>
-      <w:r>
-        <w:t xml:space="preserve">3. The live case — Iran, June 2025</w:t>
-      </w:r>
-    </w:p>
-    <w:p>
-      <w:r>
-        <w:t xml:space="preserve">The framework applied to the present, and it behaves exactly as the theory predicts.</w:t>
-      </w:r>
-    </w:p>
-    <w:p>
-      <w:pPr>
-        <w:pStyle w:val="ListParagraph"/>
-        <w:ind w:left="360" w:hanging="360"/>
-      </w:pPr>
-      <w:r>
-        <w:t xml:space="preserve">•  </w:t>
-      </w:r>
-      <w:r>
-        <w:rPr>
-          <w:b/>
-        </w:rPr>
-        <w:t xml:space="preserve">Israel strikes Iran (13 June):</w:t>
-      </w:r>
-      <w:r>
-        <w:t xml:space="preserve"> WTI jumps +7%; the run-up peaks </w:t>
-      </w:r>
-      <w:r>
-        <w:rPr>
-          <w:b/>
-        </w:rPr>
-        <w:t xml:space="preserve">+10% ($75.89, 18 June)</w:t>
-      </w:r>
-      <w:r>
-        <w:t xml:space="preserve"> as</w:t>
-      </w:r>
-    </w:p>
-    <w:p>
-      <w:r>
-        <w:t xml:space="preserve">  the market prices the </w:t>
-      </w:r>
-      <w:r>
-        <w:rPr>
-          <w:b/>
-        </w:rPr>
-        <w:t xml:space="preserve">Hormuz-closure tail</w:t>
-      </w:r>
-      <w:r>
-        <w:t xml:space="preserve">. The risk goes entirely into the </w:t>
-      </w:r>
-      <w:r>
-        <w:rPr>
-          <w:b/>
-        </w:rPr>
-        <w:t xml:space="preserve">barrel</w:t>
-      </w:r>
-      <w:r>
-        <w:t xml:space="preserve"> —   equities barely move.</w:t>
-      </w:r>
-    </w:p>
-    <w:p>
-      <w:pPr>
-        <w:pStyle w:val="ListParagraph"/>
-        <w:ind w:left="360" w:hanging="360"/>
-      </w:pPr>
-      <w:r>
-        <w:t xml:space="preserve">•  </w:t>
-      </w:r>
-      <w:r>
-        <w:rPr>
-          <w:b/>
-        </w:rPr>
-        <w:t xml:space="preserve">US "Midnight Hammer" strike (21–22 June):</w:t>
-      </w:r>
-      <w:r>
-        <w:t xml:space="preserve"> oil </w:t>
-      </w:r>
-      <w:r>
-        <w:rPr>
-          <w:b/>
-        </w:rPr>
-        <w:t xml:space="preserve">falls</w:t>
-      </w:r>
-      <w:r>
-        <w:t xml:space="preserve"> to $69 — *even as the US directly</w:t>
-      </w:r>
-    </w:p>
-    <w:p>
-      <w:r>
-        <w:t xml:space="preserve">  enters the war* — because Iran's response was telegraphed and limited (a warned strike on Al   Udeid; the strait stayed open).</w:t>
-      </w:r>
-    </w:p>
-    <w:p>
-      <w:pPr>
-        <w:pStyle w:val="ListParagraph"/>
-        <w:ind w:left="360" w:hanging="360"/>
-      </w:pPr>
-      <w:r>
-        <w:t xml:space="preserve">•  </w:t>
-      </w:r>
-      <w:r>
-        <w:rPr>
-          <w:b/>
-        </w:rPr>
-        <w:t xml:space="preserve">Ceasefire (24 June):</w:t>
-      </w:r>
-      <w:r>
-        <w:t xml:space="preserve"> WTI </w:t>
-      </w:r>
-      <w:r>
-        <w:rPr>
-          <w:b/>
-        </w:rPr>
-        <w:t xml:space="preserve">$65.45 — below the pre-crisis level</w:t>
-      </w:r>
-      <w:r>
-        <w:t xml:space="preserve"> — and the **S&amp;P at a new</w:t>
-      </w:r>
-    </w:p>
-    <w:p>
-      <w:r>
-        <w:t xml:space="preserve">  high.** The entire premium unwound once the supply tail was removed.</w:t>
-      </w:r>
-    </w:p>
-    <w:p>
-      <w:r>
-        <w:t xml:space="preserve">Two lessons crystallize here:</w:t>
-      </w:r>
-    </w:p>
-    <w:p>
-      <w:pPr>
-        <w:pStyle w:val="ListParagraph"/>
-        <w:ind w:left="360" w:hanging="360"/>
-      </w:pPr>
-      <w:r>
-        <w:t xml:space="preserve">•  </w:t>
-      </w:r>
-      <w:r>
-        <w:rPr>
-          <w:b/>
-        </w:rPr>
-        <w:t xml:space="preserve">Oil is the instrument</w:t>
-      </w:r>
-      <w:r>
-        <w:t xml:space="preserve"> (test #2): the barrel carried the whole signal; equities made new highs</w:t>
-      </w:r>
-    </w:p>
-    <w:p>
-      <w:r>
-        <w:t xml:space="preserve">  throughout. This was priced as a </w:t>
-      </w:r>
-      <w:r>
-        <w:rPr>
-          <w:b/>
-        </w:rPr>
-        <w:t xml:space="preserve">localized energy event</w:t>
-      </w:r>
-      <w:r>
-        <w:t xml:space="preserve">, not a systemic war (discrimination).</w:t>
-      </w:r>
-    </w:p>
-    <w:p>
-      <w:pPr>
-        <w:pStyle w:val="ListParagraph"/>
-        <w:ind w:left="360" w:hanging="360"/>
-      </w:pPr>
-      <w:r>
-        <w:t xml:space="preserve">•  </w:t>
-      </w:r>
-      <w:r>
-        <w:rPr>
-          <w:b/>
-        </w:rPr>
-        <w:t xml:space="preserve">Resolution beats anticipation</w:t>
-      </w:r>
-      <w:r>
-        <w:t xml:space="preserve">: the run-up </w:t>
-      </w:r>
-      <w:r>
-        <w:rPr>
-          <w:i/>
-        </w:rPr>
-        <w:t xml:space="preserve">over-priced</w:t>
-      </w:r>
-      <w:r>
-        <w:t xml:space="preserve"> the disruption (oil ended below where</w:t>
-      </w:r>
-    </w:p>
-    <w:p>
-      <w:r>
-        <w:t xml:space="preserve">  it started — the anticipation channel was wrong), while the repricing at the decision point was   right and fast. What moved the market was never </w:t>
-      </w:r>
-      <w:r>
-        <w:rPr>
-          <w:i/>
-        </w:rPr>
-        <w:t xml:space="preserve">"is the US at war"</w:t>
-      </w:r>
-      <w:r>
-        <w:t xml:space="preserve"> but </w:t>
-      </w:r>
-      <w:r>
-        <w:rPr>
-          <w:i/>
-        </w:rPr>
-        <w:t xml:space="preserve">"will supply be cut"</w:t>
-      </w:r>
-      <w:r>
-        <w:t xml:space="preserve"> —   and the moment that resolved to </w:t>
-      </w:r>
-      <w:r>
-        <w:rPr>
-          <w:i/>
-        </w:rPr>
-        <w:t xml:space="preserve">no</w:t>
-      </w:r>
-      <w:r>
-        <w:t xml:space="preserve">, the premium was gone.</w:t>
-      </w:r>
-    </w:p>
-    <w:p>
-      <w:r>
-        <w:t xml:space="preserve">Chart: </w:t>
+        <w:t xml:space="preserve">What the Market Knows About War</w:t>
+      </w:r>
+    </w:p>
+    <w:p>
+      <w:r>
+        <w:rPr>
+          <w:i/>
+        </w:rPr>
+        <w:t xml:space="preserve">The closing essay. It states the single finding the whole book has been circling, shows it in the pre-1914 story and again in the century after, and turns it toward how to read the wars now in front of us. Sources are the chapters that precede it and the modern-arc write-ups (`docs/modern_</w:t>
+      </w:r>
+      <w:r>
+        <w:t xml:space="preserve">.md</w:t>
       </w:r>
       <w:r>
         <w:rPr>
           <w:rFonts w:ascii="Consolas" w:hAnsi="Consolas"/>
           <w:sz w:val="18"/>
         </w:rPr>
-        <w:t xml:space="preserve">war_premia/results/iran_2025_oil.svg</w:t>
-      </w:r>
-      <w:r>
-        <w:t xml:space="preserve">. Data: </w:t>
-      </w:r>
-      <w:r>
-        <w:rPr>
-          <w:rFonts w:ascii="Consolas" w:hAnsi="Consolas"/>
-          <w:sz w:val="18"/>
-        </w:rPr>
-        <w:t xml:space="preserve">war_premia/data/iran_2025.csv</w:t>
-      </w:r>
-      <w:r>
-        <w:t xml:space="preserve">.</w:t>
-      </w:r>
-    </w:p>
-    <w:p>
-      <w:pPr>
-        <w:pStyle w:val="Heading3"/>
-      </w:pPr>
-      <w:r>
-        <w:t xml:space="preserve">4. Lessons for today</w:t>
-      </w:r>
-    </w:p>
-    <w:p>
-      <w:pPr>
-        <w:pStyle w:val="ListParagraph"/>
-        <w:ind w:left="360" w:hanging="360"/>
-      </w:pPr>
-      <w:r>
-        <w:t xml:space="preserve">1.  </w:t>
-      </w:r>
-      <w:r>
-        <w:rPr>
-          <w:b/>
-        </w:rPr>
-        <w:t xml:space="preserve">Don't read market calm as a forecast of peace.</w:t>
-      </w:r>
-      <w:r>
-        <w:t xml:space="preserve"> A quiet market is not evidence war won't come</w:t>
-      </w:r>
-    </w:p>
-    <w:p>
-      <w:r>
-        <w:t xml:space="preserve">   — it may just mean the market can't price an undecided decision (July 1914) or won't survive to    collect on it (Cuba). Reading calm markets as reassurance about a Taiwan or a wider Middle East    war is the 1914 error.</w:t>
-      </w:r>
-    </w:p>
-    <w:p>
-      <w:pPr>
-        <w:pStyle w:val="ListParagraph"/>
-        <w:ind w:left="360" w:hanging="360"/>
-      </w:pPr>
-      <w:r>
-        <w:t xml:space="preserve">2.  </w:t>
-      </w:r>
-      <w:r>
-        <w:rPr>
-          <w:b/>
-        </w:rPr>
-        <w:t xml:space="preserve">Weight consequence-pricing heavily, forecasting lightly.</w:t>
-      </w:r>
-      <w:r>
-        <w:t xml:space="preserve"> Markets are a good decision-support</w:t>
-      </w:r>
-    </w:p>
-    <w:p>
-      <w:r>
-        <w:t xml:space="preserve">   tool for </w:t>
-      </w:r>
-      <w:r>
-        <w:rPr>
-          <w:i/>
-        </w:rPr>
-        <w:t xml:space="preserve">"what will this cost once we commit"</w:t>
-      </w:r>
-      <w:r>
-        <w:t xml:space="preserve"> and a poor one for </w:t>
-      </w:r>
-      <w:r>
-        <w:rPr>
-          <w:i/>
-        </w:rPr>
-        <w:t xml:space="preserve">"will they do it."</w:t>
-      </w:r>
-      <w:r>
-        <w:t xml:space="preserve"> Iran 2025    priced the </w:t>
-      </w:r>
-      <w:r>
-        <w:rPr>
-          <w:i/>
-        </w:rPr>
-        <w:t xml:space="preserve">consequence</w:t>
-      </w:r>
-      <w:r>
-        <w:t xml:space="preserve"> (strait open) correctly and the </w:t>
-      </w:r>
-      <w:r>
-        <w:rPr>
-          <w:i/>
-        </w:rPr>
-        <w:t xml:space="preserve">probability</w:t>
-      </w:r>
-      <w:r>
-        <w:t xml:space="preserve"> (the run-up spike) poorly.</w:t>
-      </w:r>
-    </w:p>
-    <w:p>
-      <w:pPr>
-        <w:pStyle w:val="ListParagraph"/>
-        <w:ind w:left="360" w:hanging="360"/>
-      </w:pPr>
-      <w:r>
-        <w:t xml:space="preserve">3.  </w:t>
-      </w:r>
-      <w:r>
-        <w:rPr>
-          <w:b/>
-        </w:rPr>
-        <w:t xml:space="preserve">Watch the exposed instrument, and watch the resolution, not the level.</w:t>
-      </w:r>
-      <w:r>
-        <w:t xml:space="preserve"> Oil for</w:t>
-      </w:r>
-    </w:p>
-    <w:p>
-      <w:r>
-        <w:t xml:space="preserve">   energy-transmitted conflict (the Gulf, Iran, 2022); reserves/FX for coercion; the target's    sovereign bonds for who bears it. The informative moment is the </w:t>
-      </w:r>
-      <w:r>
-        <w:rPr>
-          <w:b/>
-        </w:rPr>
-        <w:t xml:space="preserve">repricing at the decision</w:t>
-      </w:r>
-      <w:r>
-        <w:t xml:space="preserve">,    not the ambient calm before.</w:t>
-      </w:r>
-    </w:p>
-    <w:p>
-      <w:pPr>
-        <w:pStyle w:val="ListParagraph"/>
-        <w:ind w:left="360" w:hanging="360"/>
-      </w:pPr>
-      <w:r>
-        <w:t xml:space="preserve">4.  </w:t>
-      </w:r>
-      <w:r>
-        <w:rPr>
-          <w:b/>
-        </w:rPr>
-        <w:t xml:space="preserve">Finance is a weapon with contingent effects.</w:t>
-      </w:r>
-      <w:r>
-        <w:t xml:space="preserve"> Sanctions and reserve freezes are the modern</w:t>
-      </w:r>
-    </w:p>
-    <w:p>
-      <w:r>
-        <w:t xml:space="preserve">   coercive instrument; 2022 shows one can </w:t>
-      </w:r>
-      <w:r>
-        <w:rPr>
-          <w:i/>
-        </w:rPr>
-        <w:t xml:space="preserve">punish without halting</w:t>
-      </w:r>
-      <w:r>
-        <w:t xml:space="preserve">. Don't assume financial pressure    is decisive — its effect turns on whether the target has a survivable alternative (Japan didn't in    1941; Britain did in 1956; Russia chose to absorb it in 2022).</w:t>
-      </w:r>
-    </w:p>
-    <w:p>
-      <w:pPr>
-        <w:pStyle w:val="ListParagraph"/>
-        <w:ind w:left="360" w:hanging="360"/>
-      </w:pPr>
-      <w:r>
-        <w:t xml:space="preserve">5.  </w:t>
-      </w:r>
-      <w:r>
-        <w:rPr>
-          <w:b/>
-        </w:rPr>
-        <w:t xml:space="preserve">On existential risk, market silence means nothing.</w:t>
-      </w:r>
-      <w:r>
-        <w:t xml:space="preserve"> You cannot price what you won't survive to</w:t>
-      </w:r>
-    </w:p>
-    <w:p>
-      <w:r>
-        <w:t xml:space="preserve">   collect on — so the absence of a premium on nuclear (or arguably climate/AI tail) risk is not    evidence it is low-probability. Don't outsource existential-risk assessment to prices.</w:t>
-      </w:r>
-    </w:p>
-    <w:p>
-      <w:pPr>
-        <w:pStyle w:val="Heading3"/>
-      </w:pPr>
-      <w:r>
-        <w:t xml:space="preserve">4½. The new instrument — prediction markets and the anticipation channel</w:t>
-      </w:r>
-    </w:p>
-    <w:p>
-      <w:r>
-        <w:t xml:space="preserve">The book's central distinction is that markets are weak at </w:t>
-      </w:r>
-      <w:r>
-        <w:rPr>
-          <w:b/>
-        </w:rPr>
-        <w:t xml:space="preserve">anticipation</w:t>
-      </w:r>
-      <w:r>
-        <w:t xml:space="preserve"> and strong at </w:t>
-      </w:r>
-      <w:r>
-        <w:rPr>
-          <w:b/>
-        </w:rPr>
-        <w:t xml:space="preserve">resolution</w:t>
-      </w:r>
-      <w:r>
-        <w:t xml:space="preserve">. As of 2026 there is a new instrument that attacks the weak channel head-on: </w:t>
-      </w:r>
-      <w:r>
-        <w:rPr>
-          <w:b/>
-        </w:rPr>
-        <w:t xml:space="preserve">prediction markets</w:t>
-      </w:r>
-      <w:r>
-        <w:t xml:space="preserve"> (Polymarket, Kalshi) that price the </w:t>
-      </w:r>
-      <w:r>
-        <w:rPr>
-          <w:i/>
-        </w:rPr>
-        <w:t xml:space="preserve">political-military decision itself</w:t>
-      </w:r>
-      <w:r>
-        <w:t xml:space="preserve"> — "will US forces enter Iran," "will Hormuz stay shut 7+ days," "will Kharg Island fall" — in the open, with real money. This is the first time the anticipation channel is </w:t>
-      </w:r>
-      <w:r>
-        <w:rPr>
-          <w:b/>
-        </w:rPr>
-        <w:t xml:space="preserve">directly observable</w:t>
-      </w:r>
-      <w:r>
-        <w:t xml:space="preserve">.</w:t>
-      </w:r>
-    </w:p>
-    <w:p>
-      <w:r>
-        <w:t xml:space="preserve">Why it matters: an oil price blends the </w:t>
-      </w:r>
-      <w:r>
-        <w:rPr>
-          <w:i/>
-        </w:rPr>
-        <w:t xml:space="preserve">probability</w:t>
-      </w:r>
-      <w:r>
-        <w:t xml:space="preserve"> of disruption with its </w:t>
-      </w:r>
-      <w:r>
-        <w:rPr>
-          <w:i/>
-        </w:rPr>
-        <w:t xml:space="preserve">size</w:t>
-      </w:r>
-      <w:r>
-        <w:t xml:space="preserve">, so you could never read war-probability off it cleanly. Now you can </w:t>
-      </w:r>
-      <w:r>
-        <w:rPr>
-          <w:b/>
-        </w:rPr>
-        <w:t xml:space="preserve">decompose</w:t>
-      </w:r>
-      <w:r>
-        <w:t xml:space="preserve"> it — read </w:t>
-      </w:r>
-      <w:r>
-        <w:rPr>
-          <w:i/>
-        </w:rPr>
-        <w:t xml:space="preserve">P(disruption)</w:t>
-      </w:r>
-      <w:r>
-        <w:t xml:space="preserve"> off the prediction market and </w:t>
-      </w:r>
-      <w:r>
-        <w:rPr>
-          <w:i/>
-        </w:rPr>
-        <w:t xml:space="preserve">size</w:t>
-      </w:r>
-      <w:r>
-        <w:t xml:space="preserve"> off the oil futures curve — and in 2026 the two even move in sequence: prediction markets priced the Hormuz </w:t>
-      </w:r>
-      <w:r>
-        <w:rPr>
-          <w:b/>
-        </w:rPr>
-        <w:t xml:space="preserve">reopening</w:t>
-      </w:r>
-      <w:r>
-        <w:t xml:space="preserve"> on the US strike pause and </w:t>
-      </w:r>
-      <w:r>
-        <w:rPr>
-          <w:b/>
-        </w:rPr>
-        <w:t xml:space="preserve">oil followed</w:t>
-      </w:r>
-      <w:r>
-        <w:t xml:space="preserve">. The odds led the price.</w:t>
-      </w:r>
-    </w:p>
-    <w:p>
-      <w:r>
-        <w:t xml:space="preserve">But the hierarchy holds, and the book's own discipline applies to the new instrument:</w:t>
-      </w:r>
-    </w:p>
-    <w:p>
-      <w:pPr>
-        <w:pStyle w:val="ListParagraph"/>
-        <w:ind w:left="360" w:hanging="360"/>
-      </w:pPr>
-      <w:r>
-        <w:t xml:space="preserve">•  </w:t>
-      </w:r>
-      <w:r>
-        <w:t xml:space="preserve">Prediction markets are </w:t>
-      </w:r>
-      <w:r>
-        <w:rPr>
-          <w:b/>
-        </w:rPr>
-        <w:t xml:space="preserve">better forecasters than oil</w:t>
-      </w:r>
-      <w:r>
-        <w:t xml:space="preserve"> (finer-grained, faster) but **thin and</w:t>
-      </w:r>
-    </w:p>
-    <w:p>
-      <w:r>
-        <w:t xml:space="preserve">  manipulable*</w:t>
-      </w:r>
-      <w:r>
-        <w:rPr>
-          <w:i/>
-        </w:rPr>
-        <w:t xml:space="preserve">, so the </w:t>
-      </w:r>
-      <w:r>
-        <w:t xml:space="preserve">cried-wolf</w:t>
-      </w:r>
-      <w:r>
-        <w:rPr>
-          <w:i/>
-        </w:rPr>
-        <w:t xml:space="preserve"> caution now attaches to </w:t>
-      </w:r>
-      <w:r>
-        <w:t xml:space="preserve">them*: a moving odds line is not proof.</w:t>
-      </w:r>
-    </w:p>
-    <w:p>
-      <w:pPr>
-        <w:pStyle w:val="ListParagraph"/>
-        <w:ind w:left="360" w:hanging="360"/>
-      </w:pPr>
-      <w:r>
-        <w:t xml:space="preserve">•  </w:t>
-      </w:r>
-      <w:r>
-        <w:rPr>
-          <w:b/>
-        </w:rPr>
-        <w:t xml:space="preserve">Resolution still dominates</w:t>
-      </w:r>
-      <w:r>
-        <w:t xml:space="preserve"> — the cleanest repricing is still at the taken decision, not the</w:t>
-      </w:r>
-    </w:p>
-    <w:p>
-      <w:r>
-        <w:t xml:space="preserve">  forecast.</w:t>
-      </w:r>
-    </w:p>
-    <w:p>
-      <w:pPr>
-        <w:pStyle w:val="ListParagraph"/>
-        <w:ind w:left="360" w:hanging="360"/>
-      </w:pPr>
-      <w:r>
-        <w:t xml:space="preserve">•  </w:t>
-      </w:r>
-      <w:r>
-        <w:rPr>
-          <w:b/>
-        </w:rPr>
-        <w:t xml:space="preserve">Reflexivity is new:</w:t>
-      </w:r>
-      <w:r>
-        <w:t xml:space="preserve"> oil traders watch the odds and bettors watch oil, a feedback loop absent</w:t>
-      </w:r>
-    </w:p>
-    <w:p>
-      <w:r>
-        <w:t xml:space="preserve">  in 1914 — it can sharpen discovery or amplify noise. A live research question. </w:t>
-      </w:r>
-      <w:r>
-        <w:rPr>
-          <w:i/>
-        </w:rPr>
-        <w:t xml:space="preserve">(Full write-up:   `docs/modern_iran_2026_prediction_markets.md`.)</w:t>
-      </w:r>
-    </w:p>
-    <w:p>
-      <w:pPr>
-        <w:pStyle w:val="Heading3"/>
-      </w:pPr>
-      <w:r>
-        <w:t xml:space="preserve">5. On Iran specifically (applying the frame forward)</w:t>
-      </w:r>
-    </w:p>
-    <w:p>
-      <w:r>
-        <w:t xml:space="preserve">If the question is </w:t>
-      </w:r>
-      <w:r>
-        <w:rPr>
-          <w:i/>
-        </w:rPr>
-        <w:t xml:space="preserve">"what will the market tell us about an Iran war?"</w:t>
-      </w:r>
-      <w:r>
-        <w:t xml:space="preserve"> — the frame says:</w:t>
-      </w:r>
-    </w:p>
-    <w:p>
-      <w:pPr>
-        <w:pStyle w:val="ListParagraph"/>
-        <w:ind w:left="360" w:hanging="360"/>
-      </w:pPr>
-      <w:r>
-        <w:t xml:space="preserve">•  </w:t>
-      </w:r>
-      <w:r>
-        <w:t xml:space="preserve">Expect the signal in </w:t>
-      </w:r>
-      <w:r>
-        <w:rPr>
-          <w:b/>
-        </w:rPr>
-        <w:t xml:space="preserve">oil</w:t>
-      </w:r>
-      <w:r>
-        <w:t xml:space="preserve">, not equities, and expect the market to be </w:t>
-      </w:r>
-      <w:r>
-        <w:rPr>
-          <w:b/>
-        </w:rPr>
-        <w:t xml:space="preserve">poor at forecasting</w:t>
-      </w:r>
-    </w:p>
-    <w:p>
-      <w:r>
-        <w:t xml:space="preserve">  escalation and </w:t>
-      </w:r>
-      <w:r>
-        <w:rPr>
-          <w:b/>
-        </w:rPr>
-        <w:t xml:space="preserve">good at pricing</w:t>
-      </w:r>
-      <w:r>
-        <w:t xml:space="preserve"> each move once made (as in June 2025).</w:t>
-      </w:r>
-    </w:p>
-    <w:p>
-      <w:pPr>
-        <w:pStyle w:val="ListParagraph"/>
-        <w:ind w:left="360" w:hanging="360"/>
-      </w:pPr>
-      <w:r>
-        <w:t xml:space="preserve">•  </w:t>
-      </w:r>
-      <w:r>
-        <w:t xml:space="preserve">A calm oil price is </w:t>
-      </w:r>
-      <w:r>
-        <w:rPr>
-          <w:b/>
-        </w:rPr>
-        <w:t xml:space="preserve">not</w:t>
-      </w:r>
-      <w:r>
-        <w:t xml:space="preserve"> a forecast that nothing will happen — it is the market declining to</w:t>
-      </w:r>
-    </w:p>
-    <w:p>
-      <w:r>
-        <w:t xml:space="preserve">  handicap an undecided political choice. The informative event will be the </w:t>
-      </w:r>
-      <w:r>
-        <w:rPr>
-          <w:b/>
-        </w:rPr>
-        <w:t xml:space="preserve">resolution</w:t>
-      </w:r>
-      <w:r>
-        <w:t xml:space="preserve"> of each   step (a strike, a Hormuz threat carried out or not), where oil will reprice fast.</w:t>
-      </w:r>
-    </w:p>
-    <w:p>
-      <w:pPr>
-        <w:pStyle w:val="ListParagraph"/>
-        <w:ind w:left="360" w:hanging="360"/>
-      </w:pPr>
-      <w:r>
-        <w:t xml:space="preserve">•  </w:t>
-      </w:r>
-      <w:r>
-        <w:t xml:space="preserve">The genuine tail is </w:t>
-      </w:r>
-      <w:r>
-        <w:rPr>
-          <w:b/>
-        </w:rPr>
-        <w:t xml:space="preserve">Hormuz</w:t>
-      </w:r>
-      <w:r>
-        <w:t xml:space="preserve"> (a supply catastrophe) — a </w:t>
-      </w:r>
-      <w:r>
-        <w:rPr>
-          <w:i/>
-        </w:rPr>
-        <w:t xml:space="preserve">survivable, collectable</w:t>
-      </w:r>
-      <w:r>
-        <w:t xml:space="preserve"> risk the</w:t>
-      </w:r>
-    </w:p>
-    <w:p>
-      <w:r>
-        <w:t xml:space="preserve">  market </w:t>
-      </w:r>
-      <w:r>
-        <w:rPr>
-          <w:i/>
-        </w:rPr>
-        <w:t xml:space="preserve">can</w:t>
-      </w:r>
-      <w:r>
-        <w:t xml:space="preserve"> price, so unlike a nuclear tail it will show up in the barrel when it becomes real,   and unwind the moment it's removed. June 2025 is the template.</w:t>
+        <w:t xml:space="preserve">, </w:t>
+      </w:r>
+      <w:r>
+        <w:t xml:space="preserve">docs/synthesis_and_lessons.md`); charted series are reproducible, documentary figures carry [VERIFY].*</w:t>
       </w:r>
     </w:p>
     <w:p>
@@ -18903,33 +17007,497 @@
     </w:p>
     <w:p>
       <w:r>
-        <w:rPr>
-          <w:i/>
-        </w:rPr>
-        <w:t xml:space="preserve">Sources &amp; data: the modern-arc write-ups (`docs/modern_</w:t>
-      </w:r>
-      <w:r>
-        <w:t xml:space="preserve">.md</w:t>
-      </w:r>
-      <w:r>
-        <w:rPr>
-          <w:rFonts w:ascii="Consolas" w:hAnsi="Consolas"/>
-          <w:sz w:val="18"/>
-        </w:rPr>
-        <w:t xml:space="preserve">), the contemporaneous-attribution map (</w:t>
-      </w:r>
-      <w:r>
-        <w:t xml:space="preserve">docs/modern_contemporaneous_sources.md</w:t>
-      </w:r>
-      <w:r>
-        <w:rPr>
-          <w:rFonts w:ascii="Consolas" w:hAnsi="Consolas"/>
-          <w:sz w:val="18"/>
-        </w:rPr>
-        <w:t xml:space="preserve">), and the Kirshner rebuttal (</w:t>
-      </w:r>
-      <w:r>
-        <w:t xml:space="preserve">docs/answering_the_kirshner_critic.md`). Charted series are reproducible (Yahoo ^GSPC; FRED); documentary figures carry [VERIFY]. The distinction here is the book's conclusion — verify the tape values and cite the contemporaneous commentary before publication.*</w:t>
+        <w:t xml:space="preserve">There is one sentence under all of it, and a hundred and twenty years of prices keep writing it:</w:t>
+      </w:r>
+    </w:p>
+    <w:p>
+      <w:r>
+        <w:rPr>
+          <w:b/>
+        </w:rPr>
+        <w:t xml:space="preserve">The market is a poor prophet of whether a war will come, and a superb accountant of what it costs once the decision is taken.</w:t>
+      </w:r>
+    </w:p>
+    <w:p>
+      <w:r>
+        <w:t xml:space="preserve">Everything else in this book is a gloss on that division. There is a weak channel and a strong one. Ask the market to forecast a decision no one has yet made — </w:t>
+      </w:r>
+      <w:r>
+        <w:rPr>
+          <w:i/>
+        </w:rPr>
+        <w:t xml:space="preserve">will they go to war?</w:t>
+      </w:r>
+      <w:r>
+        <w:t xml:space="preserve"> — and it answers badly, because it is being asked to price a thing that does not yet exist. Show it a decision that has been taken, and it reprices the consequences fast and, usually, correctly. The famous conclusion that markets "never saw 1914 coming" is true and beside the point. They were never good at seeing wars coming. They were only ever good at counting the bill once the war arrived — and to read them, you have to know which question you are asking, and which instrument carries the answer.</w:t>
+      </w:r>
+    </w:p>
+    <w:p>
+      <w:pPr>
+        <w:pBdr>
+          <w:bottom w:val="single" w:sz="6" w:space="1" w:color="CCCCCC"/>
+        </w:pBdr>
+      </w:pPr>
+    </w:p>
+    <w:p>
+      <w:pPr>
+        <w:pStyle w:val="Heading3"/>
+      </w:pPr>
+      <w:r>
+        <w:t xml:space="preserve">I. The instrument, before the index</w:t>
+      </w:r>
+    </w:p>
+    <w:p>
+      <w:r>
+        <w:t xml:space="preserve">Start with the mistake everyone makes, because the pre-1914 record makes it impossible to keep making.</w:t>
+      </w:r>
+    </w:p>
+    <w:p>
+      <w:r>
+        <w:t xml:space="preserve">The mistake is to look at the index — the big, famous, liquid price — and read its calm as the absence of danger. But the signal was never in the index. It was in the </w:t>
+      </w:r>
+      <w:r>
+        <w:rPr>
+          <w:i/>
+        </w:rPr>
+        <w:t xml:space="preserve">exposed instrument</w:t>
+      </w:r>
+      <w:r>
+        <w:t xml:space="preserve">, the specific thing that would actually be hurt, and that instrument moved from crisis to crisis.</w:t>
+      </w:r>
+    </w:p>
+    <w:p>
+      <w:r>
+        <w:t xml:space="preserve">In 1905 the French war scare over Morocco did not sit in the Paris money market, which was silent. It sat in the </w:t>
+      </w:r>
+      <w:r>
+        <w:rPr>
+          <w:i/>
+        </w:rPr>
+        <w:t xml:space="preserve">fonds russes</w:t>
+      </w:r>
+      <w:r>
+        <w:t xml:space="preserve"> — the Russian bonds in French portfolios — because France's real exposure that year was the solvency of its ally, not a colony it was never going to fight over. In 1911 it sat in the Berlin exchange and the balances of the great German banks: four hundred and eighty million marks off the eight largest, the Deutsche Bank at the Foreign Office asking the government to lower its voice, while the discount rate barely told the story. In 1912 it sat in Vienna, where the Austro-Hungarian Bank marched its rate five, five and a half, six as the mobilisation ran, and a term structure inverted that London flattened to a single flat number. And in July 1914 the exposure sat, finally, in the clearing system itself — which did not price the war approaching through the whole of that quiet month, and then froze solid in a week, the Bank of England going three to ten in four days and the Stock Exchange closing for the first time in its history.</w:t>
+      </w:r>
+    </w:p>
+    <w:p>
+      <w:r>
+        <w:t xml:space="preserve">Four crises, four different instruments. The bond, the bank balance, the central-bank rate, the clearing plumbing. Read the wrong one — read the money market in 1905, or the index in any of them — and you would have concluded, wrongly, that nothing was happening. The risk lives where the exposure is, and the first discipline is to find that place before you read anything at all.</w:t>
+      </w:r>
+    </w:p>
+    <w:p>
+      <w:pPr>
+        <w:pBdr>
+          <w:bottom w:val="single" w:sz="6" w:space="1" w:color="CCCCCC"/>
+        </w:pBdr>
+      </w:pPr>
+    </w:p>
+    <w:p>
+      <w:pPr>
+        <w:pStyle w:val="Heading3"/>
+      </w:pPr>
+      <w:r>
+        <w:t xml:space="preserve">II. What the money markets discriminated — and what they could not</w:t>
+      </w:r>
+    </w:p>
+    <w:p>
+      <w:r>
+        <w:t xml:space="preserve">The pre-1914 record adds a second finding, and it is the one that makes market calm so treacherous.</w:t>
+      </w:r>
+    </w:p>
+    <w:p>
+      <w:r>
+        <w:t xml:space="preserve">Europe's money markets did not price war country by country. They priced one thing: whether a quarrel could go </w:t>
+      </w:r>
+      <w:r>
+        <w:rPr>
+          <w:i/>
+        </w:rPr>
+        <w:t xml:space="preserve">general</w:t>
+      </w:r>
+      <w:r>
+        <w:t xml:space="preserve"> — could run along the alliances until choosing a side stopped mattering. So they sorted the crises by that single criterion and by no other. They ignored two actual Balkan wars, because wars that stay local do not threaten the system, and they priced a winter of mobilisation that produced no war at all, because that winter the system nearly ran. The market was never handicapping which nation would fight. It was handicapping whether, this time, the fire would jump the firebreak.</w:t>
+      </w:r>
+    </w:p>
+    <w:p>
+      <w:r>
+        <w:t xml:space="preserve">And repeated scares that did </w:t>
+      </w:r>
+      <w:r>
+        <w:rPr>
+          <w:i/>
+        </w:rPr>
+        <w:t xml:space="preserve">not</w:t>
+      </w:r>
+      <w:r>
+        <w:t xml:space="preserve"> jump the firebreak taught it to stop flinching. This is the "cried wolf" mechanism, and it is rational: most scares fizzle, so a market that sold off on every one would bleed to death. By 1914 the tape had been desensitised by a decade of crises that resolved into conferences, and it priced the real thing at nothing until the decision was already irreversible. Calm was not a forecast of peace. It was the market declining to handicap an undecided choice — and, at the top of the ladder, it was something worse: the market cannot price a catastrophe it will not survive to collect on. That ceiling has no pre-nuclear analog, and it is the reason silence, at the extreme, means nothing at all.</w:t>
+      </w:r>
+    </w:p>
+    <w:p>
+      <w:pPr>
+        <w:pBdr>
+          <w:bottom w:val="single" w:sz="6" w:space="1" w:color="CCCCCC"/>
+        </w:pBdr>
+      </w:pPr>
+    </w:p>
+    <w:p>
+      <w:pPr>
+        <w:pStyle w:val="Heading3"/>
+      </w:pPr>
+      <w:r>
+        <w:t xml:space="preserve">III. The same finding, after 1914</w:t>
+      </w:r>
+    </w:p>
+    <w:p>
+      <w:r>
+        <w:t xml:space="preserve">The objection writes itself: this is a story about thin Edwardian data and a vanished world. It is not, and the century says so in daily prices.</w:t>
+      </w:r>
+    </w:p>
+    <w:p>
+      <w:r>
+        <w:t xml:space="preserve">Run the same two channels through everything that came after and they hold, case after case, on cleaner data than 1914 ever offered.</w:t>
+      </w:r>
+    </w:p>
+    <w:p>
+      <w:r>
+        <w:rPr>
+          <w:b/>
+        </w:rPr>
+        <w:t xml:space="preserve">Anticipation stays weak, and fails in every way a channel can fail.</w:t>
+      </w:r>
+      <w:r>
+        <w:t xml:space="preserve"> It </w:t>
+      </w:r>
+      <w:r>
+        <w:rPr>
+          <w:i/>
+        </w:rPr>
+        <w:t xml:space="preserve">cries wolf</w:t>
+      </w:r>
+      <w:r>
+        <w:t xml:space="preserve"> — Munich 1938, where the market worked the diplomatic news down on the Berchtesgaden breakdown, up on the accord, and rallied on "peace for our time," correctly pricing the resolution in front of it and utterly blind to the war eleven months out. It prices the </w:t>
+      </w:r>
+      <w:r>
+        <w:rPr>
+          <w:i/>
+        </w:rPr>
+        <w:t xml:space="preserve">wrong sign</w:t>
+      </w:r>
+      <w:r>
+        <w:t xml:space="preserve"> — 1939, when equity rose twenty-one per cent on the outbreak of the Second World War, because it was pricing the war it could profit from, not the one being fought. It is </w:t>
+      </w:r>
+      <w:r>
+        <w:rPr>
+          <w:i/>
+        </w:rPr>
+        <w:t xml:space="preserve">blindsided</w:t>
+      </w:r>
+      <w:r>
+        <w:t xml:space="preserve"> by surprise — Pearl Harbor, priced at a mere −3.8% for the entry of the United States into a world war; the fall of France, flat until the blitzkrieg was undeniable. And at the ceiling it simply </w:t>
+      </w:r>
+      <w:r>
+        <w:rPr>
+          <w:i/>
+        </w:rPr>
+        <w:t xml:space="preserve">cannot price</w:t>
+      </w:r>
+      <w:r>
+        <w:t xml:space="preserve"> — Cuba, 1962, where the premium on the end of the world was, and had to be, about nothing.</w:t>
+      </w:r>
+    </w:p>
+    <w:p>
+      <w:r>
+        <w:rPr>
+          <w:b/>
+        </w:rPr>
+        <w:t xml:space="preserve">Resolution stays strong, and reprices the instant the uncertainty collapses.</w:t>
+      </w:r>
+      <w:r>
+        <w:t xml:space="preserve"> The Munich relief rally; the Inchon recovery after Korea had first been priced as the Third World War (a −13% panic reversed within weeks); the fall of France marked correctly at −29% the moment the outcome was plain; the oil premium vanishing thirty per cent in a night when Desert Storm began, because the thing the market feared — a supply catastrophe — had resolved to no; the 2003 invasion rally. Put a </w:t>
+      </w:r>
+      <w:r>
+        <w:rPr>
+          <w:i/>
+        </w:rPr>
+        <w:t xml:space="preserve">taken</w:t>
+      </w:r>
+      <w:r>
+        <w:t xml:space="preserve"> decision to the market and it excels. It was never dumb. It was being asked the wrong question, and given the right one it answers to the day.</w:t>
+      </w:r>
+    </w:p>
+    <w:p>
+      <w:r>
+        <w:t xml:space="preserve">And the instrument keeps migrating, exactly as before. The bond in 1905 becomes the reserve account and the exchange rate in the age of coercion, and the barrel in the age of energy: the Gulf wars, Iran, and 2022 were all priced through oil, narrowly, while the equity index shrugged. In 2022 the largest land war in Europe since 1945 opened and the S&amp;P closed </w:t>
+      </w:r>
+      <w:r>
+        <w:rPr>
+          <w:i/>
+        </w:rPr>
+        <w:t xml:space="preserve">up</w:t>
+      </w:r>
+      <w:r>
+        <w:t xml:space="preserve">; the war went into Brent (ninety-nine to a hundred and thirty-three dollars in a fortnight) and into Russia's own instruments — the ruble halved, the Moscow exchange shut for a month, the first foreign-currency default since 1918 — and not into the Western index, which was never the exposure. The great markets discriminated in 2022 exactly as they had in 1912: a war that could not go general is a regional tragedy with a commodity attached.</w:t>
+      </w:r>
+    </w:p>
+    <w:p>
+      <w:pPr>
+        <w:pBdr>
+          <w:bottom w:val="single" w:sz="6" w:space="1" w:color="CCCCCC"/>
+        </w:pBdr>
+      </w:pPr>
+    </w:p>
+    <w:p>
+      <w:pPr>
+        <w:pStyle w:val="Heading3"/>
+      </w:pPr>
+      <w:r>
+        <w:t xml:space="preserve">IV. The two things the century added</w:t>
+      </w:r>
+    </w:p>
+    <w:p>
+      <w:r>
+        <w:t xml:space="preserve">The pre-1914 material could only imply two things that the modern record states in the open, and the synthesis has to carry both.</w:t>
+      </w:r>
+    </w:p>
+    <w:p>
+      <w:r>
+        <w:t xml:space="preserve">The first is </w:t>
+      </w:r>
+      <w:r>
+        <w:rPr>
+          <w:b/>
+        </w:rPr>
+        <w:t xml:space="preserve">finance as a weapon.</w:t>
+      </w:r>
+      <w:r>
+        <w:t xml:space="preserve"> In 1914 finance was a barometer — a reading of pressure, a symptom of a counterparty's condition. In the century since, it became an instrument of statecraft, wielded by states against states: the freezing of Japanese assets in 1941, the sterling run Washington declined to arrest at Suez in 1956, the three hundred billion dollars of Russian reserves immobilised in 2022. But the book's discipline governs the weapon as strictly as it governs the barometer. The </w:t>
+      </w:r>
+      <w:r>
+        <w:rPr>
+          <w:i/>
+        </w:rPr>
+        <w:t xml:space="preserve">effect</w:t>
+      </w:r>
+      <w:r>
+        <w:t xml:space="preserve"> is documented; the </w:t>
+      </w:r>
+      <w:r>
+        <w:rPr>
+          <w:i/>
+        </w:rPr>
+        <w:t xml:space="preserve">decisiveness</w:t>
+      </w:r>
+      <w:r>
+        <w:t xml:space="preserve"> is not. The 1941 freeze helped provoke the war it was meant to deter; Suez forced a retreat; 2022 punished without halting. A weapon that inflicts great pain and does not stop the enemy is a fact about capability, not outcome, and the honest sentence stays narrow: finance was used, at unprecedented scale, and it hurt, and the war continued.</w:t>
+      </w:r>
+    </w:p>
+    <w:p>
+      <w:r>
+        <w:t xml:space="preserve">The second is </w:t>
+      </w:r>
+      <w:r>
+        <w:rPr>
+          <w:b/>
+        </w:rPr>
+        <w:t xml:space="preserve">a new instrument for the weak channel.</w:t>
+      </w:r>
+      <w:r>
+        <w:t xml:space="preserve"> For a century the anticipation channel was unreadable because an oil price blends the </w:t>
+      </w:r>
+      <w:r>
+        <w:rPr>
+          <w:i/>
+        </w:rPr>
+        <w:t xml:space="preserve">probability</w:t>
+      </w:r>
+      <w:r>
+        <w:t xml:space="preserve"> of disruption with its </w:t>
+      </w:r>
+      <w:r>
+        <w:rPr>
+          <w:i/>
+        </w:rPr>
+        <w:t xml:space="preserve">size</w:t>
+      </w:r>
+      <w:r>
+        <w:t xml:space="preserve">, and you can never separate them. As of 2026 there are prediction markets — Kalshi, Polymarket — that price the political-military decision itself in the open, with real money: </w:t>
+      </w:r>
+      <w:r>
+        <w:rPr>
+          <w:i/>
+        </w:rPr>
+        <w:t xml:space="preserve">will forces enter, will the strait stay shut, will the island fall.</w:t>
+      </w:r>
+      <w:r>
+        <w:t xml:space="preserve"> For the first time the anticipation channel is directly observable, and it can be </w:t>
+      </w:r>
+      <w:r>
+        <w:rPr>
+          <w:i/>
+        </w:rPr>
+        <w:t xml:space="preserve">decomposed</w:t>
+      </w:r>
+      <w:r>
+        <w:t xml:space="preserve">: read the probability off the prediction market and the size off the oil curve. In the Iran crises the odds even began to </w:t>
+      </w:r>
+      <w:r>
+        <w:rPr>
+          <w:i/>
+        </w:rPr>
+        <w:t xml:space="preserve">lead</w:t>
+      </w:r>
+      <w:r>
+        <w:t xml:space="preserve"> the barrel — prediction markets priced the strait reopening on the strike pause, and oil followed. But the hierarchy holds and the old caution simply moves house: prediction markets are finer and faster forecasters than oil, and they are thin and manipulable, so the cried-wolf discipline now attaches to </w:t>
+      </w:r>
+      <w:r>
+        <w:rPr>
+          <w:i/>
+        </w:rPr>
+        <w:t xml:space="preserve">them</w:t>
+      </w:r>
+      <w:r>
+        <w:t xml:space="preserve"> — a moving odds line is not proof — and resolution still dominates the forecast. The instrument is new. The finding is not.</w:t>
+      </w:r>
+    </w:p>
+    <w:p>
+      <w:pPr>
+        <w:pBdr>
+          <w:bottom w:val="single" w:sz="6" w:space="1" w:color="CCCCCC"/>
+        </w:pBdr>
+      </w:pPr>
+    </w:p>
+    <w:p>
+      <w:pPr>
+        <w:pStyle w:val="Heading3"/>
+      </w:pPr>
+      <w:r>
+        <w:t xml:space="preserve">V. How to read a war today</w:t>
+      </w:r>
+    </w:p>
+    <w:p>
+      <w:r>
+        <w:t xml:space="preserve">Which turns the whole century into a small set of disciplines, and they are worth stating flatly, because they are the applications, and they are usable now — on Taiwan, on the Middle East, on whatever comes next.</w:t>
+      </w:r>
+    </w:p>
+    <w:p>
+      <w:r>
+        <w:rPr>
+          <w:b/>
+        </w:rPr>
+        <w:t xml:space="preserve">Do not read market calm as a forecast of peace.</w:t>
+      </w:r>
+      <w:r>
+        <w:t xml:space="preserve"> A quiet market is not evidence a war will not come. It may mean the market cannot price an undecided decision, or will not survive to collect on it. Reading calm on Taiwan as reassurance is the exact error of the flat tape in July 1914.</w:t>
+      </w:r>
+    </w:p>
+    <w:p>
+      <w:r>
+        <w:rPr>
+          <w:b/>
+        </w:rPr>
+        <w:t xml:space="preserve">Weight consequence-pricing heavily and forecasting lightly.</w:t>
+      </w:r>
+      <w:r>
+        <w:t xml:space="preserve"> The market is a good decision-support tool for </w:t>
+      </w:r>
+      <w:r>
+        <w:rPr>
+          <w:i/>
+        </w:rPr>
+        <w:t xml:space="preserve">what will this cost once we commit</w:t>
+      </w:r>
+      <w:r>
+        <w:t xml:space="preserve"> and a poor one for </w:t>
+      </w:r>
+      <w:r>
+        <w:rPr>
+          <w:i/>
+        </w:rPr>
+        <w:t xml:space="preserve">will they do it.</w:t>
+      </w:r>
+      <w:r>
+        <w:t xml:space="preserve"> Iran in June 2025 is the template: the run-up over-priced the disruption — oil spiked ten per cent to seventy-six dollars on the Hormuz-closure tail and then ended the crisis at sixty-five, </w:t>
+      </w:r>
+      <w:r>
+        <w:rPr>
+          <w:i/>
+        </w:rPr>
+        <w:t xml:space="preserve">below</w:t>
+      </w:r>
+      <w:r>
+        <w:t xml:space="preserve"> where it started, with the S&amp;P at a new high — while the repricing at each taken decision was fast and right. The forecast was wrong; the accounting was immaculate.</w:t>
+      </w:r>
+    </w:p>
+    <w:p>
+      <w:r>
+        <w:rPr>
+          <w:b/>
+        </w:rPr>
+        <w:t xml:space="preserve">Watch the exposed instrument, and watch the resolution, not the level.</w:t>
+      </w:r>
+      <w:r>
+        <w:t xml:space="preserve"> Oil for energy-transmitted conflict; reserves and the exchange rate for coercion; the target's own sovereign bonds for who bears the cost. And watch the </w:t>
+      </w:r>
+      <w:r>
+        <w:rPr>
+          <w:i/>
+        </w:rPr>
+        <w:t xml:space="preserve">repricing at the decision</w:t>
+      </w:r>
+      <w:r>
+        <w:t xml:space="preserve">, not the ambient calm before it. The informative moment is the collapse of uncertainty, not the silence that precedes it.</w:t>
+      </w:r>
+    </w:p>
+    <w:p>
+      <w:r>
+        <w:rPr>
+          <w:b/>
+        </w:rPr>
+        <w:t xml:space="preserve">Treat finance-as-weapon as contingent, not decisive.</w:t>
+      </w:r>
+      <w:r>
+        <w:t xml:space="preserve"> Sanctions and reserve freezes are the modern coercive instrument, and their effect turns on whether the target has a survivable alternative — Japan had none in 1941, Britain had one in 1956, Russia chose to absorb the blow in 2022. Do not assume the squeeze is the outcome.</w:t>
+      </w:r>
+    </w:p>
+    <w:p>
+      <w:r>
+        <w:rPr>
+          <w:b/>
+        </w:rPr>
+        <w:t xml:space="preserve">On existential risk, treat market silence as no evidence at all.</w:t>
+      </w:r>
+      <w:r>
+        <w:t xml:space="preserve"> You cannot price what you will not survive to collect on, so the absence of a premium on nuclear — or, arguably, on the climate and AI tails — is not evidence the probability is low. Do not outsource the assessment of an unsurvivable risk to a price that structurally cannot carry it.</w:t>
+      </w:r>
+    </w:p>
+    <w:p>
+      <w:pPr>
+        <w:pBdr>
+          <w:bottom w:val="single" w:sz="6" w:space="1" w:color="CCCCCC"/>
+        </w:pBdr>
+      </w:pPr>
+    </w:p>
+    <w:p>
+      <w:pPr>
+        <w:pStyle w:val="Heading3"/>
+      </w:pPr>
+      <w:r>
+        <w:t xml:space="preserve">VI.</w:t>
+      </w:r>
+    </w:p>
+    <w:p>
+      <w:r>
+        <w:t xml:space="preserve">The book began in the archives of one war that did not happen for nine years and then did, and it has spent a century of prices testing a single claim against everything that came after. The claim survived, on Fraktur OCR and on live terminals alike, because it was never about a period. It was about a structure: what a price can and cannot know.</w:t>
+      </w:r>
+    </w:p>
+    <w:p>
+      <w:r>
+        <w:t xml:space="preserve">A price cannot know whether men will decide to fight. It has never been able to, and the new instruments that read the decision more directly will be better at it and still not good, because the thing being priced does not exist until the men make it exist. But a price knows, with a precision nothing else in the record can match, what the fighting will cost the moment the decision is real — if you are watching the instrument that carries the exposure, at the moment the uncertainty resolves, and not the famous calm index in the quiet before.</w:t>
+      </w:r>
+    </w:p>
+    <w:p>
+      <w:r>
+        <w:t xml:space="preserve">That is what the market knows about war. Not that it is coming. Only, once it comes, exactly what it is worth — and to whom the bill is sent. The whole of this book is a manual for reading that one sentence, in whichever city, in whichever instrument, in whichever century the next war chooses to be priced.</w:t>
       </w:r>
     </w:p>
     <w:sectPr>

--- a/docs/What-Really-Matters.docx
+++ b/docs/What-Really-Matters.docx
@@ -142,7 +142,7 @@
         <w:t xml:space="preserve">•  </w:t>
       </w:r>
       <w:r>
-        <w:t xml:space="preserve">Munich, 1938</w:t>
+        <w:t xml:space="preserve">Munich, 1938 — The Relief</w:t>
       </w:r>
     </w:p>
     <w:p>
@@ -238,7 +238,7 @@
         <w:t xml:space="preserve">•  </w:t>
       </w:r>
       <w:r>
-        <w:t xml:space="preserve">Russia–Ukraine, 2022</w:t>
+        <w:t xml:space="preserve">Russia–Ukraine, 2022 — The Shrug</w:t>
       </w:r>
     </w:p>
     <w:p>
@@ -250,7 +250,7 @@
         <w:t xml:space="preserve">•  </w:t>
       </w:r>
       <w:r>
-        <w:t xml:space="preserve">Iran, 2025–26 — the Prediction-Market Era</w:t>
+        <w:t xml:space="preserve">Iran, 2025–26 — The Strait</w:t>
       </w:r>
     </w:p>
     <w:p>
@@ -8181,7 +8181,7 @@
         <w:pageBreakBefore/>
       </w:pPr>
       <w:r>
-        <w:t xml:space="preserve">Munich, 1938</w:t>
+        <w:t xml:space="preserve">Munich, 1938 — The Relief</w:t>
       </w:r>
     </w:p>
     <w:p>
@@ -14476,7 +14476,7 @@
         <w:pageBreakBefore/>
       </w:pPr>
       <w:r>
-        <w:t xml:space="preserve">Russia–Ukraine, 2022</w:t>
+        <w:t xml:space="preserve">Russia–Ukraine, 2022 — The Shrug</w:t>
       </w:r>
     </w:p>
     <w:p>
@@ -14816,1118 +14816,332 @@
         <w:pageBreakBefore/>
       </w:pPr>
       <w:r>
-        <w:t xml:space="preserve">Iran, 2025–26 — the Prediction-Market Era</w:t>
-      </w:r>
-    </w:p>
-    <w:p>
-      <w:r>
-        <w:t xml:space="preserve">Two developments the framework did not have before, both live in 2026:</w:t>
-      </w:r>
-    </w:p>
-    <w:p>
-      <w:pPr>
-        <w:pStyle w:val="ListParagraph"/>
-        <w:ind w:left="360" w:hanging="360"/>
-      </w:pPr>
-      <w:r>
-        <w:t xml:space="preserve">1.  </w:t>
-      </w:r>
-      <w:r>
-        <w:rPr>
-          <w:b/>
-        </w:rPr>
-        <w:t xml:space="preserve">The Hormuz tail *materialized</w:t>
-      </w:r>
-      <w:r>
-        <w:t xml:space="preserve">* — where June 2025 only threatened it. This is the natural</w:t>
-      </w:r>
-    </w:p>
-    <w:p>
-      <w:r>
-        <w:t xml:space="preserve">   experiment the framework predicted: a </w:t>
-      </w:r>
-      <w:r>
-        <w:rPr>
-          <w:i/>
-        </w:rPr>
-        <w:t xml:space="preserve">threat</w:t>
-      </w:r>
-      <w:r>
-        <w:t xml:space="preserve"> vs an </w:t>
-      </w:r>
-      <w:r>
-        <w:rPr>
-          <w:i/>
-        </w:rPr>
-        <w:t xml:space="preserve">actual closure</w:t>
-      </w:r>
-      <w:r>
-        <w:t xml:space="preserve"> should look completely    different in the oil price, and they do.</w:t>
-      </w:r>
-    </w:p>
-    <w:p>
-      <w:pPr>
-        <w:pStyle w:val="ListParagraph"/>
-        <w:ind w:left="360" w:hanging="360"/>
-      </w:pPr>
-      <w:r>
-        <w:t xml:space="preserve">2.  </w:t>
-      </w:r>
-      <w:r>
-        <w:rPr>
-          <w:b/>
-        </w:rPr>
-        <w:t xml:space="preserve">Prediction markets now quantify the *anticipation* channel</w:t>
-      </w:r>
-      <w:r>
-        <w:t xml:space="preserve"> — the probability of the</w:t>
-      </w:r>
-    </w:p>
-    <w:p>
-      <w:r>
-        <w:t xml:space="preserve">   political-military decision that asset prices historically could not cleanly reveal. This is a    genuine methodological change to how war risk is priced, and it maps precisely onto the book's    anticipation-vs-resolution distinction.</w:t>
-      </w:r>
+        <w:t xml:space="preserve">Iran, 2025–26 — The Strait</w:t>
+      </w:r>
+    </w:p>
+    <w:p>
+      <w:pPr>
+        <w:pStyle w:val="Heading4"/>
+      </w:pPr>
+      <w:r>
+        <w:t xml:space="preserve">Hormuz, 2025–2026</w:t>
+      </w:r>
+    </w:p>
+    <w:p>
+      <w:r>
+        <w:rPr>
+          <w:i/>
+        </w:rPr>
+        <w:t xml:space="preserve">Modern companion to the earlier chapters, and the one case in the book that is not closed. The working evidence — the FRED oil and equity series, the dated prediction-market figures, and every source — is in `modern_iran_2026_prediction_markets.md`. Prediction-market numbers are point-in-time and flagged for verification; the situation was still live as this was written.</w:t>
+      </w:r>
+    </w:p>
+    <w:p>
+      <w:pPr>
+        <w:pBdr>
+          <w:bottom w:val="single" w:sz="6" w:space="1" w:color="CCCCCC"/>
+        </w:pBdr>
+      </w:pPr>
+    </w:p>
+    <w:p>
+      <w:r>
+        <w:t xml:space="preserve">The book has spent a century arguing that markets price the consequences of a war well and forecast the decision to fight it badly, and that the signal lives in a specific exposed instrument. Iran gave both halves of that claim a controlled test, twice in two years, on the same instrument: the price of oil, moving with the Strait of Hormuz. In 2025 the strait was threatened and stayed open. In 2026 it was actually shut. The oil price treated the two as different worlds, which is exactly what the framework predicts — and along the way a new instrument appeared that reads the half of the problem the old ones never could.</w:t>
+      </w:r>
+    </w:p>
+    <w:p>
+      <w:pPr>
+        <w:pBdr>
+          <w:bottom w:val="single" w:sz="6" w:space="1" w:color="CCCCCC"/>
+        </w:pBdr>
+      </w:pPr>
     </w:p>
     <w:p>
       <w:pPr>
         <w:pStyle w:val="Heading3"/>
       </w:pPr>
       <w:r>
-        <w:t xml:space="preserve">What happened (2026)</w:t>
-      </w:r>
-    </w:p>
-    <w:p>
-      <w:r>
-        <w:t xml:space="preserve">A US–Israel–Iran war erupted in </w:t>
-      </w:r>
-      <w:r>
-        <w:rPr>
-          <w:b/>
-        </w:rPr>
-        <w:t xml:space="preserve">late February 2026</w:t>
-      </w:r>
-      <w:r>
-        <w:t xml:space="preserve">; the </w:t>
-      </w:r>
-      <w:r>
-        <w:rPr>
-          <w:b/>
-        </w:rPr>
-        <w:t xml:space="preserve">Strait of Hormuz was virtually shut</w:t>
-      </w:r>
-      <w:r>
-        <w:t xml:space="preserve"> (~8 million bbl/day removed). Oil surged </w:t>
-      </w:r>
-      <w:r>
-        <w:rPr>
-          <w:b/>
-        </w:rPr>
-        <w:t xml:space="preserve">~52% in March</w:t>
-      </w:r>
-      <w:r>
-        <w:t xml:space="preserve"> — WTI to a </w:t>
-      </w:r>
-      <w:r>
-        <w:rPr>
-          <w:b/>
-        </w:rPr>
-        <w:t xml:space="preserve">$114 peak</w:t>
-      </w:r>
-      <w:r>
-        <w:t xml:space="preserve"> (Brent ~$113) — and, crucially, </w:t>
-      </w:r>
-      <w:r>
-        <w:rPr>
-          <w:b/>
-        </w:rPr>
-        <w:t xml:space="preserve">held above $100 through April–May</w:t>
-      </w:r>
-      <w:r>
-        <w:t xml:space="preserve">, not the days-long spike-and-collapse of June 2025.</w:t>
-      </w:r>
-    </w:p>
-    <w:p>
-      <w:r>
-        <w:rPr>
-          <w:b/>
-        </w:rPr>
-        <w:t xml:space="preserve">Status as of August 2026 — live and unresolved.</w:t>
-      </w:r>
-      <w:r>
-        <w:t xml:space="preserve"> This is the </w:t>
-      </w:r>
-      <w:r>
-        <w:rPr>
-          <w:i/>
-        </w:rPr>
-        <w:t xml:space="preserve">one case in the whole arc that is not closed.</w:t>
-      </w:r>
-      <w:r>
-        <w:t xml:space="preserve"> A ceasefire around late June brought WTI back to ~$70, but it is </w:t>
-      </w:r>
-      <w:r>
-        <w:rPr>
-          <w:b/>
-        </w:rPr>
-        <w:t xml:space="preserve">fragile and repeatedly violated</w:t>
-      </w:r>
-      <w:r>
-        <w:t xml:space="preserve"> — a cargo ship attacked near Oman in the Strait, drone attacks, ceasefire-end fears — and oil has </w:t>
-      </w:r>
-      <w:r>
-        <w:rPr>
-          <w:b/>
-        </w:rPr>
-        <w:t xml:space="preserve">re-elevated to ~$75–82</w:t>
-      </w:r>
-      <w:r>
-        <w:t xml:space="preserve"> (Brent ~$79) through early August, still well above the </w:t>
-      </w:r>
-      <w:r>
-        <w:rPr>
-          <w:b/>
-        </w:rPr>
-        <w:t xml:space="preserve">$57</w:t>
-      </w:r>
-      <w:r>
-        <w:t xml:space="preserve"> January base. The situation is </w:t>
-      </w:r>
-      <w:r>
-        <w:rPr>
-          <w:b/>
-        </w:rPr>
-        <w:t xml:space="preserve">oscillating</w:t>
-      </w:r>
-      <w:r>
-        <w:t xml:space="preserve">, not settled: each violation pushes oil up, each de-escalation pulls it back. Everything below is therefore a </w:t>
-      </w:r>
-      <w:r>
-        <w:rPr>
-          <w:i/>
-        </w:rPr>
-        <w:t xml:space="preserve">real-time</w:t>
-      </w:r>
-      <w:r>
-        <w:t xml:space="preserve"> application, not a post-mortem — and that is the hardest test the framework faces.</w:t>
-      </w:r>
-    </w:p>
-    <w:p>
-      <w:pPr>
-        <w:pStyle w:val="ListParagraph"/>
-        <w:ind w:left="360" w:hanging="360"/>
-      </w:pPr>
-      <w:r>
-        <w:t xml:space="preserve">•  </w:t>
-      </w:r>
-      <w:r>
-        <w:rPr>
-          <w:b/>
-        </w:rPr>
-        <w:t xml:space="preserve">The size and *duration* discriminated threat from reality.</w:t>
-      </w:r>
-      <w:r>
-        <w:t xml:space="preserve"> June 2025 (Hormuz threatened, strait</w:t>
-      </w:r>
-    </w:p>
-    <w:p>
-      <w:r>
-        <w:t xml:space="preserve">  open): oil spiked +10% and unwound </w:t>
-      </w:r>
-      <w:r>
-        <w:rPr>
-          <w:i/>
-        </w:rPr>
-        <w:t xml:space="preserve">below</w:t>
-      </w:r>
-      <w:r>
-        <w:t xml:space="preserve"> pre-crisis within days. 2026 (Hormuz actually closed):   oil +100% and sustained for two months. </w:t>
-      </w:r>
-      <w:r>
-        <w:rPr>
-          <w:b/>
-        </w:rPr>
-        <w:t xml:space="preserve">The same instrument, two magnitudes — because the tail   was real this time.</w:t>
-      </w:r>
-      <w:r>
-        <w:t xml:space="preserve"> That is the discrimination test operating on the </w:t>
-      </w:r>
-      <w:r>
-        <w:rPr>
-          <w:i/>
-        </w:rPr>
-        <w:t xml:space="preserve">oil</w:t>
-      </w:r>
-      <w:r>
-        <w:t xml:space="preserve"> rung, in real time.</w:t>
-      </w:r>
-    </w:p>
-    <w:p>
-      <w:pPr>
-        <w:pStyle w:val="ListParagraph"/>
-        <w:ind w:left="360" w:hanging="360"/>
-      </w:pPr>
-      <w:r>
-        <w:t xml:space="preserve">•  </w:t>
-      </w:r>
-      <w:r>
-        <w:rPr>
-          <w:b/>
-        </w:rPr>
-        <w:t xml:space="preserve">Equities discriminated too.</w:t>
-      </w:r>
-      <w:r>
-        <w:t xml:space="preserve"> The S&amp;P </w:t>
-      </w:r>
-      <w:r>
-        <w:rPr>
-          <w:i/>
-        </w:rPr>
-        <w:t xml:space="preserve">dipped</w:t>
-      </w:r>
-      <w:r>
-        <w:t xml:space="preserve"> to ~6575 in April but **recovered to new highs</w:t>
-      </w:r>
-    </w:p>
-    <w:p>
-      <w:r>
-        <w:t xml:space="preserve">  (~7600) by June</w:t>
-      </w:r>
-      <w:r>
-        <w:rPr>
-          <w:b/>
-        </w:rPr>
-        <w:t xml:space="preserve">, even with a Middle East war and Hormuz shut — priced as an </w:t>
-      </w:r>
-      <w:r>
-        <w:t xml:space="preserve">energy/localized**   shock, not a systemic equity event. The 2022 finding, replayed.</w:t>
-      </w:r>
-    </w:p>
-    <w:p>
-      <w:r>
-        <w:t xml:space="preserve">Chart: </w:t>
+        <w:t xml:space="preserve">I.</w:t>
+      </w:r>
+    </w:p>
+    <w:p>
+      <w:r>
+        <w:t xml:space="preserve">June 2025 was the threat. Israel struck Iran on the thirteenth, and WTI rose about seven per cent; the run-up peaked ten per cent higher, at $75.89 on the eighteenth, as the market priced the tail everyone was watching — a closure of Hormuz, through which something like a fifth of the world's seaborne oil passes. The risk went almost entirely into the barrel; equities barely moved.</w:t>
+      </w:r>
+    </w:p>
+    <w:p>
+      <w:r>
+        <w:t xml:space="preserve">Then the decision came, and it went the other way. On the night of the twenty-first the United States struck the Iranian nuclear sites directly, entering the war — and oil </w:t>
+      </w:r>
+      <w:r>
+        <w:rPr>
+          <w:i/>
+        </w:rPr>
+        <w:t xml:space="preserve">fell</w:t>
+      </w:r>
+      <w:r>
+        <w:t xml:space="preserve">, to $69, even as the superpower joined the fight. It fell because Iran's response was telegraphed and limited: a warned strike on the American base at Al Udeid, and no move to close the strait. The thing the price had feared did not happen, and the price said so at once. The ceasefire on the twenty-fourth took WTI to $65.45, below where it had started, with the S&amp;P at a new high. The entire premium had unwound the moment the supply tail was removed.</w:t>
+      </w:r>
+    </w:p>
+    <w:p>
+      <w:r>
+        <w:t xml:space="preserve">The lesson is the book's, stated on live data. Oil was the instrument — the barrel carried the whole signal while equities made new highs throughout. And resolution beat anticipation: the run-up over-priced the disruption, so much that oil ended the crisis below where it began, while the repricing at each taken decision — the US strike, the ceasefire — was fast and right. What moved the market was never "is the United States at war" but "will the supply be cut," and the moment that resolved to no, the premium was gone.</w:t>
+      </w:r>
+    </w:p>
+    <w:p>
+      <w:pPr>
+        <w:pBdr>
+          <w:bottom w:val="single" w:sz="6" w:space="1" w:color="CCCCCC"/>
+        </w:pBdr>
+      </w:pPr>
+    </w:p>
+    <w:p>
+      <w:pPr>
+        <w:pStyle w:val="Heading3"/>
+      </w:pPr>
+      <w:r>
+        <w:t xml:space="preserve">II.</w:t>
+      </w:r>
+    </w:p>
+    <w:p>
+      <w:r>
+        <w:t xml:space="preserve">2026 was the tail itself. A US–Israel–Iran war broke out in late February, and this time the Strait of Hormuz was virtually shut, roughly eight million barrels a day removed. Oil behaved nothing like the year before: WTI surged about fifty-two per cent in March, to a peak near $114, and held above $100 through April and May — not the days-long spike-and-collapse of June 2025, but a sustained premium, because the disruption was real and continuing.</w:t>
+      </w:r>
+    </w:p>
+    <w:p>
+      <w:r>
+        <w:t xml:space="preserve">The same instrument gave two magnitudes because the tail was real the second time and not the first — the discrimination test operating on the oil rung, in real time. Equities discriminated too. The S&amp;P dipped to around 6575 in April and recovered to new highs near 7600 by June, with a Middle East war under way and the strait shut, because it was still priced as an energy and regional shock rather than a systemic one. The 2022 finding, replayed: a war that stays in the barrel and off the alliances is, to the equity index, a commodity event.</w:t>
+      </w:r>
+    </w:p>
+    <w:p>
+      <w:pPr>
+        <w:pBdr>
+          <w:bottom w:val="single" w:sz="6" w:space="1" w:color="CCCCCC"/>
+        </w:pBdr>
+      </w:pPr>
+    </w:p>
+    <w:p>
+      <w:pPr>
+        <w:pStyle w:val="Heading3"/>
+      </w:pPr>
+      <w:r>
+        <w:t xml:space="preserve">III.</w:t>
+      </w:r>
+    </w:p>
+    <w:p>
+      <w:r>
+        <w:t xml:space="preserve">The new development is the one that ties this chapter to the trading work, and it is a genuine change in how war risk can be read. Historically the market's weak channel was anticipation: you could never cleanly read "will they go to war" off an asset price, because oil blends the </w:t>
+      </w:r>
+      <w:r>
+        <w:rPr>
+          <w:i/>
+        </w:rPr>
+        <w:t xml:space="preserve">probability</w:t>
+      </w:r>
+      <w:r>
+        <w:t xml:space="preserve"> of a disruption with its </w:t>
+      </w:r>
+      <w:r>
+        <w:rPr>
+          <w:i/>
+        </w:rPr>
+        <w:t xml:space="preserve">size</w:t>
+      </w:r>
+      <w:r>
+        <w:t xml:space="preserve">, and equities blend war with the business cycle. In 2026, prediction markets priced the decision itself, in the open, with real money. Polymarket carried "US forces enter Iran by 31 December" at about ninety per cent, an outright "Iran invasion" market at thirty-six per cent on the day Iran closed the strait, and "Kharg Island falls by 30 June" — Iran's main oil terminal — at thirty-one. Kalshi ran "normal Hormuz traffic by 1 September" near forty-six per cent.</w:t>
+      </w:r>
+    </w:p>
+    <w:p>
+      <w:r>
+        <w:t xml:space="preserve">For the first time the oil premium can be decomposed. Its size is </w:t>
       </w:r>
       <w:r>
         <w:rPr>
           <w:rFonts w:ascii="Consolas" w:hAnsi="Consolas"/>
           <w:sz w:val="18"/>
         </w:rPr>
-        <w:t xml:space="preserve">war_premia/results/iran_2026_oil_and_odds.svg</w:t>
-      </w:r>
-      <w:r>
-        <w:t xml:space="preserve">. Data: </w:t>
+        <w:t xml:space="preserve">P(disruption) × size of disruption</w:t>
+      </w:r>
+      <w:r>
+        <w:t xml:space="preserve">, and now the two factors are separately visible: read the probability off Polymarket and Kalshi, and the size off the oil futures curve. The pre-1914 analyst, and the 1991 or even the 2022 one, had only the product. And the two began to move in sequence: contemporaneous reporting was explicit that the prediction markets priced Hormuz reopening after the US strike pause, "signaling lower oil prices" — the odds moved first and oil followed. This is the raw material the geopolitical sleeve reads: the decision-odds on one screen, the priced consequence on another, and the gap between them the thing to trade.</w:t>
+      </w:r>
+    </w:p>
+    <w:p>
+      <w:pPr>
+        <w:pBdr>
+          <w:bottom w:val="single" w:sz="6" w:space="1" w:color="CCCCCC"/>
+        </w:pBdr>
+      </w:pPr>
+    </w:p>
+    <w:p>
+      <w:pPr>
+        <w:pStyle w:val="Heading3"/>
+      </w:pPr>
+      <w:r>
+        <w:t xml:space="preserve">IV.</w:t>
+      </w:r>
+    </w:p>
+    <w:p>
+      <w:r>
+        <w:t xml:space="preserve">The book's own tests turn on the new instrument as readily as on the old ones. Prediction markets discriminate more finely than oil can — among US entry, invasion, days-of-closure, and Kharg falling — pricing the structure of the risk and not just its magnitude. Whether they also cry wolf is the open question: the early 2026 evidence is that they were reasonably calibrated and fast, with the invasion odds rising as the strait closed and the reopening odds rising on the strike pause and leading oil. But they are thin and manipulable, and Polymarket has had known manipulation episodes, so the cried-wolf discipline the book applied to the money market now attaches to the prediction market too — a moving odds line is a lead, not a proof, and a large bet can be a signal or a spoof.</w:t>
+      </w:r>
+    </w:p>
+    <w:p>
+      <w:r>
+        <w:t xml:space="preserve">Resolution still dominates. Even with the odds observable, the cleanest and most accurate repricing is still at the taken decision — the strait actually closing, the strike pause — not the forecast. Prediction markets improve the anticipation read; they do not overturn the finding that a market prices a decision best once it has been made. What is new is reflexivity: oil traders watch the odds and bettors watch oil, a feedback loop that did not exist in 1914, and one that can sharpen discovery or amplify noise. That is a live research question, not a settled result.</w:t>
+      </w:r>
+    </w:p>
+    <w:p>
+      <w:pPr>
+        <w:pBdr>
+          <w:bottom w:val="single" w:sz="6" w:space="1" w:color="CCCCCC"/>
+        </w:pBdr>
+      </w:pPr>
+    </w:p>
+    <w:p>
+      <w:pPr>
+        <w:pStyle w:val="Heading3"/>
+      </w:pPr>
+      <w:r>
+        <w:t xml:space="preserve">V.</w:t>
+      </w:r>
+    </w:p>
+    <w:p>
+      <w:r>
+        <w:t xml:space="preserve">This is the one case in the book that has no ending yet, and reading it honestly means saying so. As this is written, in the late summer of 2026, the war has not resolved. A ceasefire around late June took WTI back toward $70, but it has been fragile and repeatedly violated — a cargo ship attacked near Oman in the strait, drone attacks, recurring fears the truce will collapse — and oil has re-elevated to the high seventies and low eighties, well above the $57 the year opened at. The situation oscillates rather than settles: each violation pushes oil up, each de-escalation pulls it back.</w:t>
+      </w:r>
+    </w:p>
+    <w:p>
+      <w:r>
+        <w:t xml:space="preserve">Sitting in that, we are squarely in the market's weak channel, and the honesty rules bite hardest. Oil in the low eighties is a probability-weighted guess that will be wrong in one direction — it embeds the crowd's odds that the ceasefire holds against the odds it breaks, and it will look either too high or too low once the next decision resolves. The informative moments are still the resolutions, not today's level: an actual re-closure, or a genuinely durable ceasefire, will reprice oil fast and correctly, as the closure did in March and the pause did in June. The prediction markets say the crowd does not think it is over — US entry by year-end still near ninety per cent, Hormuz traffic normal by September only around forty-six — which is the anticipation read, now observable, and still thin enough to watch rather than trust.</w:t>
+      </w:r>
+    </w:p>
+    <w:p>
+      <w:r>
+        <w:t xml:space="preserve">The one thing that can be stated with confidence is the structure, not the outcome. The tail is Hormuz. It is survivable and collectable, unlike a nuclear tail, so the market </w:t>
+      </w:r>
+      <w:r>
+        <w:rPr>
+          <w:i/>
+        </w:rPr>
+        <w:t xml:space="preserve">can</w:t>
+      </w:r>
+      <w:r>
+        <w:t xml:space="preserve"> price it — and it will hold a large premium only while the strait is actually shut. How it ends is unknown, and the discipline is to say so, not to dress an anticipation guess as a forecast.</w:t>
+      </w:r>
+    </w:p>
+    <w:p>
+      <w:pPr>
+        <w:pBdr>
+          <w:bottom w:val="single" w:sz="6" w:space="1" w:color="CCCCCC"/>
+        </w:pBdr>
+      </w:pPr>
+    </w:p>
+    <w:p>
+      <w:pPr>
+        <w:pStyle w:val="Heading3"/>
+      </w:pPr>
+      <w:r>
+        <w:t xml:space="preserve">VI.</w:t>
+      </w:r>
+    </w:p>
+    <w:p>
+      <w:r>
+        <w:t xml:space="preserve">Iran is where the whole arc converges. The pre-1914 chapters found the signal in a specific exposed instrument — the </w:t>
+      </w:r>
+      <w:r>
+        <w:rPr>
+          <w:i/>
+        </w:rPr>
+        <w:t xml:space="preserve">fonds russes</w:t>
+      </w:r>
+      <w:r>
+        <w:t xml:space="preserve">, the Berlin bank balances, the Vienna rate — and here it is the barrel, carrying a war that the equity index waves through. The modern chapters found that markets price the resolution and not the forecast, and here the run-up of June 2025 over-prices a disruption that never comes while every taken decision reprices cleanly. The un-priceable ceiling holds from the other side: Hormuz shows up in the price precisely because it is survivable, where a nuclear exchange would not.</w:t>
+      </w:r>
+    </w:p>
+    <w:p>
+      <w:r>
+        <w:t xml:space="preserve">What Iran adds is the first instrument that reads the weak channel directly. For a century the anticipation problem was that a price could not tell you whether men would decide to fight. Prediction markets do not solve that — they are noisy and gameable, and the resolution still carries the cleanest signal — but they route around it enough to change the practice: read the odds for the probability, the barrel for the consequence, and the gap between them for the trade. A calm oil price is still not a forecast of peace, exactly as a calm money market was not in July 1914. But now, for the first time, you can turn to a second screen and see what the crowd thinks the decision will be — and, watching this case unfold in real time, watch the odds move the barrel and the barrel move the odds, in a loop the men of 1914 could not have imagined and would have recognised at once.</w:t>
+      </w:r>
+    </w:p>
+    <w:p>
+      <w:pPr>
+        <w:pBdr>
+          <w:bottom w:val="single" w:sz="6" w:space="1" w:color="CCCCCC"/>
+        </w:pBdr>
+      </w:pPr>
+    </w:p>
+    <w:p>
+      <w:pPr>
+        <w:pBdr>
+          <w:bottom w:val="single" w:sz="6" w:space="1" w:color="CCCCCC"/>
+        </w:pBdr>
+      </w:pPr>
+    </w:p>
+    <w:p>
+      <w:pPr>
+        <w:pStyle w:val="Heading3"/>
+      </w:pPr>
+      <w:r>
+        <w:t xml:space="preserve">NOTES</w:t>
+      </w:r>
+    </w:p>
+    <w:p>
+      <w:r>
+        <w:rPr>
+          <w:i/>
+        </w:rPr>
+        <w:t xml:space="preserve">What the prose sets aside — the flags, the live status, and the sources.</w:t>
+      </w:r>
+    </w:p>
+    <w:p>
+      <w:r>
+        <w:rPr>
+          <w:b/>
+        </w:rPr>
+        <w:t xml:space="preserve">On the price series.</w:t>
+      </w:r>
+      <w:r>
+        <w:t xml:space="preserve"> The WTI and S&amp;P moves are from FRED daily series (</w:t>
       </w:r>
       <w:r>
         <w:rPr>
           <w:rFonts w:ascii="Consolas" w:hAnsi="Consolas"/>
           <w:sz w:val="18"/>
         </w:rPr>
-        <w:t xml:space="preserve">war_premia/data/iran_2026.csv</w:t>
-      </w:r>
-      <w:r>
-        <w:t xml:space="preserve">.</w:t>
-      </w:r>
-    </w:p>
-    <w:p>
-      <w:pPr>
-        <w:pStyle w:val="Heading3"/>
-      </w:pPr>
-      <w:r>
-        <w:t xml:space="preserve">Prediction markets — the anticipation channel made observable</w:t>
-      </w:r>
-    </w:p>
-    <w:p>
-      <w:r>
-        <w:t xml:space="preserve">This is the new thing, and it is important for the book. Historically the market's </w:t>
-      </w:r>
-      <w:r>
-        <w:rPr>
-          <w:b/>
-        </w:rPr>
-        <w:t xml:space="preserve">weak channel</w:t>
-      </w:r>
-      <w:r>
-        <w:t xml:space="preserve"> was anticipation — you could never cleanly read </w:t>
-      </w:r>
-      <w:r>
-        <w:rPr>
-          <w:i/>
-        </w:rPr>
-        <w:t xml:space="preserve">"will they go to war?"</w:t>
-      </w:r>
-      <w:r>
-        <w:t xml:space="preserve"> off an asset price, because oil blends the </w:t>
-      </w:r>
-      <w:r>
-        <w:rPr>
-          <w:i/>
-        </w:rPr>
-        <w:t xml:space="preserve">probability</w:t>
-      </w:r>
-      <w:r>
-        <w:t xml:space="preserve"> of disruption with its </w:t>
-      </w:r>
-      <w:r>
-        <w:rPr>
-          <w:i/>
-        </w:rPr>
-        <w:t xml:space="preserve">size</w:t>
-      </w:r>
-      <w:r>
-        <w:t xml:space="preserve">, and equities blend war with the cycle. In 2026, prediction markets price the </w:t>
-      </w:r>
-      <w:r>
-        <w:rPr>
-          <w:b/>
-        </w:rPr>
-        <w:t xml:space="preserve">decision itself</w:t>
-      </w:r>
-      <w:r>
-        <w:t xml:space="preserve">, in the open, with real money:</w:t>
-      </w:r>
-    </w:p>
-    <w:p>
-      <w:pPr>
-        <w:pStyle w:val="ListParagraph"/>
-        <w:ind w:left="360" w:hanging="360"/>
-      </w:pPr>
-      <w:r>
-        <w:t xml:space="preserve">•  </w:t>
-      </w:r>
-      <w:r>
-        <w:rPr>
-          <w:b/>
-        </w:rPr>
-        <w:t xml:space="preserve">Polymarket:</w:t>
-      </w:r>
-      <w:r>
-        <w:t xml:space="preserve"> </w:t>
-      </w:r>
-      <w:r>
-        <w:rPr>
-          <w:i/>
-        </w:rPr>
-        <w:t xml:space="preserve">US forces enter Iran by 31 Dec</w:t>
-      </w:r>
-      <w:r>
-        <w:t xml:space="preserve"> — </w:t>
-      </w:r>
-      <w:r>
-        <w:rPr>
-          <w:b/>
-        </w:rPr>
-        <w:t xml:space="preserve">~90%</w:t>
-      </w:r>
-      <w:r>
-        <w:t xml:space="preserve"> ($115M); </w:t>
-      </w:r>
-      <w:r>
-        <w:rPr>
-          <w:b/>
-        </w:rPr>
-        <w:t xml:space="preserve">Iran invasion — 36%</w:t>
-      </w:r>
-      <w:r>
-        <w:t xml:space="preserve"> the</w:t>
-      </w:r>
-    </w:p>
-    <w:p>
-      <w:r>
-        <w:t xml:space="preserve">  day Iran fully closed Hormuz (18 Apr); </w:t>
-      </w:r>
-      <w:r>
-        <w:rPr>
-          <w:b/>
-        </w:rPr>
-        <w:t xml:space="preserve">Kharg Island</w:t>
-      </w:r>
-      <w:r>
-        <w:t xml:space="preserve"> (Iran's main oil terminal) </w:t>
-      </w:r>
-      <w:r>
-        <w:rPr>
-          <w:b/>
-        </w:rPr>
-        <w:t xml:space="preserve">31%</w:t>
-      </w:r>
-      <w:r>
-        <w:t xml:space="preserve"> to fall   by 30 June ($12M).</w:t>
-      </w:r>
-    </w:p>
-    <w:p>
-      <w:pPr>
-        <w:pStyle w:val="ListParagraph"/>
-        <w:ind w:left="360" w:hanging="360"/>
-      </w:pPr>
-      <w:r>
-        <w:t xml:space="preserve">•  </w:t>
-      </w:r>
-      <w:r>
-        <w:rPr>
-          <w:b/>
-        </w:rPr>
-        <w:t xml:space="preserve">Kalshi:</w:t>
-      </w:r>
-      <w:r>
-        <w:t xml:space="preserve"> </w:t>
-      </w:r>
-      <w:r>
-        <w:rPr>
-          <w:i/>
-        </w:rPr>
-        <w:t xml:space="preserve">normal Hormuz traffic by 1 Sep</w:t>
-      </w:r>
-      <w:r>
-        <w:t xml:space="preserve"> — </w:t>
-      </w:r>
-      <w:r>
-        <w:rPr>
-          <w:b/>
-        </w:rPr>
-        <w:t xml:space="preserve">~46%</w:t>
-      </w:r>
-      <w:r>
-        <w:t xml:space="preserve"> ($19.7M); a separate "closed 7+ days"</w:t>
-      </w:r>
-    </w:p>
-    <w:p>
-      <w:r>
-        <w:t xml:space="preserve">  market ~$7.3M.</w:t>
-      </w:r>
-    </w:p>
-    <w:p>
-      <w:r>
-        <w:t xml:space="preserve">And they </w:t>
-      </w:r>
-      <w:r>
-        <w:rPr>
-          <w:b/>
-        </w:rPr>
-        <w:t xml:space="preserve">feed back into oil pricing</w:t>
-      </w:r>
-      <w:r>
-        <w:t xml:space="preserve">: contemporaneous reporting is explicit that </w:t>
-      </w:r>
-      <w:r>
-        <w:rPr>
-          <w:i/>
-        </w:rPr>
-        <w:t xml:space="preserve">"prediction markets price in Hormuz reopening after the US strike pause, signaling lower oil prices"</w:t>
-      </w:r>
-      <w:r>
-        <w:t xml:space="preserve"> — the </w:t>
-      </w:r>
-      <w:r>
-        <w:rPr>
-          <w:b/>
-        </w:rPr>
-        <w:t xml:space="preserve">odds moved first, and oil followed.</w:t>
-      </w:r>
-      <w:r>
-        <w:t xml:space="preserve"> For the first time you can </w:t>
-      </w:r>
-      <w:r>
-        <w:rPr>
-          <w:b/>
-        </w:rPr>
-        <w:t xml:space="preserve">decompose the oil price</w:t>
-      </w:r>
-      <w:r>
-        <w:t xml:space="preserve">:</w:t>
-      </w:r>
-    </w:p>
-    <w:p>
-      <w:pPr>
-        <w:pStyle w:val="Quote"/>
-      </w:pPr>
-      <w:r>
-        <w:t xml:space="preserve">oil war-premium ≈ </w:t>
-      </w:r>
-      <w:r>
-        <w:rPr>
-          <w:b/>
-        </w:rPr>
-        <w:t xml:space="preserve">P(disruption)</w:t>
-      </w:r>
-      <w:r>
-        <w:t xml:space="preserve"> — read off Polymarket/Kalshi — </w:t>
-      </w:r>
-      <w:r>
-        <w:rPr>
-          <w:b/>
-        </w:rPr>
-        <w:t xml:space="preserve">× size of disruption</w:t>
-      </w:r>
-      <w:r>
-        <w:t xml:space="preserve"> — read off the oil futures curve.</w:t>
-      </w:r>
-    </w:p>
-    <w:p>
-      <w:r>
-        <w:t xml:space="preserve">The pre-1914 economist (and the 1991 or even 2022 one) had only the product; the 2026 one can see the two factors separately, and watch them move.</w:t>
-      </w:r>
-    </w:p>
-    <w:p>
-      <w:pPr>
-        <w:pStyle w:val="Heading3"/>
-      </w:pPr>
-      <w:r>
-        <w:t xml:space="preserve">The framework's own tests, applied to prediction markets</w:t>
-      </w:r>
-    </w:p>
-    <w:p>
-      <w:r>
-        <w:t xml:space="preserve">Turning the book's lenses on this new instrument:</w:t>
-      </w:r>
-    </w:p>
-    <w:p>
-      <w:pPr>
-        <w:pStyle w:val="ListParagraph"/>
-        <w:ind w:left="360" w:hanging="360"/>
-      </w:pPr>
-      <w:r>
-        <w:t xml:space="preserve">•  </w:t>
-      </w:r>
-      <w:r>
-        <w:rPr>
-          <w:b/>
-        </w:rPr>
-        <w:t xml:space="preserve">Discrimination, but finer-grained.</w:t>
-      </w:r>
-      <w:r>
-        <w:t xml:space="preserve"> Prediction markets discriminate </w:t>
-      </w:r>
-      <w:r>
-        <w:rPr>
-          <w:i/>
-        </w:rPr>
-        <w:t xml:space="preserve">among sub-scenarios</w:t>
-      </w:r>
-      <w:r>
-        <w:t xml:space="preserve"> the</w:t>
-      </w:r>
-    </w:p>
-    <w:p>
-      <w:r>
-        <w:t xml:space="preserve">  blunt oil price cannot — US entry vs invasion vs Hormuz-days vs Kharg falling. They price the   </w:t>
-      </w:r>
-      <w:r>
-        <w:rPr>
-          <w:i/>
-        </w:rPr>
-        <w:t xml:space="preserve">structure</w:t>
-      </w:r>
-      <w:r>
-        <w:t xml:space="preserve"> of the risk, not just its magnitude.</w:t>
-      </w:r>
-    </w:p>
-    <w:p>
-      <w:pPr>
-        <w:pStyle w:val="ListParagraph"/>
-        <w:ind w:left="360" w:hanging="360"/>
-      </w:pPr>
-      <w:r>
-        <w:t xml:space="preserve">•  </w:t>
-      </w:r>
-      <w:r>
-        <w:rPr>
-          <w:b/>
-        </w:rPr>
-        <w:t xml:space="preserve">Do they also cry wolf?</w:t>
-      </w:r>
-      <w:r>
-        <w:t xml:space="preserve"> The open question. Early 2026 evidence is that they were reasonably</w:t>
-      </w:r>
-    </w:p>
-    <w:p>
-      <w:r>
-        <w:t xml:space="preserve">  </w:t>
-      </w:r>
-      <w:r>
-        <w:rPr>
-          <w:b/>
-        </w:rPr>
-        <w:t xml:space="preserve">calibrated and fast</w:t>
-      </w:r>
-      <w:r>
-        <w:t xml:space="preserve"> (the invasion odds rose as Hormuz closed; the reopening odds rose on the   strike pause, leading oil). But they are </w:t>
-      </w:r>
-      <w:r>
-        <w:rPr>
-          <w:b/>
-        </w:rPr>
-        <w:t xml:space="preserve">thin and manipulable</w:t>
-      </w:r>
-      <w:r>
-        <w:t xml:space="preserve"> (Polymarket's known manipulation   episodes), so the "cried wolf" discipline now applies to the </w:t>
-      </w:r>
-      <w:r>
-        <w:rPr>
-          <w:i/>
-        </w:rPr>
-        <w:t xml:space="preserve">prediction</w:t>
-      </w:r>
-      <w:r>
-        <w:t xml:space="preserve"> market too: a moving odds   line is not proof, and a large bet can be a signal or a spoof.</w:t>
-      </w:r>
-    </w:p>
-    <w:p>
-      <w:pPr>
-        <w:pStyle w:val="ListParagraph"/>
-        <w:ind w:left="360" w:hanging="360"/>
-      </w:pPr>
-      <w:r>
-        <w:t xml:space="preserve">•  </w:t>
-      </w:r>
-      <w:r>
-        <w:rPr>
-          <w:b/>
-        </w:rPr>
-        <w:t xml:space="preserve">Resolution still dominates.</w:t>
-      </w:r>
-      <w:r>
-        <w:t xml:space="preserve"> Even with prediction markets, the cleanest, most accurate repricing</w:t>
-      </w:r>
-    </w:p>
-    <w:p>
-      <w:r>
-        <w:t xml:space="preserve">  is at the </w:t>
-      </w:r>
-      <w:r>
-        <w:rPr>
-          <w:b/>
-        </w:rPr>
-        <w:t xml:space="preserve">decision point</w:t>
-      </w:r>
-      <w:r>
-        <w:t xml:space="preserve"> (Hormuz actually closing; the strike pause). Prediction markets improve   the </w:t>
-      </w:r>
-      <w:r>
-        <w:rPr>
-          <w:i/>
-        </w:rPr>
-        <w:t xml:space="preserve">anticipation</w:t>
-      </w:r>
-      <w:r>
-        <w:t xml:space="preserve"> read; they do not overturn the finding that markets price a </w:t>
-      </w:r>
-      <w:r>
-        <w:rPr>
-          <w:i/>
-        </w:rPr>
-        <w:t xml:space="preserve">taken</w:t>
-      </w:r>
-      <w:r>
-        <w:t xml:space="preserve"> decision best.</w:t>
-      </w:r>
-    </w:p>
-    <w:p>
-      <w:pPr>
-        <w:pStyle w:val="ListParagraph"/>
-        <w:ind w:left="360" w:hanging="360"/>
-      </w:pPr>
-      <w:r>
-        <w:t xml:space="preserve">•  </w:t>
-      </w:r>
-      <w:r>
-        <w:rPr>
-          <w:b/>
-        </w:rPr>
-        <w:t xml:space="preserve">Reflexivity — the new caution.</w:t>
-      </w:r>
-      <w:r>
-        <w:t xml:space="preserve"> Because oil traders watch the odds and bettors watch oil, there</w:t>
-      </w:r>
-    </w:p>
-    <w:p>
-      <w:r>
-        <w:t xml:space="preserve">  is a </w:t>
-      </w:r>
-      <w:r>
-        <w:rPr>
-          <w:b/>
-        </w:rPr>
-        <w:t xml:space="preserve">feedback loop</w:t>
-      </w:r>
-      <w:r>
-        <w:t xml:space="preserve"> that did not exist in 1914. It can sharpen price discovery (decision-relevant   information aggregated faster) or amplify noise (a manipulated odds line nudging the oil price).   A live research question, not a settled result.</w:t>
-      </w:r>
-    </w:p>
-    <w:p>
-      <w:pPr>
-        <w:pStyle w:val="Heading3"/>
-      </w:pPr>
-      <w:r>
-        <w:t xml:space="preserve">Lessons for today (updating the synthesis)</w:t>
-      </w:r>
-    </w:p>
-    <w:p>
-      <w:pPr>
-        <w:pStyle w:val="ListParagraph"/>
-        <w:ind w:left="360" w:hanging="360"/>
-      </w:pPr>
-      <w:r>
-        <w:t xml:space="preserve">•  </w:t>
-      </w:r>
-      <w:r>
-        <w:rPr>
-          <w:b/>
-        </w:rPr>
-        <w:t xml:space="preserve">The anticipation problem is now partly observable.</w:t>
-      </w:r>
-      <w:r>
-        <w:t xml:space="preserve"> The century-old weakness — markets can't</w:t>
-      </w:r>
-    </w:p>
-    <w:p>
-      <w:r>
-        <w:t xml:space="preserve">  price an undecided decision — is being </w:t>
-      </w:r>
-      <w:r>
-        <w:rPr>
-          <w:b/>
-        </w:rPr>
-        <w:t xml:space="preserve">routed around</w:t>
-      </w:r>
-      <w:r>
-        <w:t xml:space="preserve"> by prediction markets that price the   decision directly. Read them for the </w:t>
-      </w:r>
-      <w:r>
-        <w:rPr>
-          <w:i/>
-        </w:rPr>
-        <w:t xml:space="preserve">probability</w:t>
-      </w:r>
-      <w:r>
-        <w:t xml:space="preserve">, oil for the </w:t>
-      </w:r>
-      <w:r>
-        <w:rPr>
-          <w:i/>
-        </w:rPr>
-        <w:t xml:space="preserve">consequence</w:t>
-      </w:r>
-      <w:r>
-        <w:t xml:space="preserve">.</w:t>
-      </w:r>
-    </w:p>
-    <w:p>
-      <w:pPr>
-        <w:pStyle w:val="ListParagraph"/>
-        <w:ind w:left="360" w:hanging="360"/>
-      </w:pPr>
-      <w:r>
-        <w:t xml:space="preserve">•  </w:t>
-      </w:r>
-      <w:r>
-        <w:rPr>
-          <w:b/>
-        </w:rPr>
-        <w:t xml:space="preserve">But the hierarchy holds.</w:t>
-      </w:r>
-      <w:r>
-        <w:t xml:space="preserve"> Prediction markets are better </w:t>
-      </w:r>
-      <w:r>
-        <w:rPr>
-          <w:i/>
-        </w:rPr>
-        <w:t xml:space="preserve">forecasters</w:t>
-      </w:r>
-      <w:r>
-        <w:t xml:space="preserve"> than oil, yet still noisy</w:t>
-      </w:r>
-    </w:p>
-    <w:p>
-      <w:r>
-        <w:t xml:space="preserve">  and manipulable; the </w:t>
-      </w:r>
-      <w:r>
-        <w:rPr>
-          <w:b/>
-        </w:rPr>
-        <w:t xml:space="preserve">resolution</w:t>
-      </w:r>
-      <w:r>
-        <w:t xml:space="preserve"> repricing remains the highest-quality signal. Use prediction   markets to watch the anticipation channel, not to trust it.</w:t>
-      </w:r>
-    </w:p>
-    <w:p>
-      <w:pPr>
-        <w:pStyle w:val="ListParagraph"/>
-        <w:ind w:left="360" w:hanging="360"/>
-      </w:pPr>
-      <w:r>
-        <w:t xml:space="preserve">•  </w:t>
-      </w:r>
-      <w:r>
-        <w:rPr>
-          <w:b/>
-        </w:rPr>
-        <w:t xml:space="preserve">For an Iran war specifically:</w:t>
-      </w:r>
-      <w:r>
-        <w:t xml:space="preserve"> the tradeable tail is </w:t>
-      </w:r>
-      <w:r>
-        <w:rPr>
-          <w:b/>
-        </w:rPr>
-        <w:t xml:space="preserve">Hormuz</w:t>
-      </w:r>
-      <w:r>
-        <w:t xml:space="preserve">, and 2026 shows exactly how it</w:t>
-      </w:r>
-    </w:p>
-    <w:p>
-      <w:r>
-        <w:t xml:space="preserve">  reads — oil holds a large premium </w:t>
-      </w:r>
-      <w:r>
-        <w:rPr>
-          <w:i/>
-        </w:rPr>
-        <w:t xml:space="preserve">only while the strait is actually shut</w:t>
-      </w:r>
-      <w:r>
-        <w:t xml:space="preserve">, and both the odds and   the price unwind on de-escalation, with the </w:t>
-      </w:r>
-      <w:r>
-        <w:rPr>
-          <w:b/>
-        </w:rPr>
-        <w:t xml:space="preserve">odds leading</w:t>
-      </w:r>
-      <w:r>
-        <w:t xml:space="preserve">. A calm oil price still is not a   forecast of peace; but now you can check the Polymarket/Kalshi line to see what the crowd thinks   the </w:t>
-      </w:r>
-      <w:r>
-        <w:rPr>
-          <w:i/>
-        </w:rPr>
-        <w:t xml:space="preserve">decision</w:t>
-      </w:r>
-      <w:r>
-        <w:t xml:space="preserve"> will be.</w:t>
-      </w:r>
-    </w:p>
-    <w:p>
-      <w:pPr>
-        <w:pStyle w:val="Heading3"/>
-      </w:pPr>
-      <w:r>
-        <w:t xml:space="preserve">Reading it in real time (August 2026) — the discipline the live case demands</w:t>
-      </w:r>
-    </w:p>
-    <w:p>
-      <w:r>
-        <w:t xml:space="preserve">Because it is unresolved, we are sitting squarely in the market's </w:t>
-      </w:r>
-      <w:r>
-        <w:rPr>
-          <w:b/>
-        </w:rPr>
-        <w:t xml:space="preserve">weak channel — anticipation</w:t>
-      </w:r>
-      <w:r>
-        <w:t xml:space="preserve"> — and the framework's honesty rules bite hardest here:</w:t>
-      </w:r>
-    </w:p>
-    <w:p>
-      <w:pPr>
-        <w:pStyle w:val="ListParagraph"/>
-        <w:ind w:left="360" w:hanging="360"/>
-      </w:pPr>
-      <w:r>
-        <w:t xml:space="preserve">•  </w:t>
-      </w:r>
-      <w:r>
-        <w:rPr>
-          <w:b/>
-        </w:rPr>
-        <w:t xml:space="preserve">Oil at ~$82 is a probability-weighted guess that will be wrong in one direction.</w:t>
-      </w:r>
-      <w:r>
-        <w:t xml:space="preserve"> It embeds the</w:t>
-      </w:r>
-    </w:p>
-    <w:p>
-      <w:r>
-        <w:t xml:space="preserve">  crowd's odds that the fragile ceasefire holds vs breaks. The framework says do </w:t>
-      </w:r>
-      <w:r>
-        <w:rPr>
-          <w:i/>
-        </w:rPr>
-        <w:t xml:space="preserve">not</w:t>
-      </w:r>
-      <w:r>
-        <w:t xml:space="preserve"> read it as a   forecast — it is the anticipation channel doing the thing it does poorly (oscillating with each   violation), and it will look either too high or too low once the next decision resolves.</w:t>
-      </w:r>
-    </w:p>
-    <w:p>
-      <w:pPr>
-        <w:pStyle w:val="ListParagraph"/>
-        <w:ind w:left="360" w:hanging="360"/>
-      </w:pPr>
-      <w:r>
-        <w:t xml:space="preserve">•  </w:t>
-      </w:r>
-      <w:r>
-        <w:rPr>
-          <w:b/>
-        </w:rPr>
-        <w:t xml:space="preserve">The informative moments are still the resolutions</w:t>
-      </w:r>
-      <w:r>
-        <w:t xml:space="preserve">, not today's level: an </w:t>
-      </w:r>
-      <w:r>
-        <w:rPr>
-          <w:i/>
-        </w:rPr>
-        <w:t xml:space="preserve">actual</w:t>
-      </w:r>
-      <w:r>
-        <w:t xml:space="preserve"> Hormuz</w:t>
-      </w:r>
-    </w:p>
-    <w:p>
-      <w:r>
-        <w:t xml:space="preserve">  closure, or a </w:t>
-      </w:r>
-      <w:r>
-        <w:rPr>
-          <w:i/>
-        </w:rPr>
-        <w:t xml:space="preserve">genuine</w:t>
-      </w:r>
-      <w:r>
-        <w:t xml:space="preserve"> durable ceasefire, will reprice oil fast and correctly — as the strait's   closure did in March and the pause did in June. Watch the events, not the ambient price.</w:t>
-      </w:r>
-    </w:p>
-    <w:p>
-      <w:pPr>
-        <w:pStyle w:val="ListParagraph"/>
-        <w:ind w:left="360" w:hanging="360"/>
-      </w:pPr>
-      <w:r>
-        <w:t xml:space="preserve">•  </w:t>
-      </w:r>
-      <w:r>
-        <w:rPr>
-          <w:b/>
-        </w:rPr>
-        <w:t xml:space="preserve">The prediction markets say the crowd thinks it isn't over</w:t>
-      </w:r>
-      <w:r>
-        <w:t xml:space="preserve"> (US entry by 31 Dec still ~90%;</w:t>
-      </w:r>
-    </w:p>
-    <w:p>
-      <w:r>
-        <w:t xml:space="preserve">  Hormuz normal by 1 Sep only ~46%) — the anticipation read, now observable, but </w:t>
-      </w:r>
-      <w:r>
-        <w:rPr>
-          <w:i/>
-        </w:rPr>
-        <w:t xml:space="preserve">thin and   manipulable</w:t>
-      </w:r>
-      <w:r>
-        <w:t xml:space="preserve">, so a lead indicator to watch, not to trust.</w:t>
-      </w:r>
-    </w:p>
-    <w:p>
-      <w:pPr>
-        <w:pStyle w:val="ListParagraph"/>
-        <w:ind w:left="360" w:hanging="360"/>
-      </w:pPr>
-      <w:r>
-        <w:t xml:space="preserve">•  </w:t>
-      </w:r>
-      <w:r>
-        <w:rPr>
-          <w:b/>
-        </w:rPr>
-        <w:t xml:space="preserve">The one thing we can state with confidence is the structure, not the outcome:</w:t>
-      </w:r>
-      <w:r>
-        <w:t xml:space="preserve"> the tail is</w:t>
-      </w:r>
-    </w:p>
-    <w:p>
-      <w:r>
-        <w:t xml:space="preserve">  Hormuz; it is </w:t>
-      </w:r>
-      <w:r>
-        <w:rPr>
-          <w:i/>
-        </w:rPr>
-        <w:t xml:space="preserve">survivable and collectable</w:t>
-      </w:r>
-      <w:r>
-        <w:t xml:space="preserve">, so the market </w:t>
-      </w:r>
-      <w:r>
-        <w:rPr>
-          <w:i/>
-        </w:rPr>
-        <w:t xml:space="preserve">can</w:t>
-      </w:r>
-      <w:r>
-        <w:t xml:space="preserve"> price it; and it will hold a large   premium </w:t>
-      </w:r>
-      <w:r>
-        <w:rPr>
-          <w:b/>
-        </w:rPr>
-        <w:t xml:space="preserve">only while the strait is actually shut.</w:t>
-      </w:r>
-      <w:r>
-        <w:t xml:space="preserve"> How it ends is unknown — and the discipline is   to say so, not to dress an anticipation guess as a forecast.</w:t>
-      </w:r>
-    </w:p>
-    <w:p>
-      <w:pPr>
-        <w:pStyle w:val="Heading3"/>
-      </w:pPr>
-      <w:r>
-        <w:t xml:space="preserve">Reproduce / sources</w:t>
-      </w:r>
-    </w:p>
-    <w:p>
-      <w:pPr>
-        <w:pStyle w:val="Code"/>
-      </w:pPr>
+        <w:t xml:space="preserve">DCOILWTICO</w:t>
+      </w:r>
+      <w:r>
+        <w:t xml:space="preserve">, </w:t>
+      </w:r>
       <w:r>
         <w:rPr>
           <w:rFonts w:ascii="Consolas" w:hAnsi="Consolas"/>
           <w:sz w:val="18"/>
         </w:rPr>
-        <w:t xml:space="preserve">curl -sS "https://fred.stlouisfed.org/graph/fredgraph.csv?id=DCOILWTICO&amp;cosd=2026-01-01&amp;coed=2026-08-08"</w:t>
-      </w:r>
-    </w:p>
-    <w:p>
-      <w:pPr>
-        <w:pStyle w:val="Code"/>
-      </w:pPr>
+        <w:t xml:space="preserve">SP500</w:t>
+      </w:r>
+      <w:r>
+        <w:t xml:space="preserve">), reproducible from the identifiers in </w:t>
+      </w:r>
       <w:r>
         <w:rPr>
           <w:rFonts w:ascii="Consolas" w:hAnsi="Consolas"/>
           <w:sz w:val="18"/>
         </w:rPr>
-        <w:t xml:space="preserve">curl -sS "https://fred.stlouisfed.org/graph/fredgraph.csv?id=SP500&amp;cosd=2026-01-01&amp;coed=2026-08-08"</w:t>
-      </w:r>
-    </w:p>
-    <w:p>
-      <w:r>
-        <w:rPr>
-          <w:b/>
-        </w:rPr>
-        <w:t xml:space="preserve">Sources (verify before publication):</w:t>
-      </w:r>
-      <w:r>
-        <w:t xml:space="preserve"> Al Jazeera and Bloomberg on the 2026 Hormuz crisis; </w:t>
+        <w:t xml:space="preserve">modern_iran_2026_prediction_markets.md</w:t>
+      </w:r>
+      <w:r>
+        <w:t xml:space="preserve">. The June 2025 figures (Israel strike 13 June, the $75.89 peak on 18 June, the fall to $69 on the US strike, the $65.45 ceasefire close) and the 2026 figures (the ~52% March surge, the ~$114 WTI peak, the hold above $100 through April–May, the S&amp;P ~6575 April dip and ~7600 June high, the $57 January base and the high-$70s/low-$80s re-elevation) are read from those series and flagged for verification against the primary release.</w:t>
+      </w:r>
+    </w:p>
+    <w:p>
+      <w:r>
+        <w:rPr>
+          <w:b/>
+        </w:rPr>
+        <w:t xml:space="preserve">On the prediction-market figures.</w:t>
+      </w:r>
+      <w:r>
+        <w:t xml:space="preserve"> The Polymarket and Kalshi odds and pool sizes (US entry ~90%, invasion 36% on 18 April, Kharg 31%, Hormuz-normal-by-1-September ~46%) are point-in-time, and prediction-market prices move fast — cite each with its date. They are drawn from contemporaneous reporting (Al Jazeera and Bloomberg on the 2026 Hormuz crisis; </w:t>
       </w:r>
       <w:r>
         <w:rPr>
@@ -15936,7 +15150,7 @@
         <w:t xml:space="preserve">Bitcoin.com News</w:t>
       </w:r>
       <w:r>
-        <w:t xml:space="preserve"> ("Kalshi and Polymarket Iran Predictions: $200M+ Bet…"), </w:t>
+        <w:t xml:space="preserve">, </w:t>
       </w:r>
       <w:r>
         <w:rPr>
@@ -15945,7 +15159,7 @@
         <w:t xml:space="preserve">Seeking Alpha</w:t>
       </w:r>
       <w:r>
-        <w:t xml:space="preserve"> ("Odds of Hormuz traffic returning to normal pop as Trump halts strikes"), </w:t>
+        <w:t xml:space="preserve">, </w:t>
       </w:r>
       <w:r>
         <w:rPr>
@@ -15954,7 +15168,39 @@
         <w:t xml:space="preserve">Frontierbeat</w:t>
       </w:r>
       <w:r>
-        <w:t xml:space="preserve"> (Polymarket invasion odds 36%). Prediction-market figures are point-in-time and move fast — cite with dates. FRED oil/S&amp;P series are reproducible.</w:t>
+        <w:t xml:space="preserve"> on the Polymarket/Kalshi markets) and should be checked against the platforms' own records. The markets are thin and manipulable; treat a moving odds line as a lead indicator, not proof.</w:t>
+      </w:r>
+    </w:p>
+    <w:p>
+      <w:r>
+        <w:rPr>
+          <w:b/>
+        </w:rPr>
+        <w:t xml:space="preserve">On the live status.</w:t>
+      </w:r>
+      <w:r>
+        <w:t xml:space="preserve"> This is the only case in the book that was unresolved at the time of writing (late summer 2026). Everything in section V is a real-time application, not a post-mortem, and is written to be superseded by events. The claim that will survive is structural — the tail is Hormuz, it is priceable because survivable, and it holds a premium only while the strait is shut — not any statement about how the war ends.</w:t>
+      </w:r>
+    </w:p>
+    <w:p>
+      <w:r>
+        <w:rPr>
+          <w:b/>
+        </w:rPr>
+        <w:t xml:space="preserve">On the decomposition, stated carefully.</w:t>
+      </w:r>
+      <w:r>
+        <w:t xml:space="preserve"> That the oil war-premium can be read as </w:t>
+      </w:r>
+      <w:r>
+        <w:rPr>
+          <w:rFonts w:ascii="Consolas" w:hAnsi="Consolas"/>
+          <w:sz w:val="18"/>
+        </w:rPr>
+        <w:t xml:space="preserve">P(disruption) × size</w:t>
+      </w:r>
+      <w:r>
+        <w:t xml:space="preserve">, with the probability off the prediction market and the size off the futures curve, is an analytical convenience, not an identity the market computes. The reflexive loop between the two screens means they are not independent measurements, which is precisely the new caution this case introduces.</w:t>
       </w:r>
     </w:p>
     <w:p>
